--- a/Ringkasan-Perubahan-SASE-Docs.docx
+++ b/Ringkasan-Perubahan-SASE-Docs.docx
@@ -61,12 +61,12 @@
           <w:sz w:val="24"/>
           <w:szCs w:val="24"/>
         </w:rPr>
-        <w:t xml:space="preserve">Penyesuaian Setelah Tiga Koreksi Kontekstual</w:t>
+        <w:t xml:space="preserve">Konsolidasi Seluruh Iterasi: v1.0 → v1.2</w:t>
       </w:r>
     </w:p>
     <w:tbl>
       <w:tblPr>
-        <w:tblW w:type="dxa" w:w="9360"/>
+        <w:tblW w:type="dxa" w:w="9026"/>
         <w:tblBorders>
           <w:top w:val="single" w:color="auto" w:sz="4"/>
           <w:left w:val="single" w:color="auto" w:sz="4"/>
@@ -78,7 +78,7 @@
       </w:tblPr>
       <w:tblGrid>
         <w:gridCol w:w="2880"/>
-        <w:gridCol w:w="6480"/>
+        <w:gridCol w:w="6146"/>
       </w:tblGrid>
       <w:tr>
         <w:tc>
@@ -106,13 +106,13 @@
                 <w:sz w:val="20"/>
                 <w:szCs w:val="20"/>
               </w:rPr>
-              <w:t xml:space="preserve">Repositori</w:t>
-            </w:r>
-          </w:p>
-        </w:tc>
-        <w:tc>
-          <w:tcPr>
-            <w:tcW w:type="dxa" w:w="6480"/>
+              <w:t xml:space="preserve">Repositori dokumentasi</w:t>
+            </w:r>
+          </w:p>
+        </w:tc>
+        <w:tc>
+          <w:tcPr>
+            <w:tcW w:type="dxa" w:w="6146"/>
             <w:tcBorders>
               <w:top w:val="single" w:color="CCCCCC" w:sz="4"/>
               <w:left w:val="single" w:color="CCCCCC" w:sz="4"/>
@@ -170,7 +170,7 @@
         </w:tc>
         <w:tc>
           <w:tcPr>
-            <w:tcW w:type="dxa" w:w="6480"/>
+            <w:tcW w:type="dxa" w:w="6146"/>
             <w:tcBorders>
               <w:top w:val="single" w:color="CCCCCC" w:sz="4"/>
               <w:left w:val="single" w:color="CCCCCC" w:sz="4"/>
@@ -222,33 +222,33 @@
                 <w:sz w:val="20"/>
                 <w:szCs w:val="20"/>
               </w:rPr>
-              <w:t xml:space="preserve">Versi dokumen</w:t>
-            </w:r>
-          </w:p>
-        </w:tc>
-        <w:tc>
-          <w:tcPr>
-            <w:tcW w:type="dxa" w:w="6480"/>
-            <w:tcBorders>
-              <w:top w:val="single" w:color="CCCCCC" w:sz="4"/>
-              <w:left w:val="single" w:color="CCCCCC" w:sz="4"/>
-              <w:bottom w:val="single" w:color="CCCCCC" w:sz="4"/>
-              <w:right w:val="single" w:color="CCCCCC" w:sz="4"/>
-            </w:tcBorders>
-            <w:tcMar>
-              <w:top w:type="dxa" w:w="100"/>
-              <w:left w:type="dxa" w:w="140"/>
-              <w:bottom w:type="dxa" w:w="100"/>
-              <w:right w:type="dxa" w:w="140"/>
-            </w:tcMar>
-          </w:tcPr>
-          <w:p>
-            <w:r>
-              <w:rPr>
-                <w:sz w:val="20"/>
-                <w:szCs w:val="20"/>
-              </w:rPr>
-              <w:t xml:space="preserve">v1.1 (post-koreksi kontekstual)</w:t>
+              <w:t xml:space="preserve">Versi dokumentasi terkini</w:t>
+            </w:r>
+          </w:p>
+        </w:tc>
+        <w:tc>
+          <w:tcPr>
+            <w:tcW w:type="dxa" w:w="6146"/>
+            <w:tcBorders>
+              <w:top w:val="single" w:color="CCCCCC" w:sz="4"/>
+              <w:left w:val="single" w:color="CCCCCC" w:sz="4"/>
+              <w:bottom w:val="single" w:color="CCCCCC" w:sz="4"/>
+              <w:right w:val="single" w:color="CCCCCC" w:sz="4"/>
+            </w:tcBorders>
+            <w:tcMar>
+              <w:top w:type="dxa" w:w="100"/>
+              <w:left w:type="dxa" w:w="140"/>
+              <w:bottom w:type="dxa" w:w="100"/>
+              <w:right w:type="dxa" w:w="140"/>
+            </w:tcMar>
+          </w:tcPr>
+          <w:p>
+            <w:r>
+              <w:rPr>
+                <w:sz w:val="20"/>
+                <w:szCs w:val="20"/>
+              </w:rPr>
+              <w:t xml:space="preserve">v1.2 (post-verifikasi schema production)</w:t>
             </w:r>
           </w:p>
         </w:tc>
@@ -285,27 +285,27 @@
         </w:tc>
         <w:tc>
           <w:tcPr>
-            <w:tcW w:type="dxa" w:w="6480"/>
-            <w:tcBorders>
-              <w:top w:val="single" w:color="CCCCCC" w:sz="4"/>
-              <w:left w:val="single" w:color="CCCCCC" w:sz="4"/>
-              <w:bottom w:val="single" w:color="CCCCCC" w:sz="4"/>
-              <w:right w:val="single" w:color="CCCCCC" w:sz="4"/>
-            </w:tcBorders>
-            <w:tcMar>
-              <w:top w:type="dxa" w:w="100"/>
-              <w:left w:type="dxa" w:w="140"/>
-              <w:bottom w:type="dxa" w:w="100"/>
-              <w:right w:type="dxa" w:w="140"/>
-            </w:tcMar>
-          </w:tcPr>
-          <w:p>
-            <w:r>
-              <w:rPr>
-                <w:sz w:val="20"/>
-                <w:szCs w:val="20"/>
-              </w:rPr>
-              <w:t xml:space="preserve">4 Mei 2026</w:t>
+            <w:tcW w:type="dxa" w:w="6146"/>
+            <w:tcBorders>
+              <w:top w:val="single" w:color="CCCCCC" w:sz="4"/>
+              <w:left w:val="single" w:color="CCCCCC" w:sz="4"/>
+              <w:bottom w:val="single" w:color="CCCCCC" w:sz="4"/>
+              <w:right w:val="single" w:color="CCCCCC" w:sz="4"/>
+            </w:tcBorders>
+            <w:tcMar>
+              <w:top w:type="dxa" w:w="100"/>
+              <w:left w:type="dxa" w:w="140"/>
+              <w:bottom w:type="dxa" w:w="100"/>
+              <w:right w:type="dxa" w:w="140"/>
+            </w:tcMar>
+          </w:tcPr>
+          <w:p>
+            <w:r>
+              <w:rPr>
+                <w:sz w:val="20"/>
+                <w:szCs w:val="20"/>
+              </w:rPr>
+              <w:t xml:space="preserve">5 Mei 2026</w:t>
             </w:r>
           </w:p>
         </w:tc>
@@ -342,7 +342,7 @@
         </w:tc>
         <w:tc>
           <w:tcPr>
-            <w:tcW w:type="dxa" w:w="6480"/>
+            <w:tcW w:type="dxa" w:w="6146"/>
             <w:tcBorders>
               <w:top w:val="single" w:color="CCCCCC" w:sz="4"/>
               <w:left w:val="single" w:color="CCCCCC" w:sz="4"/>
@@ -363,6 +363,66 @@
                 <w:szCs w:val="20"/>
               </w:rPr>
               <w:t xml:space="preserve">Live, build sukses, semua URL HTTP 200</w:t>
+            </w:r>
+          </w:p>
+        </w:tc>
+      </w:tr>
+      <w:tr>
+        <w:tc>
+          <w:tcPr>
+            <w:tcW w:type="dxa" w:w="2880"/>
+            <w:tcBorders>
+              <w:top w:val="single" w:color="CCCCCC" w:sz="4"/>
+              <w:left w:val="single" w:color="CCCCCC" w:sz="4"/>
+              <w:bottom w:val="single" w:color="CCCCCC" w:sz="4"/>
+              <w:right w:val="single" w:color="CCCCCC" w:sz="4"/>
+            </w:tcBorders>
+            <w:shd w:fill="D9E2F3" w:val="clear"/>
+            <w:tcMar>
+              <w:top w:type="dxa" w:w="100"/>
+              <w:left w:type="dxa" w:w="140"/>
+              <w:bottom w:type="dxa" w:w="100"/>
+              <w:right w:type="dxa" w:w="140"/>
+            </w:tcMar>
+          </w:tcPr>
+          <w:p>
+            <w:r>
+              <w:rPr>
+                <w:b/>
+                <w:bCs/>
+                <w:sz w:val="20"/>
+                <w:szCs w:val="20"/>
+              </w:rPr>
+              <w:t xml:space="preserve">Komitmen utama</w:t>
+            </w:r>
+          </w:p>
+        </w:tc>
+        <w:tc>
+          <w:tcPr>
+            <w:tcW w:type="dxa" w:w="6146"/>
+            <w:tcBorders>
+              <w:top w:val="single" w:color="CCCCCC" w:sz="4"/>
+              <w:left w:val="single" w:color="CCCCCC" w:sz="4"/>
+              <w:bottom w:val="single" w:color="CCCCCC" w:sz="4"/>
+              <w:right w:val="single" w:color="CCCCCC" w:sz="4"/>
+            </w:tcBorders>
+            <w:tcMar>
+              <w:top w:type="dxa" w:w="100"/>
+              <w:left w:type="dxa" w:w="140"/>
+              <w:bottom w:type="dxa" w:w="100"/>
+              <w:right w:type="dxa" w:w="140"/>
+            </w:tcMar>
+          </w:tcPr>
+          <w:p>
+            <w:r>
+              <w:rPr>
+                <w:b/>
+                <w:bCs/>
+                <w:color w:val="C00000"/>
+                <w:sz w:val="20"/>
+                <w:szCs w:val="20"/>
+              </w:rPr>
+              <w:t xml:space="preserve">Tidak ada perubahan apa pun ke schema Supabase production</w:t>
             </w:r>
           </w:p>
         </w:tc>
@@ -379,23 +439,142 @@
         <w:spacing w:after="200" w:before="360"/>
       </w:pPr>
       <w:r>
+        <w:t xml:space="preserve">Daftar Isi</w:t>
+      </w:r>
+    </w:p>
+    <w:p>
+      <w:pPr>
+        <w:pStyle w:val="ListParagraph"/>
+        <w:numPr>
+          <w:ilvl w:val="0"/>
+          <w:numId w:val="2"/>
+        </w:numPr>
+        <w:spacing w:after="80"/>
+      </w:pPr>
+      <w:r>
         <w:t xml:space="preserve">1. Pengantar</w:t>
       </w:r>
     </w:p>
     <w:p>
       <w:pPr>
-        <w:spacing w:after="120" w:before="0"/>
-      </w:pPr>
-      <w:r>
-        <w:t xml:space="preserve">Dokumen ini merangkum perubahan yang dilakukan pada panduan dokumentasi refactor SASE (Secure Access Service Edge) untuk aplikasi desktop Hermes Network 360 Guard. Versi awal dokumentasi (v1.0) dipublikasikan pada arsitektur awal yang ternyata mengandung tiga asumsi yang tidak sesuai dengan konteks deployment aktual Hermes Network. Setelah tiga koreksi diberikan, seluruh bab yang terdampak ditulis ulang secara substansial.</w:t>
-      </w:r>
-    </w:p>
-    <w:p>
-      <w:pPr>
-        <w:spacing w:after="120" w:before="0"/>
-      </w:pPr>
-      <w:r>
-        <w:t xml:space="preserve">Tujuan ringkasan ini adalah memberi gambaran cepat kepada tim engineering, ops, dan stakeholder mengenai apa yang berubah, mengapa, dan implikasinya terhadap implementasi yang akan datang.</w:t>
+        <w:pStyle w:val="ListParagraph"/>
+        <w:numPr>
+          <w:ilvl w:val="0"/>
+          <w:numId w:val="2"/>
+        </w:numPr>
+        <w:spacing w:after="80"/>
+      </w:pPr>
+      <w:r>
+        <w:t xml:space="preserve">2. Iterasi v1.0 → Versi Awal</w:t>
+      </w:r>
+    </w:p>
+    <w:p>
+      <w:pPr>
+        <w:pStyle w:val="ListParagraph"/>
+        <w:numPr>
+          <w:ilvl w:val="0"/>
+          <w:numId w:val="2"/>
+        </w:numPr>
+        <w:spacing w:after="80"/>
+      </w:pPr>
+      <w:r>
+        <w:t xml:space="preserve">3. Iterasi v1.1 → Tiga Koreksi Kontekstual</w:t>
+      </w:r>
+    </w:p>
+    <w:p>
+      <w:pPr>
+        <w:pStyle w:val="ListParagraph"/>
+        <w:numPr>
+          <w:ilvl w:val="0"/>
+          <w:numId w:val="2"/>
+        </w:numPr>
+        <w:spacing w:after="80"/>
+      </w:pPr>
+      <w:r>
+        <w:t xml:space="preserve">4. Iterasi v1.2 → Verifikasi Schema Production</w:t>
+      </w:r>
+    </w:p>
+    <w:p>
+      <w:pPr>
+        <w:pStyle w:val="ListParagraph"/>
+        <w:numPr>
+          <w:ilvl w:val="0"/>
+          <w:numId w:val="2"/>
+        </w:numPr>
+        <w:spacing w:after="80"/>
+      </w:pPr>
+      <w:r>
+        <w:t xml:space="preserve">5. Asumsi yang Gugur vs Realitas Production</w:t>
+      </w:r>
+    </w:p>
+    <w:p>
+      <w:pPr>
+        <w:pStyle w:val="ListParagraph"/>
+        <w:numPr>
+          <w:ilvl w:val="0"/>
+          <w:numId w:val="2"/>
+        </w:numPr>
+        <w:spacing w:after="80"/>
+      </w:pPr>
+      <w:r>
+        <w:t xml:space="preserve">6. Arsitektur Akhir</w:t>
+      </w:r>
+    </w:p>
+    <w:p>
+      <w:pPr>
+        <w:pStyle w:val="ListParagraph"/>
+        <w:numPr>
+          <w:ilvl w:val="0"/>
+          <w:numId w:val="2"/>
+        </w:numPr>
+        <w:spacing w:after="80"/>
+      </w:pPr>
+      <w:r>
+        <w:t xml:space="preserve">7. Statistik Kumulatif</w:t>
+      </w:r>
+    </w:p>
+    <w:p>
+      <w:pPr>
+        <w:pStyle w:val="ListParagraph"/>
+        <w:numPr>
+          <w:ilvl w:val="0"/>
+          <w:numId w:val="2"/>
+        </w:numPr>
+        <w:spacing w:after="80"/>
+      </w:pPr>
+      <w:r>
+        <w:t xml:space="preserve">8. Komitmen Tidak Ubah Supabase</w:t>
+      </w:r>
+    </w:p>
+    <w:p>
+      <w:pPr>
+        <w:pStyle w:val="ListParagraph"/>
+        <w:numPr>
+          <w:ilvl w:val="0"/>
+          <w:numId w:val="2"/>
+        </w:numPr>
+        <w:spacing w:after="80"/>
+      </w:pPr>
+      <w:r>
+        <w:t xml:space="preserve">9. Tindak Lanjut</w:t>
+      </w:r>
+    </w:p>
+    <w:p>
+      <w:pPr>
+        <w:pStyle w:val="ListParagraph"/>
+        <w:numPr>
+          <w:ilvl w:val="0"/>
+          <w:numId w:val="2"/>
+        </w:numPr>
+        <w:spacing w:after="80"/>
+      </w:pPr>
+      <w:r>
+        <w:t xml:space="preserve">10. Penutup</w:t>
+      </w:r>
+    </w:p>
+    <w:p>
+      <w:r>
+        <w:br w:type="page"/>
       </w:r>
     </w:p>
     <w:p>
@@ -404,7 +583,7 @@
         <w:spacing w:after="200" w:before="360"/>
       </w:pPr>
       <w:r>
-        <w:t xml:space="preserve">2. Tiga Koreksi Kontekstual</w:t>
+        <w:t xml:space="preserve">1. Pengantar</w:t>
       </w:r>
     </w:p>
     <w:p>
@@ -412,7 +591,48 @@
         <w:spacing w:after="120" w:before="0"/>
       </w:pPr>
       <w:r>
-        <w:t xml:space="preserve">Tiga koreksi yang diterima dari tim Hermes Network membentuk arah revisi dokumentasi:</w:t>
+        <w:t xml:space="preserve">Dokumen ini merangkum seluruh perubahan yang dilakukan terhadap panduan dokumentasi refactor SASE (Secure Access Service Edge) untuk aplikasi desktop Hermes Network 360 Guard. Dokumentasi awal (v1.0) ditulis berdasarkan praktik umum SASE dengan WireGuard, namun kemudian mengalami dua tahap revisi besar berdasarkan masukan dari tim Hermes Network.</w:t>
+      </w:r>
+    </w:p>
+    <w:p>
+      <w:pPr>
+        <w:spacing w:after="120" w:before="0"/>
+      </w:pPr>
+      <w:r>
+        <w:t xml:space="preserve">Iterasi v1.1 (Tahap 1) menerapkan tiga koreksi kontekstual mengenai infrastruktur deployment Hermes. Iterasi v1.2 (Tahap 2) memvalidasi seluruh dokumentasi terhadap schema Supabase production yang sebenarnya, sehingga semua rekomendasi yang membutuhkan perubahan database dihapus.</w:t>
+      </w:r>
+    </w:p>
+    <w:p>
+      <w:pPr>
+        <w:spacing w:after="120" w:before="0"/>
+      </w:pPr>
+      <w:r>
+        <w:t xml:space="preserve">Hasil akhir adalah dokumentasi yang siap dipakai oleh tim engineering untuk memulai implementasi tanpa harus menunggu DBA, tanpa migrasi database, dan tanpa perubahan operasional di sisi Supabase. Audiensi dokumen ini adalah engineering, ops, security, dan stakeholder teknis yang perlu memahami trajectory revisi dokumentasi.</w:t>
+      </w:r>
+    </w:p>
+    <w:p>
+      <w:pPr>
+        <w:pStyle w:val="Heading1"/>
+        <w:spacing w:after="200" w:before="360"/>
+      </w:pPr>
+      <w:r>
+        <w:t xml:space="preserve">2. Iterasi v1.0 — Versi Awal</w:t>
+      </w:r>
+    </w:p>
+    <w:p>
+      <w:pPr>
+        <w:spacing w:after="120" w:before="0"/>
+      </w:pPr>
+      <w:r>
+        <w:t xml:space="preserve">Versi awal dokumentasi mempresentasikan arsitektur tiga-lapis untuk SASE: (1) `TunnelSupervisor` lokal untuk lifecycle WireGuard, (2) `SaseConfigClient` untuk komunikasi backend, (3) `ConnectionService` orchestrator. WireGuard tetap menjadi data plane; tujuan refactor adalah menambah control plane untuk per-device config, key rotation, identity-aware policy, dan auditability.</w:t>
+      </w:r>
+    </w:p>
+    <w:p>
+      <w:pPr>
+        <w:spacing w:after="120" w:before="0"/>
+      </w:pPr>
+      <w:r>
+        <w:t xml:space="preserve">Versi ini ditulis dengan asumsi yang lazim untuk Supabase managed dan instalasi WireGuard yang berjalan as admin, tanpa pengetahuan mendalam tentang konstrain spesifik di lingkungan Hermes Network. Kekuatannya: pola arsitektur konsisten dengan dokumentasi TRMM yang juga ada. Kelemahannya: beberapa asumsi tidak sesuai realita.</w:t>
       </w:r>
     </w:p>
     <w:p>
@@ -421,7 +641,107 @@
         <w:spacing w:after="160" w:before="280"/>
       </w:pPr>
       <w:r>
-        <w:t xml:space="preserve">2.1. Supabase Self-Hosted Tidak Memiliki Edge Function</w:t>
+        <w:t xml:space="preserve">2.1. Asumsi pada v1.0 yang Kemudian Direvisi</w:t>
+      </w:r>
+    </w:p>
+    <w:p>
+      <w:pPr>
+        <w:pStyle w:val="ListParagraph"/>
+        <w:numPr>
+          <w:ilvl w:val="0"/>
+          <w:numId w:val="2"/>
+        </w:numPr>
+        <w:spacing w:after="80"/>
+      </w:pPr>
+      <w:r>
+        <w:t xml:space="preserve">Supabase Edge Function tersedia sebagai trust boundary untuk operasi server-side.</w:t>
+      </w:r>
+    </w:p>
+    <w:p>
+      <w:pPr>
+        <w:pStyle w:val="ListParagraph"/>
+        <w:numPr>
+          <w:ilvl w:val="0"/>
+          <w:numId w:val="2"/>
+        </w:numPr>
+        <w:spacing w:after="80"/>
+      </w:pPr>
+      <w:r>
+        <w:t xml:space="preserve">Aplikasi desktop berjalan dengan privilege administrator (atau bisa minta UAC tiap operasi).</w:t>
+      </w:r>
+    </w:p>
+    <w:p>
+      <w:pPr>
+        <w:pStyle w:val="ListParagraph"/>
+        <w:numPr>
+          <w:ilvl w:val="0"/>
+          <w:numId w:val="2"/>
+        </w:numPr>
+        <w:spacing w:after="80"/>
+      </w:pPr>
+      <w:r>
+        <w:t xml:space="preserve">Ada satu gateway SASE terpusat (sempat disebut n1.ndr24.com) yang dipopulasi oleh control plane vendor.</w:t>
+      </w:r>
+    </w:p>
+    <w:p>
+      <w:pPr>
+        <w:pStyle w:val="ListParagraph"/>
+        <w:numPr>
+          <w:ilvl w:val="0"/>
+          <w:numId w:val="2"/>
+        </w:numPr>
+        <w:spacing w:after="80"/>
+      </w:pPr>
+      <w:r>
+        <w:t xml:space="preserve">Schema Supabase dapat diperluas dengan kolom tambahan (wg_config, wg_public_key, wg_status, wg_last_handshake), trigger protect_wg_config, dan tabel sase_peer + sase_audit_log.</w:t>
+      </w:r>
+    </w:p>
+    <w:p>
+      <w:pPr>
+        <w:pStyle w:val="ListParagraph"/>
+        <w:numPr>
+          <w:ilvl w:val="0"/>
+          <w:numId w:val="2"/>
+        </w:numPr>
+        <w:spacing w:after="80"/>
+      </w:pPr>
+      <w:r>
+        <w:t xml:space="preserve">Client melakukan generate keypair lokal dan publish public key ke Supabase via UPDATE.</w:t>
+      </w:r>
+    </w:p>
+    <w:p>
+      <w:pPr>
+        <w:pStyle w:val="ListParagraph"/>
+        <w:numPr>
+          <w:ilvl w:val="0"/>
+          <w:numId w:val="2"/>
+        </w:numPr>
+        <w:spacing w:after="80"/>
+      </w:pPr>
+      <w:r>
+        <w:t xml:space="preserve">WireGuard config menggunakan PSK, MTU eksplisit, dan PersistentKeepalive.</w:t>
+      </w:r>
+    </w:p>
+    <w:p>
+      <w:pPr>
+        <w:pStyle w:val="ListParagraph"/>
+        <w:numPr>
+          <w:ilvl w:val="0"/>
+          <w:numId w:val="2"/>
+        </w:numPr>
+        <w:spacing w:after="80"/>
+      </w:pPr>
+      <w:r>
+        <w:t xml:space="preserve">Realtime subscription tersedia untuk push update saat config berubah.</w:t>
+      </w:r>
+    </w:p>
+    <w:p>
+      <w:pPr>
+        <w:pStyle w:val="Heading1"/>
+        <w:spacing w:after="200" w:before="360"/>
+      </w:pPr>
+      <w:r>
+        <w:t xml:space="preserve">3. Iterasi v1.1 — Tiga Koreksi Kontekstual</w:t>
       </w:r>
     </w:p>
     <w:p>
@@ -429,7 +749,7 @@
         <w:spacing w:after="120" w:before="0"/>
       </w:pPr>
       <w:r>
-        <w:t xml:space="preserve">Versi awal dokumentasi mengasumsikan Supabase Edge Functions tersedia sebagai trust boundary untuk operasi server-side (mirip dengan dokumen TRMM). Pada kenyataannya, Hermes Network menggunakan Supabase self-hosted, yang tidak menyertakan runtime Deno untuk Edge Functions. Komunikasi backend harus dilakukan melalui PostgREST langsung dengan Row Level Security (RLS), atau melalui REST service standalone bila diperlukan logika sisi server.</w:t>
+        <w:t xml:space="preserve">Tim Hermes Network memberikan tiga koreksi yang bersifat fundamental terhadap arsitektur deployment:</w:t>
       </w:r>
     </w:p>
     <w:p>
@@ -438,7 +758,7 @@
         <w:spacing w:after="160" w:before="280"/>
       </w:pPr>
       <w:r>
-        <w:t xml:space="preserve">2.2. Aplikasi Desktop Tidak Berjalan Sebagai Administrator</w:t>
+        <w:t xml:space="preserve">3.1. Koreksi 1 — Supabase Self-Hosted, Tanpa Edge Function</w:t>
       </w:r>
     </w:p>
     <w:p>
@@ -446,7 +766,7 @@
         <w:spacing w:after="120" w:before="0"/>
       </w:pPr>
       <w:r>
-        <w:t xml:space="preserve">Versi awal mengasumsikan operasi privileged WireGuard (instalasi Windows Service, penulisan file konfigurasi, kontrol service) dapat dilakukan langsung dari proses UI. Pada kenyataannya, HermesNetwork360Guard.exe didistribusikan ke pengguna akhir dan berjalan dalam konteks user biasa, bukan administrator. Solusi: komponen Helper Service terpisah yang berjalan sebagai LocalSystem (Windows) atau root (macOS), dengan kontrak komunikasi typed JSON-RPC over named-pipe atau unix-socket.</w:t>
+        <w:t xml:space="preserve">Hermes menggunakan Supabase self-hosted, bukan Supabase managed. Self-hosted tidak menyertakan runtime Deno untuk Edge Functions. Komunikasi backend dilakukan melalui PostgREST langsung dengan Row Level Security, atau melalui REST service standalone bila perlu logika sisi server.</w:t>
       </w:r>
     </w:p>
     <w:p>
@@ -455,7 +775,7 @@
         <w:spacing w:after="160" w:before="280"/>
       </w:pPr>
       <w:r>
-        <w:t xml:space="preserve">2.3. Konfigurasi WireGuard Disimpan Per-User di Supabase user_data</w:t>
+        <w:t xml:space="preserve">3.2. Koreksi 2 — Aplikasi Desktop Tidak Berjalan Sebagai Administrator</w:t>
       </w:r>
     </w:p>
     <w:p>
@@ -463,16 +783,16 @@
         <w:spacing w:after="120" w:before="0"/>
       </w:pPr>
       <w:r>
-        <w:t xml:space="preserve">Versi awal mengasumsikan adanya gateway SASE terpusat dengan endpoint tunggal (sempat disebut n1.ndr24.com) yang dipopulasi oleh control plane vendor SASE. Pada kenyataannya, konfigurasi WireGuard sudah disimpan per-pengguna pada tabel user_data di Supabase. Setiap pengguna memiliki endpoint, peer publickey, AllowedIPs, dan PSK sendiri yang di-populate oleh tooling administrator di luar cakupan dokumentasi ini.</w:t>
-      </w:r>
-    </w:p>
-    <w:p>
-      <w:pPr>
-        <w:pStyle w:val="Heading1"/>
-        <w:spacing w:after="200" w:before="360"/>
-      </w:pPr>
-      <w:r>
-        <w:t xml:space="preserve">3. Dampak Koreksi terhadap Struktur Dokumen</w:t>
+        <w:t xml:space="preserve">HermesNetwork360Guard.exe didistribusikan ke pengguna akhir dan berjalan dalam konteks user biasa, bukan administrator. Operasi privileged WireGuard (instalasi service, penulisan file konfigurasi, kontrol service) tidak boleh ditarik ke level UI karena akan memunculkan dialog UAC tiap operasi. Solusinya: komponen Helper Service terpisah yang berjalan sebagai LocalSystem (Windows) atau root (macOS), dengan kontrak komunikasi typed JSON-RPC over named-pipe atau unix-socket.</w:t>
+      </w:r>
+    </w:p>
+    <w:p>
+      <w:pPr>
+        <w:pStyle w:val="Heading2"/>
+        <w:spacing w:after="160" w:before="280"/>
+      </w:pPr>
+      <w:r>
+        <w:t xml:space="preserve">3.3. Koreksi 3 — WG Config Per-User di Supabase user_data</w:t>
       </w:r>
     </w:p>
     <w:p>
@@ -480,12 +800,21 @@
         <w:spacing w:after="120" w:before="0"/>
       </w:pPr>
       <w:r>
-        <w:t xml:space="preserve">Tabel berikut memetakan setiap koreksi ke bab-bab yang harus ditulis ulang dan inti perubahannya:</w:t>
+        <w:t xml:space="preserve">Tidak ada gateway SASE terpusat dengan endpoint tunggal. Setiap pengguna memiliki konfigurasi WireGuard sendiri yang sudah tersimpan di tabel user_data Supabase. Endpoint, peer publickey, AllowedIPs, dan elemen lainnya semua ditentukan per pengguna oleh tooling administrator di luar cakupan dokumentasi ini.</w:t>
+      </w:r>
+    </w:p>
+    <w:p>
+      <w:pPr>
+        <w:pStyle w:val="Heading2"/>
+        <w:spacing w:after="160" w:before="280"/>
+      </w:pPr>
+      <w:r>
+        <w:t xml:space="preserve">3.4. Dampak Koreksi pada Bab-Bab Dokumen</w:t>
       </w:r>
     </w:p>
     <w:tbl>
       <w:tblPr>
-        <w:tblW w:type="dxa" w:w="9360"/>
+        <w:tblW w:type="dxa" w:w="9026"/>
         <w:tblBorders>
           <w:top w:val="single" w:color="auto" w:sz="4"/>
           <w:left w:val="single" w:color="auto" w:sz="4"/>
@@ -496,14 +825,14 @@
         </w:tblBorders>
       </w:tblPr>
       <w:tblGrid>
-        <w:gridCol w:w="1500"/>
+        <w:gridCol w:w="1800"/>
         <w:gridCol w:w="2200"/>
-        <w:gridCol w:w="5660"/>
+        <w:gridCol w:w="5026"/>
       </w:tblGrid>
       <w:tr>
         <w:tc>
           <w:tcPr>
-            <w:tcW w:type="dxa" w:w="1500"/>
+            <w:tcW w:type="dxa" w:w="1800"/>
             <w:tcBorders>
               <w:top w:val="single" w:color="CCCCCC" w:sz="4"/>
               <w:left w:val="single" w:color="CCCCCC" w:sz="4"/>
@@ -523,6 +852,7 @@
               <w:rPr>
                 <w:b/>
                 <w:bCs/>
+                <w:color w:val="FFFFFF"/>
                 <w:sz w:val="20"/>
                 <w:szCs w:val="20"/>
               </w:rPr>
@@ -552,6 +882,7 @@
               <w:rPr>
                 <w:b/>
                 <w:bCs/>
+                <w:color w:val="FFFFFF"/>
                 <w:sz w:val="20"/>
                 <w:szCs w:val="20"/>
               </w:rPr>
@@ -561,7 +892,7 @@
         </w:tc>
         <w:tc>
           <w:tcPr>
-            <w:tcW w:type="dxa" w:w="5660"/>
+            <w:tcW w:type="dxa" w:w="5026"/>
             <w:tcBorders>
               <w:top w:val="single" w:color="CCCCCC" w:sz="4"/>
               <w:left w:val="single" w:color="CCCCCC" w:sz="4"/>
@@ -581,6 +912,7 @@
               <w:rPr>
                 <w:b/>
                 <w:bCs/>
+                <w:color w:val="FFFFFF"/>
                 <w:sz w:val="20"/>
                 <w:szCs w:val="20"/>
               </w:rPr>
@@ -592,27 +924,27 @@
       <w:tr>
         <w:tc>
           <w:tcPr>
-            <w:tcW w:type="dxa" w:w="1500"/>
-            <w:tcBorders>
-              <w:top w:val="single" w:color="CCCCCC" w:sz="4"/>
-              <w:left w:val="single" w:color="CCCCCC" w:sz="4"/>
-              <w:bottom w:val="single" w:color="CCCCCC" w:sz="4"/>
-              <w:right w:val="single" w:color="CCCCCC" w:sz="4"/>
-            </w:tcBorders>
-            <w:tcMar>
-              <w:top w:type="dxa" w:w="100"/>
-              <w:left w:type="dxa" w:w="140"/>
-              <w:bottom w:type="dxa" w:w="100"/>
-              <w:right w:type="dxa" w:w="140"/>
-            </w:tcMar>
-          </w:tcPr>
-          <w:p>
-            <w:r>
-              <w:rPr>
-                <w:sz w:val="20"/>
-                <w:szCs w:val="20"/>
-              </w:rPr>
-              <w:t xml:space="preserve">1. Tidak ada Edge Function</w:t>
+            <w:tcW w:type="dxa" w:w="1800"/>
+            <w:tcBorders>
+              <w:top w:val="single" w:color="CCCCCC" w:sz="4"/>
+              <w:left w:val="single" w:color="CCCCCC" w:sz="4"/>
+              <w:bottom w:val="single" w:color="CCCCCC" w:sz="4"/>
+              <w:right w:val="single" w:color="CCCCCC" w:sz="4"/>
+            </w:tcBorders>
+            <w:tcMar>
+              <w:top w:type="dxa" w:w="100"/>
+              <w:left w:type="dxa" w:w="140"/>
+              <w:bottom w:type="dxa" w:w="100"/>
+              <w:right w:type="dxa" w:w="140"/>
+            </w:tcMar>
+          </w:tcPr>
+          <w:p>
+            <w:r>
+              <w:rPr>
+                <w:sz w:val="20"/>
+                <w:szCs w:val="20"/>
+              </w:rPr>
+              <w:t xml:space="preserve">Koreksi 1: Tidak ada Edge Function</w:t>
             </w:r>
           </w:p>
         </w:tc>
@@ -644,35 +976,35 @@
         </w:tc>
         <w:tc>
           <w:tcPr>
-            <w:tcW w:type="dxa" w:w="5660"/>
-            <w:tcBorders>
-              <w:top w:val="single" w:color="CCCCCC" w:sz="4"/>
-              <w:left w:val="single" w:color="CCCCCC" w:sz="4"/>
-              <w:bottom w:val="single" w:color="CCCCCC" w:sz="4"/>
-              <w:right w:val="single" w:color="CCCCCC" w:sz="4"/>
-            </w:tcBorders>
-            <w:tcMar>
-              <w:top w:type="dxa" w:w="100"/>
-              <w:left w:type="dxa" w:w="140"/>
-              <w:bottom w:type="dxa" w:w="100"/>
-              <w:right w:type="dxa" w:w="140"/>
-            </w:tcMar>
-          </w:tcPr>
-          <w:p>
-            <w:r>
-              <w:rPr>
-                <w:sz w:val="20"/>
-                <w:szCs w:val="20"/>
-              </w:rPr>
-              <w:t xml:space="preserve">Hapus seluruh referensi enroll-rmm dan sase-config Edge Function. Diganti dengan PostgREST direct query dilindungi RLS. Penambahan trigger Postgres untuk mencegah klien mengubah field yang dikelola administrator.</w:t>
-            </w:r>
-          </w:p>
-        </w:tc>
-      </w:tr>
-      <w:tr>
-        <w:tc>
-          <w:tcPr>
-            <w:tcW w:type="dxa" w:w="1500"/>
+            <w:tcW w:type="dxa" w:w="5026"/>
+            <w:tcBorders>
+              <w:top w:val="single" w:color="CCCCCC" w:sz="4"/>
+              <w:left w:val="single" w:color="CCCCCC" w:sz="4"/>
+              <w:bottom w:val="single" w:color="CCCCCC" w:sz="4"/>
+              <w:right w:val="single" w:color="CCCCCC" w:sz="4"/>
+            </w:tcBorders>
+            <w:tcMar>
+              <w:top w:type="dxa" w:w="100"/>
+              <w:left w:type="dxa" w:w="140"/>
+              <w:bottom w:type="dxa" w:w="100"/>
+              <w:right w:type="dxa" w:w="140"/>
+            </w:tcMar>
+          </w:tcPr>
+          <w:p>
+            <w:r>
+              <w:rPr>
+                <w:sz w:val="20"/>
+                <w:szCs w:val="20"/>
+              </w:rPr>
+              <w:t xml:space="preserve">Hapus seluruh referensi enroll-rmm dan sase-config Edge Function. Diganti dengan PostgREST direct query dilindungi RLS.</w:t>
+            </w:r>
+          </w:p>
+        </w:tc>
+      </w:tr>
+      <w:tr>
+        <w:tc>
+          <w:tcPr>
+            <w:tcW w:type="dxa" w:w="1800"/>
             <w:tcBorders>
               <w:top w:val="single" w:color="CCCCCC" w:sz="4"/>
               <w:left w:val="single" w:color="CCCCCC" w:sz="4"/>
@@ -693,7 +1025,7 @@
                 <w:sz w:val="20"/>
                 <w:szCs w:val="20"/>
               </w:rPr>
-              <w:t xml:space="preserve">2. UI tidak as admin</w:t>
+              <w:t xml:space="preserve">Koreksi 2: UI tidak as admin</w:t>
             </w:r>
           </w:p>
         </w:tc>
@@ -726,7 +1058,7 @@
         </w:tc>
         <w:tc>
           <w:tcPr>
-            <w:tcW w:type="dxa" w:w="5660"/>
+            <w:tcW w:type="dxa" w:w="5026"/>
             <w:tcBorders>
               <w:top w:val="single" w:color="CCCCCC" w:sz="4"/>
               <w:left w:val="single" w:color="CCCCCC" w:sz="4"/>
@@ -747,35 +1079,35 @@
                 <w:sz w:val="20"/>
                 <w:szCs w:val="20"/>
               </w:rPr>
-              <w:t xml:space="preserve">Komponen baru: HermesHelperSvc (Windows Service LocalSystem / macOS LaunchDaemon root). Komunikasi UI ke Helper menggunakan typed JSON-RPC over named-pipe (Windows) dan unix-socket (macOS). Whitelist verb minimal dengan validasi input ketat dan caller authentication.</w:t>
-            </w:r>
-          </w:p>
-        </w:tc>
-      </w:tr>
-      <w:tr>
-        <w:tc>
-          <w:tcPr>
-            <w:tcW w:type="dxa" w:w="1500"/>
-            <w:tcBorders>
-              <w:top w:val="single" w:color="CCCCCC" w:sz="4"/>
-              <w:left w:val="single" w:color="CCCCCC" w:sz="4"/>
-              <w:bottom w:val="single" w:color="CCCCCC" w:sz="4"/>
-              <w:right w:val="single" w:color="CCCCCC" w:sz="4"/>
-            </w:tcBorders>
-            <w:tcMar>
-              <w:top w:type="dxa" w:w="100"/>
-              <w:left w:type="dxa" w:w="140"/>
-              <w:bottom w:type="dxa" w:w="100"/>
-              <w:right w:type="dxa" w:w="140"/>
-            </w:tcMar>
-          </w:tcPr>
-          <w:p>
-            <w:r>
-              <w:rPr>
-                <w:sz w:val="20"/>
-                <w:szCs w:val="20"/>
-              </w:rPr>
-              <w:t xml:space="preserve">3. wg_config di user_data</w:t>
+              <w:t xml:space="preserve">Komponen baru: HermesHelperSvc (Windows Service LocalSystem / macOS LaunchDaemon root). Komunikasi UI ke Helper menggunakan typed JSON-RPC. Whitelist verb minimal dengan validasi input ketat.</w:t>
+            </w:r>
+          </w:p>
+        </w:tc>
+      </w:tr>
+      <w:tr>
+        <w:tc>
+          <w:tcPr>
+            <w:tcW w:type="dxa" w:w="1800"/>
+            <w:tcBorders>
+              <w:top w:val="single" w:color="CCCCCC" w:sz="4"/>
+              <w:left w:val="single" w:color="CCCCCC" w:sz="4"/>
+              <w:bottom w:val="single" w:color="CCCCCC" w:sz="4"/>
+              <w:right w:val="single" w:color="CCCCCC" w:sz="4"/>
+            </w:tcBorders>
+            <w:tcMar>
+              <w:top w:type="dxa" w:w="100"/>
+              <w:left w:type="dxa" w:w="140"/>
+              <w:bottom w:type="dxa" w:w="100"/>
+              <w:right w:type="dxa" w:w="140"/>
+            </w:tcMar>
+          </w:tcPr>
+          <w:p>
+            <w:r>
+              <w:rPr>
+                <w:sz w:val="20"/>
+                <w:szCs w:val="20"/>
+              </w:rPr>
+              <w:t xml:space="preserve">Koreksi 3: wg config di user_data</w:t>
             </w:r>
           </w:p>
         </w:tc>
@@ -807,44 +1139,39 @@
         </w:tc>
         <w:tc>
           <w:tcPr>
-            <w:tcW w:type="dxa" w:w="5660"/>
-            <w:tcBorders>
-              <w:top w:val="single" w:color="CCCCCC" w:sz="4"/>
-              <w:left w:val="single" w:color="CCCCCC" w:sz="4"/>
-              <w:bottom w:val="single" w:color="CCCCCC" w:sz="4"/>
-              <w:right w:val="single" w:color="CCCCCC" w:sz="4"/>
-            </w:tcBorders>
-            <w:tcMar>
-              <w:top w:type="dxa" w:w="100"/>
-              <w:left w:type="dxa" w:w="140"/>
-              <w:bottom w:type="dxa" w:w="100"/>
-              <w:right w:type="dxa" w:w="140"/>
-            </w:tcMar>
-          </w:tcPr>
-          <w:p>
-            <w:r>
-              <w:rPr>
-                <w:sz w:val="20"/>
-                <w:szCs w:val="20"/>
-              </w:rPr>
-              <w:t xml:space="preserve">Hapus konsep gateway terpusat. SaseConfigClient sekarang membaca user_data.wg_config secara langsung. Pola aman direkomendasikan: klien menghasilkan keypair lokal, mempublikasikan public key ke user_data, administrator melakukan registrasi peer di gateway, dan klien menyuntikkan PrivateKey lokal saat apply.</w:t>
+            <w:tcW w:type="dxa" w:w="5026"/>
+            <w:tcBorders>
+              <w:top w:val="single" w:color="CCCCCC" w:sz="4"/>
+              <w:left w:val="single" w:color="CCCCCC" w:sz="4"/>
+              <w:bottom w:val="single" w:color="CCCCCC" w:sz="4"/>
+              <w:right w:val="single" w:color="CCCCCC" w:sz="4"/>
+            </w:tcBorders>
+            <w:tcMar>
+              <w:top w:type="dxa" w:w="100"/>
+              <w:left w:type="dxa" w:w="140"/>
+              <w:bottom w:type="dxa" w:w="100"/>
+              <w:right w:type="dxa" w:w="140"/>
+            </w:tcMar>
+          </w:tcPr>
+          <w:p>
+            <w:r>
+              <w:rPr>
+                <w:sz w:val="20"/>
+                <w:szCs w:val="20"/>
+              </w:rPr>
+              <w:t xml:space="preserve">Hapus konsep gateway terpusat. SaseConfigClient sekarang membaca user_data secara langsung. Per-user endpoint dan AllowedIPs dikelola admin.</w:t>
             </w:r>
           </w:p>
         </w:tc>
       </w:tr>
     </w:tbl>
-    <w:p>
-      <w:r>
-        <w:br w:type="page"/>
-      </w:r>
-    </w:p>
     <w:p>
       <w:pPr>
         <w:pStyle w:val="Heading1"/>
         <w:spacing w:after="200" w:before="360"/>
       </w:pPr>
       <w:r>
-        <w:t xml:space="preserve">4. Arsitektur Hasil Akhir</w:t>
+        <w:t xml:space="preserve">4. Iterasi v1.2 — Verifikasi Schema Production</w:t>
       </w:r>
     </w:p>
     <w:p>
@@ -852,7 +1179,7 @@
         <w:spacing w:after="120" w:before="0"/>
       </w:pPr>
       <w:r>
-        <w:t xml:space="preserve">Arsitektur yang dihasilkan setelah revisi terdiri dari empat komponen yang independen, dengan trust boundary yang jelas:</w:t>
+        <w:t xml:space="preserve">Setelah v1.1 dipublikasikan, masih tersisa beberapa rekomendasi yang mengasumsikan kolom dan trigger akan dibuat di Supabase (mis. ALTER TABLE ADD COLUMN wg_config, CREATE TRIGGER protect_wg_config, CREATE TABLE sase_audit_log). Pemilik produk meminta verifikasi langsung ke schema production, dengan instruksi tegas: tidak boleh ada perubahan apa pun ke Supabase.</w:t>
       </w:r>
     </w:p>
     <w:p>
@@ -861,12 +1188,81 @@
         <w:spacing w:after="160" w:before="280"/>
       </w:pPr>
       <w:r>
-        <w:t xml:space="preserve">4.1. Komponen Utama</w:t>
+        <w:t xml:space="preserve">4.1. Metode Verifikasi</w:t>
+      </w:r>
+    </w:p>
+    <w:p>
+      <w:pPr>
+        <w:spacing w:after="120" w:before="0"/>
+      </w:pPr>
+      <w:r>
+        <w:t xml:space="preserve">Akses Supabase Studio production lewat Chrome MCP, lalu inspeksi via dua jalur:</w:t>
+      </w:r>
+    </w:p>
+    <w:p>
+      <w:pPr>
+        <w:pStyle w:val="ListParagraph"/>
+        <w:numPr>
+          <w:ilvl w:val="0"/>
+          <w:numId w:val="2"/>
+        </w:numPr>
+        <w:spacing w:after="80"/>
+      </w:pPr>
+      <w:r>
+        <w:t xml:space="preserve">Tampilan Database Tables untuk overview tabel, jumlah baris, jumlah kolom, dan status Realtime.</w:t>
+      </w:r>
+    </w:p>
+    <w:p>
+      <w:pPr>
+        <w:pStyle w:val="ListParagraph"/>
+        <w:numPr>
+          <w:ilvl w:val="0"/>
+          <w:numId w:val="2"/>
+        </w:numPr>
+        <w:spacing w:after="80"/>
+      </w:pPr>
+      <w:r>
+        <w:t xml:space="preserve">Tampilan kolom user_data untuk konfirmasi seluruh 23 kolom beserta tipe data.</w:t>
+      </w:r>
+    </w:p>
+    <w:p>
+      <w:pPr>
+        <w:pStyle w:val="ListParagraph"/>
+        <w:numPr>
+          <w:ilvl w:val="0"/>
+          <w:numId w:val="2"/>
+        </w:numPr>
+        <w:spacing w:after="80"/>
+      </w:pPr>
+      <w:r>
+        <w:t xml:space="preserve">SQL Editor untuk query terhadap pg_class (status RLS), pg_policy (definisi policy), pg_trigger (trigger custom), dan information_schema.columns.</w:t>
+      </w:r>
+    </w:p>
+    <w:p>
+      <w:pPr>
+        <w:pStyle w:val="ListParagraph"/>
+        <w:numPr>
+          <w:ilvl w:val="0"/>
+          <w:numId w:val="2"/>
+        </w:numPr>
+        <w:spacing w:after="80"/>
+      </w:pPr>
+      <w:r>
+        <w:t xml:space="preserve">Sampling lima baris user_data untuk verifikasi format kolom configuration dengan position() pada substring kunci WireGuard.</w:t>
+      </w:r>
+    </w:p>
+    <w:p>
+      <w:pPr>
+        <w:pStyle w:val="Heading2"/>
+        <w:spacing w:after="160" w:before="280"/>
+      </w:pPr>
+      <w:r>
+        <w:t xml:space="preserve">4.2. Tabel di Schema public</w:t>
       </w:r>
     </w:p>
     <w:tbl>
       <w:tblPr>
-        <w:tblW w:type="dxa" w:w="9360"/>
+        <w:tblW w:type="dxa" w:w="9026"/>
         <w:tblBorders>
           <w:top w:val="single" w:color="auto" w:sz="4"/>
           <w:left w:val="single" w:color="auto" w:sz="4"/>
@@ -877,14 +1273,15 @@
         </w:tblBorders>
       </w:tblPr>
       <w:tblGrid>
-        <w:gridCol w:w="3120"/>
+        <w:gridCol w:w="3000"/>
+        <w:gridCol w:w="1500"/>
         <w:gridCol w:w="1800"/>
-        <w:gridCol w:w="4440"/>
+        <w:gridCol w:w="2726"/>
       </w:tblGrid>
       <w:tr>
         <w:tc>
           <w:tcPr>
-            <w:tcW w:type="dxa" w:w="3120"/>
+            <w:tcW w:type="dxa" w:w="3000"/>
             <w:tcBorders>
               <w:top w:val="single" w:color="CCCCCC" w:sz="4"/>
               <w:left w:val="single" w:color="CCCCCC" w:sz="4"/>
@@ -904,16 +1301,17 @@
               <w:rPr>
                 <w:b/>
                 <w:bCs/>
-                <w:sz w:val="20"/>
-                <w:szCs w:val="20"/>
-              </w:rPr>
-              <w:t xml:space="preserve">Komponen</w:t>
-            </w:r>
-          </w:p>
-        </w:tc>
-        <w:tc>
-          <w:tcPr>
-            <w:tcW w:type="dxa" w:w="1800"/>
+                <w:color w:val="FFFFFF"/>
+                <w:sz w:val="20"/>
+                <w:szCs w:val="20"/>
+              </w:rPr>
+              <w:t xml:space="preserve">Tabel</w:t>
+            </w:r>
+          </w:p>
+        </w:tc>
+        <w:tc>
+          <w:tcPr>
+            <w:tcW w:type="dxa" w:w="1500"/>
             <w:tcBorders>
               <w:top w:val="single" w:color="CCCCCC" w:sz="4"/>
               <w:left w:val="single" w:color="CCCCCC" w:sz="4"/>
@@ -933,16 +1331,17 @@
               <w:rPr>
                 <w:b/>
                 <w:bCs/>
-                <w:sz w:val="20"/>
-                <w:szCs w:val="20"/>
-              </w:rPr>
-              <w:t xml:space="preserve">Run As</w:t>
-            </w:r>
-          </w:p>
-        </w:tc>
-        <w:tc>
-          <w:tcPr>
-            <w:tcW w:type="dxa" w:w="4440"/>
+                <w:color w:val="FFFFFF"/>
+                <w:sz w:val="20"/>
+                <w:szCs w:val="20"/>
+              </w:rPr>
+              <w:t xml:space="preserve">Kolom</w:t>
+            </w:r>
+          </w:p>
+        </w:tc>
+        <w:tc>
+          <w:tcPr>
+            <w:tcW w:type="dxa" w:w="1800"/>
             <w:tcBorders>
               <w:top w:val="single" w:color="CCCCCC" w:sz="4"/>
               <w:left w:val="single" w:color="CCCCCC" w:sz="4"/>
@@ -962,38 +1361,95 @@
               <w:rPr>
                 <w:b/>
                 <w:bCs/>
-                <w:sz w:val="20"/>
-                <w:szCs w:val="20"/>
-              </w:rPr>
-              <w:t xml:space="preserve">Tanggung Jawab</w:t>
-            </w:r>
-          </w:p>
-        </w:tc>
-      </w:tr>
-      <w:tr>
-        <w:tc>
-          <w:tcPr>
-            <w:tcW w:type="dxa" w:w="3120"/>
-            <w:tcBorders>
-              <w:top w:val="single" w:color="CCCCCC" w:sz="4"/>
-              <w:left w:val="single" w:color="CCCCCC" w:sz="4"/>
-              <w:bottom w:val="single" w:color="CCCCCC" w:sz="4"/>
-              <w:right w:val="single" w:color="CCCCCC" w:sz="4"/>
-            </w:tcBorders>
-            <w:tcMar>
-              <w:top w:type="dxa" w:w="100"/>
-              <w:left w:type="dxa" w:w="140"/>
-              <w:bottom w:type="dxa" w:w="100"/>
-              <w:right w:type="dxa" w:w="140"/>
-            </w:tcMar>
-          </w:tcPr>
-          <w:p>
-            <w:r>
-              <w:rPr>
-                <w:sz w:val="20"/>
-                <w:szCs w:val="20"/>
-              </w:rPr>
-              <w:t xml:space="preserve">HermesNetwork360Guard.exe (UI Avalonia)</w:t>
+                <w:color w:val="FFFFFF"/>
+                <w:sz w:val="20"/>
+                <w:szCs w:val="20"/>
+              </w:rPr>
+              <w:t xml:space="preserve">Baris</w:t>
+            </w:r>
+          </w:p>
+        </w:tc>
+        <w:tc>
+          <w:tcPr>
+            <w:tcW w:type="dxa" w:w="2726"/>
+            <w:tcBorders>
+              <w:top w:val="single" w:color="CCCCCC" w:sz="4"/>
+              <w:left w:val="single" w:color="CCCCCC" w:sz="4"/>
+              <w:bottom w:val="single" w:color="CCCCCC" w:sz="4"/>
+              <w:right w:val="single" w:color="CCCCCC" w:sz="4"/>
+            </w:tcBorders>
+            <w:shd w:fill="1F4E79" w:val="clear"/>
+            <w:tcMar>
+              <w:top w:type="dxa" w:w="100"/>
+              <w:left w:type="dxa" w:w="140"/>
+              <w:bottom w:type="dxa" w:w="100"/>
+              <w:right w:type="dxa" w:w="140"/>
+            </w:tcMar>
+          </w:tcPr>
+          <w:p>
+            <w:r>
+              <w:rPr>
+                <w:b/>
+                <w:bCs/>
+                <w:color w:val="FFFFFF"/>
+                <w:sz w:val="20"/>
+                <w:szCs w:val="20"/>
+              </w:rPr>
+              <w:t xml:space="preserve">Realtime</w:t>
+            </w:r>
+          </w:p>
+        </w:tc>
+      </w:tr>
+      <w:tr>
+        <w:tc>
+          <w:tcPr>
+            <w:tcW w:type="dxa" w:w="3000"/>
+            <w:tcBorders>
+              <w:top w:val="single" w:color="CCCCCC" w:sz="4"/>
+              <w:left w:val="single" w:color="CCCCCC" w:sz="4"/>
+              <w:bottom w:val="single" w:color="CCCCCC" w:sz="4"/>
+              <w:right w:val="single" w:color="CCCCCC" w:sz="4"/>
+            </w:tcBorders>
+            <w:tcMar>
+              <w:top w:type="dxa" w:w="100"/>
+              <w:left w:type="dxa" w:w="140"/>
+              <w:bottom w:type="dxa" w:w="100"/>
+              <w:right w:type="dxa" w:w="140"/>
+            </w:tcMar>
+          </w:tcPr>
+          <w:p>
+            <w:r>
+              <w:rPr>
+                <w:sz w:val="20"/>
+                <w:szCs w:val="20"/>
+              </w:rPr>
+              <w:t xml:space="preserve">install_token_data</w:t>
+            </w:r>
+          </w:p>
+        </w:tc>
+        <w:tc>
+          <w:tcPr>
+            <w:tcW w:type="dxa" w:w="1500"/>
+            <w:tcBorders>
+              <w:top w:val="single" w:color="CCCCCC" w:sz="4"/>
+              <w:left w:val="single" w:color="CCCCCC" w:sz="4"/>
+              <w:bottom w:val="single" w:color="CCCCCC" w:sz="4"/>
+              <w:right w:val="single" w:color="CCCCCC" w:sz="4"/>
+            </w:tcBorders>
+            <w:tcMar>
+              <w:top w:type="dxa" w:w="100"/>
+              <w:left w:type="dxa" w:w="140"/>
+              <w:bottom w:type="dxa" w:w="100"/>
+              <w:right w:type="dxa" w:w="140"/>
+            </w:tcMar>
+          </w:tcPr>
+          <w:p>
+            <w:r>
+              <w:rPr>
+                <w:sz w:val="20"/>
+                <w:szCs w:val="20"/>
+              </w:rPr>
+              <w:t xml:space="preserve">12</w:t>
             </w:r>
           </w:p>
         </w:tc>
@@ -1019,41 +1475,41 @@
                 <w:sz w:val="20"/>
                 <w:szCs w:val="20"/>
               </w:rPr>
-              <w:t xml:space="preserve">User mode</w:t>
-            </w:r>
-          </w:p>
-        </w:tc>
-        <w:tc>
-          <w:tcPr>
-            <w:tcW w:type="dxa" w:w="4440"/>
-            <w:tcBorders>
-              <w:top w:val="single" w:color="CCCCCC" w:sz="4"/>
-              <w:left w:val="single" w:color="CCCCCC" w:sz="4"/>
-              <w:bottom w:val="single" w:color="CCCCCC" w:sz="4"/>
-              <w:right w:val="single" w:color="CCCCCC" w:sz="4"/>
-            </w:tcBorders>
-            <w:tcMar>
-              <w:top w:type="dxa" w:w="100"/>
-              <w:left w:type="dxa" w:w="140"/>
-              <w:bottom w:type="dxa" w:w="100"/>
-              <w:right w:type="dxa" w:w="140"/>
-            </w:tcMar>
-          </w:tcPr>
-          <w:p>
-            <w:r>
-              <w:rPr>
-                <w:sz w:val="20"/>
-                <w:szCs w:val="20"/>
-              </w:rPr>
-              <w:t xml:space="preserve">Login Supabase, baca user_data, generate keypair lokal, kelola UI, request operasi privileged ke Helper</w:t>
-            </w:r>
-          </w:p>
-        </w:tc>
-      </w:tr>
-      <w:tr>
-        <w:tc>
-          <w:tcPr>
-            <w:tcW w:type="dxa" w:w="3120"/>
+              <w:t xml:space="preserve">1</w:t>
+            </w:r>
+          </w:p>
+        </w:tc>
+        <w:tc>
+          <w:tcPr>
+            <w:tcW w:type="dxa" w:w="2726"/>
+            <w:tcBorders>
+              <w:top w:val="single" w:color="CCCCCC" w:sz="4"/>
+              <w:left w:val="single" w:color="CCCCCC" w:sz="4"/>
+              <w:bottom w:val="single" w:color="CCCCCC" w:sz="4"/>
+              <w:right w:val="single" w:color="CCCCCC" w:sz="4"/>
+            </w:tcBorders>
+            <w:tcMar>
+              <w:top w:type="dxa" w:w="100"/>
+              <w:left w:type="dxa" w:w="140"/>
+              <w:bottom w:type="dxa" w:w="100"/>
+              <w:right w:type="dxa" w:w="140"/>
+            </w:tcMar>
+          </w:tcPr>
+          <w:p>
+            <w:r>
+              <w:rPr>
+                <w:sz w:val="20"/>
+                <w:szCs w:val="20"/>
+              </w:rPr>
+              <w:t xml:space="preserve">Tidak aktif</w:t>
+            </w:r>
+          </w:p>
+        </w:tc>
+      </w:tr>
+      <w:tr>
+        <w:tc>
+          <w:tcPr>
+            <w:tcW w:type="dxa" w:w="3000"/>
             <w:tcBorders>
               <w:top w:val="single" w:color="CCCCCC" w:sz="4"/>
               <w:left w:val="single" w:color="CCCCCC" w:sz="4"/>
@@ -1074,7 +1530,34 @@
                 <w:sz w:val="20"/>
                 <w:szCs w:val="20"/>
               </w:rPr>
-              <w:t xml:space="preserve">HermesHelperSvc (komponen baru)</w:t>
+              <w:t xml:space="preserve">token_blacklist_data</w:t>
+            </w:r>
+          </w:p>
+        </w:tc>
+        <w:tc>
+          <w:tcPr>
+            <w:tcW w:type="dxa" w:w="1500"/>
+            <w:tcBorders>
+              <w:top w:val="single" w:color="CCCCCC" w:sz="4"/>
+              <w:left w:val="single" w:color="CCCCCC" w:sz="4"/>
+              <w:bottom w:val="single" w:color="CCCCCC" w:sz="4"/>
+              <w:right w:val="single" w:color="CCCCCC" w:sz="4"/>
+            </w:tcBorders>
+            <w:shd w:fill="F8F9FA" w:val="clear"/>
+            <w:tcMar>
+              <w:top w:type="dxa" w:w="100"/>
+              <w:left w:type="dxa" w:w="140"/>
+              <w:bottom w:type="dxa" w:w="100"/>
+              <w:right w:type="dxa" w:w="140"/>
+            </w:tcMar>
+          </w:tcPr>
+          <w:p>
+            <w:r>
+              <w:rPr>
+                <w:sz w:val="20"/>
+                <w:szCs w:val="20"/>
+              </w:rPr>
+              <w:t xml:space="preserve">3</w:t>
             </w:r>
           </w:p>
         </w:tc>
@@ -1101,13 +1584,13 @@
                 <w:sz w:val="20"/>
                 <w:szCs w:val="20"/>
               </w:rPr>
-              <w:t xml:space="preserve">LocalSystem (Win) / root (Mac)</w:t>
-            </w:r>
-          </w:p>
-        </w:tc>
-        <w:tc>
-          <w:tcPr>
-            <w:tcW w:type="dxa" w:w="4440"/>
+              <w:t xml:space="preserve">0</w:t>
+            </w:r>
+          </w:p>
+        </w:tc>
+        <w:tc>
+          <w:tcPr>
+            <w:tcW w:type="dxa" w:w="2726"/>
             <w:tcBorders>
               <w:top w:val="single" w:color="CCCCCC" w:sz="4"/>
               <w:left w:val="single" w:color="CCCCCC" w:sz="4"/>
@@ -1128,35 +1611,65 @@
                 <w:sz w:val="20"/>
                 <w:szCs w:val="20"/>
               </w:rPr>
-              <w:t xml:space="preserve">Eksekusi operasi privileged WireGuard via wireguard.exe / wg-quick. Stateless, dengan whitelist verb dan validasi input.</w:t>
-            </w:r>
-          </w:p>
-        </w:tc>
-      </w:tr>
-      <w:tr>
-        <w:tc>
-          <w:tcPr>
-            <w:tcW w:type="dxa" w:w="3120"/>
-            <w:tcBorders>
-              <w:top w:val="single" w:color="CCCCCC" w:sz="4"/>
-              <w:left w:val="single" w:color="CCCCCC" w:sz="4"/>
-              <w:bottom w:val="single" w:color="CCCCCC" w:sz="4"/>
-              <w:right w:val="single" w:color="CCCCCC" w:sz="4"/>
-            </w:tcBorders>
-            <w:tcMar>
-              <w:top w:type="dxa" w:w="100"/>
-              <w:left w:type="dxa" w:w="140"/>
-              <w:bottom w:type="dxa" w:w="100"/>
-              <w:right w:type="dxa" w:w="140"/>
-            </w:tcMar>
-          </w:tcPr>
-          <w:p>
-            <w:r>
-              <w:rPr>
-                <w:sz w:val="20"/>
-                <w:szCs w:val="20"/>
-              </w:rPr>
-              <w:t xml:space="preserve">Supabase user_data</w:t>
+              <w:t xml:space="preserve">Tidak aktif</w:t>
+            </w:r>
+          </w:p>
+        </w:tc>
+      </w:tr>
+      <w:tr>
+        <w:tc>
+          <w:tcPr>
+            <w:tcW w:type="dxa" w:w="3000"/>
+            <w:tcBorders>
+              <w:top w:val="single" w:color="CCCCCC" w:sz="4"/>
+              <w:left w:val="single" w:color="CCCCCC" w:sz="4"/>
+              <w:bottom w:val="single" w:color="CCCCCC" w:sz="4"/>
+              <w:right w:val="single" w:color="CCCCCC" w:sz="4"/>
+            </w:tcBorders>
+            <w:tcMar>
+              <w:top w:type="dxa" w:w="100"/>
+              <w:left w:type="dxa" w:w="140"/>
+              <w:bottom w:type="dxa" w:w="100"/>
+              <w:right w:type="dxa" w:w="140"/>
+            </w:tcMar>
+          </w:tcPr>
+          <w:p>
+            <w:r>
+              <w:rPr>
+                <w:b/>
+                <w:bCs/>
+                <w:sz w:val="20"/>
+                <w:szCs w:val="20"/>
+              </w:rPr>
+              <w:t xml:space="preserve">user_data (relevan untuk SASE)</w:t>
+            </w:r>
+          </w:p>
+        </w:tc>
+        <w:tc>
+          <w:tcPr>
+            <w:tcW w:type="dxa" w:w="1500"/>
+            <w:tcBorders>
+              <w:top w:val="single" w:color="CCCCCC" w:sz="4"/>
+              <w:left w:val="single" w:color="CCCCCC" w:sz="4"/>
+              <w:bottom w:val="single" w:color="CCCCCC" w:sz="4"/>
+              <w:right w:val="single" w:color="CCCCCC" w:sz="4"/>
+            </w:tcBorders>
+            <w:tcMar>
+              <w:top w:type="dxa" w:w="100"/>
+              <w:left w:type="dxa" w:w="140"/>
+              <w:bottom w:type="dxa" w:w="100"/>
+              <w:right w:type="dxa" w:w="140"/>
+            </w:tcMar>
+          </w:tcPr>
+          <w:p>
+            <w:r>
+              <w:rPr>
+                <w:b/>
+                <w:bCs/>
+                <w:sz w:val="20"/>
+                <w:szCs w:val="20"/>
+              </w:rPr>
+              <w:t xml:space="preserve">23</w:t>
             </w:r>
           </w:p>
         </w:tc>
@@ -1179,44 +1692,48 @@
           <w:p>
             <w:r>
               <w:rPr>
-                <w:sz w:val="20"/>
-                <w:szCs w:val="20"/>
-              </w:rPr>
-              <w:t xml:space="preserve">PostgREST + RLS</w:t>
-            </w:r>
-          </w:p>
-        </w:tc>
-        <w:tc>
-          <w:tcPr>
-            <w:tcW w:type="dxa" w:w="4440"/>
-            <w:tcBorders>
-              <w:top w:val="single" w:color="CCCCCC" w:sz="4"/>
-              <w:left w:val="single" w:color="CCCCCC" w:sz="4"/>
-              <w:bottom w:val="single" w:color="CCCCCC" w:sz="4"/>
-              <w:right w:val="single" w:color="CCCCCC" w:sz="4"/>
-            </w:tcBorders>
-            <w:tcMar>
-              <w:top w:type="dxa" w:w="100"/>
-              <w:left w:type="dxa" w:w="140"/>
-              <w:bottom w:type="dxa" w:w="100"/>
-              <w:right w:type="dxa" w:w="140"/>
-            </w:tcMar>
-          </w:tcPr>
-          <w:p>
-            <w:r>
-              <w:rPr>
-                <w:sz w:val="20"/>
-                <w:szCs w:val="20"/>
-              </w:rPr>
-              <w:t xml:space="preserve">Source of truth untuk per-user WireGuard config. Klien hanya boleh membaca wg_config; field audit (wg_public_key, wg_status) writable.</w:t>
-            </w:r>
-          </w:p>
-        </w:tc>
-      </w:tr>
-      <w:tr>
-        <w:tc>
-          <w:tcPr>
-            <w:tcW w:type="dxa" w:w="3120"/>
+                <w:b/>
+                <w:bCs/>
+                <w:sz w:val="20"/>
+                <w:szCs w:val="20"/>
+              </w:rPr>
+              <w:t xml:space="preserve">455</w:t>
+            </w:r>
+          </w:p>
+        </w:tc>
+        <w:tc>
+          <w:tcPr>
+            <w:tcW w:type="dxa" w:w="2726"/>
+            <w:tcBorders>
+              <w:top w:val="single" w:color="CCCCCC" w:sz="4"/>
+              <w:left w:val="single" w:color="CCCCCC" w:sz="4"/>
+              <w:bottom w:val="single" w:color="CCCCCC" w:sz="4"/>
+              <w:right w:val="single" w:color="CCCCCC" w:sz="4"/>
+            </w:tcBorders>
+            <w:tcMar>
+              <w:top w:type="dxa" w:w="100"/>
+              <w:left w:type="dxa" w:w="140"/>
+              <w:bottom w:type="dxa" w:w="100"/>
+              <w:right w:type="dxa" w:w="140"/>
+            </w:tcMar>
+          </w:tcPr>
+          <w:p>
+            <w:r>
+              <w:rPr>
+                <w:b/>
+                <w:bCs/>
+                <w:sz w:val="20"/>
+                <w:szCs w:val="20"/>
+              </w:rPr>
+              <w:t xml:space="preserve">Tidak aktif</w:t>
+            </w:r>
+          </w:p>
+        </w:tc>
+      </w:tr>
+      <w:tr>
+        <w:tc>
+          <w:tcPr>
+            <w:tcW w:type="dxa" w:w="3000"/>
             <w:tcBorders>
               <w:top w:val="single" w:color="CCCCCC" w:sz="4"/>
               <w:left w:val="single" w:color="CCCCCC" w:sz="4"/>
@@ -1237,7 +1754,34 @@
                 <w:sz w:val="20"/>
                 <w:szCs w:val="20"/>
               </w:rPr>
-              <w:t xml:space="preserve">WireGuard Service (OS)</w:t>
+              <w:t xml:space="preserve">version_data</w:t>
+            </w:r>
+          </w:p>
+        </w:tc>
+        <w:tc>
+          <w:tcPr>
+            <w:tcW w:type="dxa" w:w="1500"/>
+            <w:tcBorders>
+              <w:top w:val="single" w:color="CCCCCC" w:sz="4"/>
+              <w:left w:val="single" w:color="CCCCCC" w:sz="4"/>
+              <w:bottom w:val="single" w:color="CCCCCC" w:sz="4"/>
+              <w:right w:val="single" w:color="CCCCCC" w:sz="4"/>
+            </w:tcBorders>
+            <w:shd w:fill="F8F9FA" w:val="clear"/>
+            <w:tcMar>
+              <w:top w:type="dxa" w:w="100"/>
+              <w:left w:type="dxa" w:w="140"/>
+              <w:bottom w:type="dxa" w:w="100"/>
+              <w:right w:type="dxa" w:w="140"/>
+            </w:tcMar>
+          </w:tcPr>
+          <w:p>
+            <w:r>
+              <w:rPr>
+                <w:sz w:val="20"/>
+                <w:szCs w:val="20"/>
+              </w:rPr>
+              <w:t xml:space="preserve">8</w:t>
             </w:r>
           </w:p>
         </w:tc>
@@ -1264,13 +1808,13 @@
                 <w:sz w:val="20"/>
                 <w:szCs w:val="20"/>
               </w:rPr>
-              <w:t xml:space="preserve">Kernel / OS service</w:t>
-            </w:r>
-          </w:p>
-        </w:tc>
-        <w:tc>
-          <w:tcPr>
-            <w:tcW w:type="dxa" w:w="4440"/>
+              <w:t xml:space="preserve">0</w:t>
+            </w:r>
+          </w:p>
+        </w:tc>
+        <w:tc>
+          <w:tcPr>
+            <w:tcW w:type="dxa" w:w="2726"/>
             <w:tcBorders>
               <w:top w:val="single" w:color="CCCCCC" w:sz="4"/>
               <w:left w:val="single" w:color="CCCCCC" w:sz="4"/>
@@ -1291,7 +1835,7 @@
                 <w:sz w:val="20"/>
                 <w:szCs w:val="20"/>
               </w:rPr>
-              <w:t xml:space="preserve">Data plane WireGuard. Dikelola oleh Helper melalui ServiceController (Win) atau launchctl (Mac).</w:t>
+              <w:t xml:space="preserve">Tidak aktif</w:t>
             </w:r>
           </w:p>
         </w:tc>
@@ -1303,20 +1847,1863 @@
         <w:spacing w:after="160" w:before="280"/>
       </w:pPr>
       <w:r>
-        <w:t xml:space="preserve">4.2. Verb yang Didukung Helper Service</w:t>
-      </w:r>
-    </w:p>
-    <w:p>
-      <w:pPr>
-        <w:spacing w:after="120" w:before="0"/>
-      </w:pPr>
-      <w:r>
-        <w:t xml:space="preserve">Permukaan kontrak (surface area) Helper sengaja dibatasi pada verb-verb berikut. Tidak ada verb generic untuk eksekusi command bebas, sehingga audit dan code review dapat dilakukan dengan jelas.</w:t>
+        <w:t xml:space="preserve">4.3. Kolom user_data yang Relevan untuk SASE</w:t>
       </w:r>
     </w:p>
     <w:tbl>
       <w:tblPr>
-        <w:tblW w:type="dxa" w:w="9360"/>
+        <w:tblW w:type="dxa" w:w="9026"/>
+        <w:tblBorders>
+          <w:top w:val="single" w:color="auto" w:sz="4"/>
+          <w:left w:val="single" w:color="auto" w:sz="4"/>
+          <w:bottom w:val="single" w:color="auto" w:sz="4"/>
+          <w:right w:val="single" w:color="auto" w:sz="4"/>
+          <w:insideH w:val="single" w:color="auto" w:sz="4"/>
+          <w:insideV w:val="single" w:color="auto" w:sz="4"/>
+        </w:tblBorders>
+      </w:tblPr>
+      <w:tblGrid>
+        <w:gridCol w:w="2300"/>
+        <w:gridCol w:w="1500"/>
+        <w:gridCol w:w="5226"/>
+      </w:tblGrid>
+      <w:tr>
+        <w:tc>
+          <w:tcPr>
+            <w:tcW w:type="dxa" w:w="2300"/>
+            <w:tcBorders>
+              <w:top w:val="single" w:color="CCCCCC" w:sz="4"/>
+              <w:left w:val="single" w:color="CCCCCC" w:sz="4"/>
+              <w:bottom w:val="single" w:color="CCCCCC" w:sz="4"/>
+              <w:right w:val="single" w:color="CCCCCC" w:sz="4"/>
+            </w:tcBorders>
+            <w:shd w:fill="1F4E79" w:val="clear"/>
+            <w:tcMar>
+              <w:top w:type="dxa" w:w="100"/>
+              <w:left w:type="dxa" w:w="140"/>
+              <w:bottom w:type="dxa" w:w="100"/>
+              <w:right w:type="dxa" w:w="140"/>
+            </w:tcMar>
+          </w:tcPr>
+          <w:p>
+            <w:r>
+              <w:rPr>
+                <w:b/>
+                <w:bCs/>
+                <w:color w:val="FFFFFF"/>
+                <w:sz w:val="20"/>
+                <w:szCs w:val="20"/>
+              </w:rPr>
+              <w:t xml:space="preserve">Kolom</w:t>
+            </w:r>
+          </w:p>
+        </w:tc>
+        <w:tc>
+          <w:tcPr>
+            <w:tcW w:type="dxa" w:w="1500"/>
+            <w:tcBorders>
+              <w:top w:val="single" w:color="CCCCCC" w:sz="4"/>
+              <w:left w:val="single" w:color="CCCCCC" w:sz="4"/>
+              <w:bottom w:val="single" w:color="CCCCCC" w:sz="4"/>
+              <w:right w:val="single" w:color="CCCCCC" w:sz="4"/>
+            </w:tcBorders>
+            <w:shd w:fill="1F4E79" w:val="clear"/>
+            <w:tcMar>
+              <w:top w:type="dxa" w:w="100"/>
+              <w:left w:type="dxa" w:w="140"/>
+              <w:bottom w:type="dxa" w:w="100"/>
+              <w:right w:type="dxa" w:w="140"/>
+            </w:tcMar>
+          </w:tcPr>
+          <w:p>
+            <w:r>
+              <w:rPr>
+                <w:b/>
+                <w:bCs/>
+                <w:color w:val="FFFFFF"/>
+                <w:sz w:val="20"/>
+                <w:szCs w:val="20"/>
+              </w:rPr>
+              <w:t xml:space="preserve">Tipe</w:t>
+            </w:r>
+          </w:p>
+        </w:tc>
+        <w:tc>
+          <w:tcPr>
+            <w:tcW w:type="dxa" w:w="5226"/>
+            <w:tcBorders>
+              <w:top w:val="single" w:color="CCCCCC" w:sz="4"/>
+              <w:left w:val="single" w:color="CCCCCC" w:sz="4"/>
+              <w:bottom w:val="single" w:color="CCCCCC" w:sz="4"/>
+              <w:right w:val="single" w:color="CCCCCC" w:sz="4"/>
+            </w:tcBorders>
+            <w:shd w:fill="1F4E79" w:val="clear"/>
+            <w:tcMar>
+              <w:top w:type="dxa" w:w="100"/>
+              <w:left w:type="dxa" w:w="140"/>
+              <w:bottom w:type="dxa" w:w="100"/>
+              <w:right w:type="dxa" w:w="140"/>
+            </w:tcMar>
+          </w:tcPr>
+          <w:p>
+            <w:r>
+              <w:rPr>
+                <w:b/>
+                <w:bCs/>
+                <w:color w:val="FFFFFF"/>
+                <w:sz w:val="20"/>
+                <w:szCs w:val="20"/>
+              </w:rPr>
+              <w:t xml:space="preserve">Peran</w:t>
+            </w:r>
+          </w:p>
+        </w:tc>
+      </w:tr>
+      <w:tr>
+        <w:tc>
+          <w:tcPr>
+            <w:tcW w:type="dxa" w:w="2300"/>
+            <w:tcBorders>
+              <w:top w:val="single" w:color="CCCCCC" w:sz="4"/>
+              <w:left w:val="single" w:color="CCCCCC" w:sz="4"/>
+              <w:bottom w:val="single" w:color="CCCCCC" w:sz="4"/>
+              <w:right w:val="single" w:color="CCCCCC" w:sz="4"/>
+            </w:tcBorders>
+            <w:tcMar>
+              <w:top w:type="dxa" w:w="100"/>
+              <w:left w:type="dxa" w:w="140"/>
+              <w:bottom w:type="dxa" w:w="100"/>
+              <w:right w:type="dxa" w:w="140"/>
+            </w:tcMar>
+          </w:tcPr>
+          <w:p>
+            <w:r>
+              <w:rPr>
+                <w:rFonts w:ascii="Consolas" w:cs="Consolas" w:eastAsia="Consolas" w:hAnsi="Consolas"/>
+                <w:sz w:val="20"/>
+                <w:szCs w:val="20"/>
+              </w:rPr>
+              <w:t xml:space="preserve">uid</w:t>
+            </w:r>
+          </w:p>
+        </w:tc>
+        <w:tc>
+          <w:tcPr>
+            <w:tcW w:type="dxa" w:w="1500"/>
+            <w:tcBorders>
+              <w:top w:val="single" w:color="CCCCCC" w:sz="4"/>
+              <w:left w:val="single" w:color="CCCCCC" w:sz="4"/>
+              <w:bottom w:val="single" w:color="CCCCCC" w:sz="4"/>
+              <w:right w:val="single" w:color="CCCCCC" w:sz="4"/>
+            </w:tcBorders>
+            <w:tcMar>
+              <w:top w:type="dxa" w:w="100"/>
+              <w:left w:type="dxa" w:w="140"/>
+              <w:bottom w:type="dxa" w:w="100"/>
+              <w:right w:type="dxa" w:w="140"/>
+            </w:tcMar>
+          </w:tcPr>
+          <w:p>
+            <w:r>
+              <w:rPr>
+                <w:sz w:val="20"/>
+                <w:szCs w:val="20"/>
+              </w:rPr>
+              <w:t xml:space="preserve">uuid</w:t>
+            </w:r>
+          </w:p>
+        </w:tc>
+        <w:tc>
+          <w:tcPr>
+            <w:tcW w:type="dxa" w:w="5226"/>
+            <w:tcBorders>
+              <w:top w:val="single" w:color="CCCCCC" w:sz="4"/>
+              <w:left w:val="single" w:color="CCCCCC" w:sz="4"/>
+              <w:bottom w:val="single" w:color="CCCCCC" w:sz="4"/>
+              <w:right w:val="single" w:color="CCCCCC" w:sz="4"/>
+            </w:tcBorders>
+            <w:tcMar>
+              <w:top w:type="dxa" w:w="100"/>
+              <w:left w:type="dxa" w:w="140"/>
+              <w:bottom w:type="dxa" w:w="100"/>
+              <w:right w:type="dxa" w:w="140"/>
+            </w:tcMar>
+          </w:tcPr>
+          <w:p>
+            <w:r>
+              <w:rPr>
+                <w:sz w:val="20"/>
+                <w:szCs w:val="20"/>
+              </w:rPr>
+              <w:t xml:space="preserve">Foreign key ke auth user. Dipakai oleh RLS dengan rule uid() = uid sehingga client otomatis hanya dapat mengakses baris miliknya sendiri.</w:t>
+            </w:r>
+          </w:p>
+        </w:tc>
+      </w:tr>
+      <w:tr>
+        <w:tc>
+          <w:tcPr>
+            <w:tcW w:type="dxa" w:w="2300"/>
+            <w:tcBorders>
+              <w:top w:val="single" w:color="CCCCCC" w:sz="4"/>
+              <w:left w:val="single" w:color="CCCCCC" w:sz="4"/>
+              <w:bottom w:val="single" w:color="CCCCCC" w:sz="4"/>
+              <w:right w:val="single" w:color="CCCCCC" w:sz="4"/>
+            </w:tcBorders>
+            <w:shd w:fill="F8F9FA" w:val="clear"/>
+            <w:tcMar>
+              <w:top w:type="dxa" w:w="100"/>
+              <w:left w:type="dxa" w:w="140"/>
+              <w:bottom w:type="dxa" w:w="100"/>
+              <w:right w:type="dxa" w:w="140"/>
+            </w:tcMar>
+          </w:tcPr>
+          <w:p>
+            <w:r>
+              <w:rPr>
+                <w:rFonts w:ascii="Consolas" w:cs="Consolas" w:eastAsia="Consolas" w:hAnsi="Consolas"/>
+                <w:sz w:val="20"/>
+                <w:szCs w:val="20"/>
+              </w:rPr>
+              <w:t xml:space="preserve">configuration</w:t>
+            </w:r>
+          </w:p>
+        </w:tc>
+        <w:tc>
+          <w:tcPr>
+            <w:tcW w:type="dxa" w:w="1500"/>
+            <w:tcBorders>
+              <w:top w:val="single" w:color="CCCCCC" w:sz="4"/>
+              <w:left w:val="single" w:color="CCCCCC" w:sz="4"/>
+              <w:bottom w:val="single" w:color="CCCCCC" w:sz="4"/>
+              <w:right w:val="single" w:color="CCCCCC" w:sz="4"/>
+            </w:tcBorders>
+            <w:shd w:fill="F8F9FA" w:val="clear"/>
+            <w:tcMar>
+              <w:top w:type="dxa" w:w="100"/>
+              <w:left w:type="dxa" w:w="140"/>
+              <w:bottom w:type="dxa" w:w="100"/>
+              <w:right w:type="dxa" w:w="140"/>
+            </w:tcMar>
+          </w:tcPr>
+          <w:p>
+            <w:r>
+              <w:rPr>
+                <w:sz w:val="20"/>
+                <w:szCs w:val="20"/>
+              </w:rPr>
+              <w:t xml:space="preserve">text</w:t>
+            </w:r>
+          </w:p>
+        </w:tc>
+        <w:tc>
+          <w:tcPr>
+            <w:tcW w:type="dxa" w:w="5226"/>
+            <w:tcBorders>
+              <w:top w:val="single" w:color="CCCCCC" w:sz="4"/>
+              <w:left w:val="single" w:color="CCCCCC" w:sz="4"/>
+              <w:bottom w:val="single" w:color="CCCCCC" w:sz="4"/>
+              <w:right w:val="single" w:color="CCCCCC" w:sz="4"/>
+            </w:tcBorders>
+            <w:shd w:fill="F8F9FA" w:val="clear"/>
+            <w:tcMar>
+              <w:top w:type="dxa" w:w="100"/>
+              <w:left w:type="dxa" w:w="140"/>
+              <w:bottom w:type="dxa" w:w="100"/>
+              <w:right w:type="dxa" w:w="140"/>
+            </w:tcMar>
+          </w:tcPr>
+          <w:p>
+            <w:r>
+              <w:rPr>
+                <w:sz w:val="20"/>
+                <w:szCs w:val="20"/>
+              </w:rPr>
+              <w:t xml:space="preserve">Full WireGuard INI string per pengguna. Mengandung blok [Interface] (PrivateKey, Address, DNS) dan [Peer] (PublicKey, Endpoint, AllowedIPs). Dipopulasi oleh admin tooling.</w:t>
+            </w:r>
+          </w:p>
+        </w:tc>
+      </w:tr>
+      <w:tr>
+        <w:tc>
+          <w:tcPr>
+            <w:tcW w:type="dxa" w:w="2300"/>
+            <w:tcBorders>
+              <w:top w:val="single" w:color="CCCCCC" w:sz="4"/>
+              <w:left w:val="single" w:color="CCCCCC" w:sz="4"/>
+              <w:bottom w:val="single" w:color="CCCCCC" w:sz="4"/>
+              <w:right w:val="single" w:color="CCCCCC" w:sz="4"/>
+            </w:tcBorders>
+            <w:tcMar>
+              <w:top w:type="dxa" w:w="100"/>
+              <w:left w:type="dxa" w:w="140"/>
+              <w:bottom w:type="dxa" w:w="100"/>
+              <w:right w:type="dxa" w:w="140"/>
+            </w:tcMar>
+          </w:tcPr>
+          <w:p>
+            <w:r>
+              <w:rPr>
+                <w:rFonts w:ascii="Consolas" w:cs="Consolas" w:eastAsia="Consolas" w:hAnsi="Consolas"/>
+                <w:sz w:val="20"/>
+                <w:szCs w:val="20"/>
+              </w:rPr>
+              <w:t xml:space="preserve">assigned_ip</w:t>
+            </w:r>
+          </w:p>
+        </w:tc>
+        <w:tc>
+          <w:tcPr>
+            <w:tcW w:type="dxa" w:w="1500"/>
+            <w:tcBorders>
+              <w:top w:val="single" w:color="CCCCCC" w:sz="4"/>
+              <w:left w:val="single" w:color="CCCCCC" w:sz="4"/>
+              <w:bottom w:val="single" w:color="CCCCCC" w:sz="4"/>
+              <w:right w:val="single" w:color="CCCCCC" w:sz="4"/>
+            </w:tcBorders>
+            <w:tcMar>
+              <w:top w:type="dxa" w:w="100"/>
+              <w:left w:type="dxa" w:w="140"/>
+              <w:bottom w:type="dxa" w:w="100"/>
+              <w:right w:type="dxa" w:w="140"/>
+            </w:tcMar>
+          </w:tcPr>
+          <w:p>
+            <w:r>
+              <w:rPr>
+                <w:sz w:val="20"/>
+                <w:szCs w:val="20"/>
+              </w:rPr>
+              <w:t xml:space="preserve">text</w:t>
+            </w:r>
+          </w:p>
+        </w:tc>
+        <w:tc>
+          <w:tcPr>
+            <w:tcW w:type="dxa" w:w="5226"/>
+            <w:tcBorders>
+              <w:top w:val="single" w:color="CCCCCC" w:sz="4"/>
+              <w:left w:val="single" w:color="CCCCCC" w:sz="4"/>
+              <w:bottom w:val="single" w:color="CCCCCC" w:sz="4"/>
+              <w:right w:val="single" w:color="CCCCCC" w:sz="4"/>
+            </w:tcBorders>
+            <w:tcMar>
+              <w:top w:type="dxa" w:w="100"/>
+              <w:left w:type="dxa" w:w="140"/>
+              <w:bottom w:type="dxa" w:w="100"/>
+              <w:right w:type="dxa" w:w="140"/>
+            </w:tcMar>
+          </w:tcPr>
+          <w:p>
+            <w:r>
+              <w:rPr>
+                <w:sz w:val="20"/>
+                <w:szCs w:val="20"/>
+              </w:rPr>
+              <w:t xml:space="preserve">IP yang di-assign untuk pengguna di tunnel. Bersifat informatif; sudah tercakup di field Address pada configuration.</w:t>
+            </w:r>
+          </w:p>
+        </w:tc>
+      </w:tr>
+      <w:tr>
+        <w:tc>
+          <w:tcPr>
+            <w:tcW w:type="dxa" w:w="2300"/>
+            <w:tcBorders>
+              <w:top w:val="single" w:color="CCCCCC" w:sz="4"/>
+              <w:left w:val="single" w:color="CCCCCC" w:sz="4"/>
+              <w:bottom w:val="single" w:color="CCCCCC" w:sz="4"/>
+              <w:right w:val="single" w:color="CCCCCC" w:sz="4"/>
+            </w:tcBorders>
+            <w:shd w:fill="F8F9FA" w:val="clear"/>
+            <w:tcMar>
+              <w:top w:type="dxa" w:w="100"/>
+              <w:left w:type="dxa" w:w="140"/>
+              <w:bottom w:type="dxa" w:w="100"/>
+              <w:right w:type="dxa" w:w="140"/>
+            </w:tcMar>
+          </w:tcPr>
+          <w:p>
+            <w:r>
+              <w:rPr>
+                <w:rFonts w:ascii="Consolas" w:cs="Consolas" w:eastAsia="Consolas" w:hAnsi="Consolas"/>
+                <w:sz w:val="20"/>
+                <w:szCs w:val="20"/>
+              </w:rPr>
+              <w:t xml:space="preserve">sase_slice_id</w:t>
+            </w:r>
+          </w:p>
+        </w:tc>
+        <w:tc>
+          <w:tcPr>
+            <w:tcW w:type="dxa" w:w="1500"/>
+            <w:tcBorders>
+              <w:top w:val="single" w:color="CCCCCC" w:sz="4"/>
+              <w:left w:val="single" w:color="CCCCCC" w:sz="4"/>
+              <w:bottom w:val="single" w:color="CCCCCC" w:sz="4"/>
+              <w:right w:val="single" w:color="CCCCCC" w:sz="4"/>
+            </w:tcBorders>
+            <w:shd w:fill="F8F9FA" w:val="clear"/>
+            <w:tcMar>
+              <w:top w:type="dxa" w:w="100"/>
+              <w:left w:type="dxa" w:w="140"/>
+              <w:bottom w:type="dxa" w:w="100"/>
+              <w:right w:type="dxa" w:w="140"/>
+            </w:tcMar>
+          </w:tcPr>
+          <w:p>
+            <w:r>
+              <w:rPr>
+                <w:sz w:val="20"/>
+                <w:szCs w:val="20"/>
+              </w:rPr>
+              <w:t xml:space="preserve">int4</w:t>
+            </w:r>
+          </w:p>
+        </w:tc>
+        <w:tc>
+          <w:tcPr>
+            <w:tcW w:type="dxa" w:w="5226"/>
+            <w:tcBorders>
+              <w:top w:val="single" w:color="CCCCCC" w:sz="4"/>
+              <w:left w:val="single" w:color="CCCCCC" w:sz="4"/>
+              <w:bottom w:val="single" w:color="CCCCCC" w:sz="4"/>
+              <w:right w:val="single" w:color="CCCCCC" w:sz="4"/>
+            </w:tcBorders>
+            <w:shd w:fill="F8F9FA" w:val="clear"/>
+            <w:tcMar>
+              <w:top w:type="dxa" w:w="100"/>
+              <w:left w:type="dxa" w:w="140"/>
+              <w:bottom w:type="dxa" w:w="100"/>
+              <w:right w:type="dxa" w:w="140"/>
+            </w:tcMar>
+          </w:tcPr>
+          <w:p>
+            <w:r>
+              <w:rPr>
+                <w:sz w:val="20"/>
+                <w:szCs w:val="20"/>
+              </w:rPr>
+              <w:t xml:space="preserve">Pointer ke slice di gateway. Bersifat informatif untuk audit/telemetry.</w:t>
+            </w:r>
+          </w:p>
+        </w:tc>
+      </w:tr>
+      <w:tr>
+        <w:tc>
+          <w:tcPr>
+            <w:tcW w:type="dxa" w:w="2300"/>
+            <w:tcBorders>
+              <w:top w:val="single" w:color="CCCCCC" w:sz="4"/>
+              <w:left w:val="single" w:color="CCCCCC" w:sz="4"/>
+              <w:bottom w:val="single" w:color="CCCCCC" w:sz="4"/>
+              <w:right w:val="single" w:color="CCCCCC" w:sz="4"/>
+            </w:tcBorders>
+            <w:tcMar>
+              <w:top w:type="dxa" w:w="100"/>
+              <w:left w:type="dxa" w:w="140"/>
+              <w:bottom w:type="dxa" w:w="100"/>
+              <w:right w:type="dxa" w:w="140"/>
+            </w:tcMar>
+          </w:tcPr>
+          <w:p>
+            <w:r>
+              <w:rPr>
+                <w:rFonts w:ascii="Consolas" w:cs="Consolas" w:eastAsia="Consolas" w:hAnsi="Consolas"/>
+                <w:sz w:val="20"/>
+                <w:szCs w:val="20"/>
+              </w:rPr>
+              <w:t xml:space="preserve">sase_version</w:t>
+            </w:r>
+          </w:p>
+        </w:tc>
+        <w:tc>
+          <w:tcPr>
+            <w:tcW w:type="dxa" w:w="1500"/>
+            <w:tcBorders>
+              <w:top w:val="single" w:color="CCCCCC" w:sz="4"/>
+              <w:left w:val="single" w:color="CCCCCC" w:sz="4"/>
+              <w:bottom w:val="single" w:color="CCCCCC" w:sz="4"/>
+              <w:right w:val="single" w:color="CCCCCC" w:sz="4"/>
+            </w:tcBorders>
+            <w:tcMar>
+              <w:top w:type="dxa" w:w="100"/>
+              <w:left w:type="dxa" w:w="140"/>
+              <w:bottom w:type="dxa" w:w="100"/>
+              <w:right w:type="dxa" w:w="140"/>
+            </w:tcMar>
+          </w:tcPr>
+          <w:p>
+            <w:r>
+              <w:rPr>
+                <w:sz w:val="20"/>
+                <w:szCs w:val="20"/>
+              </w:rPr>
+              <w:t xml:space="preserve">text</w:t>
+            </w:r>
+          </w:p>
+        </w:tc>
+        <w:tc>
+          <w:tcPr>
+            <w:tcW w:type="dxa" w:w="5226"/>
+            <w:tcBorders>
+              <w:top w:val="single" w:color="CCCCCC" w:sz="4"/>
+              <w:left w:val="single" w:color="CCCCCC" w:sz="4"/>
+              <w:bottom w:val="single" w:color="CCCCCC" w:sz="4"/>
+              <w:right w:val="single" w:color="CCCCCC" w:sz="4"/>
+            </w:tcBorders>
+            <w:tcMar>
+              <w:top w:type="dxa" w:w="100"/>
+              <w:left w:type="dxa" w:w="140"/>
+              <w:bottom w:type="dxa" w:w="100"/>
+              <w:right w:type="dxa" w:w="140"/>
+            </w:tcMar>
+          </w:tcPr>
+          <w:p>
+            <w:r>
+              <w:rPr>
+                <w:sz w:val="20"/>
+                <w:szCs w:val="20"/>
+              </w:rPr>
+              <w:t xml:space="preserve">Versi SASE. Pada sample data masih kosong; dipakai sebagai field informatif tanpa dependency logika kode.</w:t>
+            </w:r>
+          </w:p>
+        </w:tc>
+      </w:tr>
+    </w:tbl>
+    <w:p>
+      <w:pPr>
+        <w:pStyle w:val="Heading2"/>
+        <w:spacing w:after="160" w:before="280"/>
+      </w:pPr>
+      <w:r>
+        <w:t xml:space="preserve">4.4. Format Field configuration (Sample 5 User)</w:t>
+      </w:r>
+    </w:p>
+    <w:p>
+      <w:pPr>
+        <w:spacing w:after="120" w:before="0"/>
+      </w:pPr>
+      <w:r>
+        <w:t xml:space="preserve">Inspeksi terhadap lima baris pengguna nyata menunjukkan struktur yang konsisten:</w:t>
+      </w:r>
+    </w:p>
+    <w:tbl>
+      <w:tblPr>
+        <w:tblW w:type="dxa" w:w="9026"/>
+        <w:tblBorders>
+          <w:top w:val="single" w:color="auto" w:sz="4"/>
+          <w:left w:val="single" w:color="auto" w:sz="4"/>
+          <w:bottom w:val="single" w:color="auto" w:sz="4"/>
+          <w:right w:val="single" w:color="auto" w:sz="4"/>
+          <w:insideH w:val="single" w:color="auto" w:sz="4"/>
+          <w:insideV w:val="single" w:color="auto" w:sz="4"/>
+        </w:tblBorders>
+      </w:tblPr>
+      <w:tblGrid>
+        <w:gridCol w:w="4513"/>
+        <w:gridCol w:w="4513"/>
+      </w:tblGrid>
+      <w:tr>
+        <w:tc>
+          <w:tcPr>
+            <w:tcW w:type="dxa" w:w="4513"/>
+            <w:tcBorders>
+              <w:top w:val="single" w:color="CCCCCC" w:sz="4"/>
+              <w:left w:val="single" w:color="CCCCCC" w:sz="4"/>
+              <w:bottom w:val="single" w:color="CCCCCC" w:sz="4"/>
+              <w:right w:val="single" w:color="CCCCCC" w:sz="4"/>
+            </w:tcBorders>
+            <w:shd w:fill="C6EFCE" w:val="clear"/>
+            <w:tcMar>
+              <w:top w:type="dxa" w:w="100"/>
+              <w:left w:type="dxa" w:w="140"/>
+              <w:bottom w:type="dxa" w:w="100"/>
+              <w:right w:type="dxa" w:w="140"/>
+            </w:tcMar>
+          </w:tcPr>
+          <w:p>
+            <w:r>
+              <w:rPr>
+                <w:b/>
+                <w:bCs/>
+                <w:sz w:val="20"/>
+                <w:szCs w:val="20"/>
+              </w:rPr>
+              <w:t xml:space="preserve">Selalu Ada</w:t>
+            </w:r>
+          </w:p>
+        </w:tc>
+        <w:tc>
+          <w:tcPr>
+            <w:tcW w:type="dxa" w:w="4513"/>
+            <w:tcBorders>
+              <w:top w:val="single" w:color="CCCCCC" w:sz="4"/>
+              <w:left w:val="single" w:color="CCCCCC" w:sz="4"/>
+              <w:bottom w:val="single" w:color="CCCCCC" w:sz="4"/>
+              <w:right w:val="single" w:color="CCCCCC" w:sz="4"/>
+            </w:tcBorders>
+            <w:shd w:fill="FFC7CE" w:val="clear"/>
+            <w:tcMar>
+              <w:top w:type="dxa" w:w="100"/>
+              <w:left w:type="dxa" w:w="140"/>
+              <w:bottom w:type="dxa" w:w="100"/>
+              <w:right w:type="dxa" w:w="140"/>
+            </w:tcMar>
+          </w:tcPr>
+          <w:p>
+            <w:r>
+              <w:rPr>
+                <w:b/>
+                <w:bCs/>
+                <w:sz w:val="20"/>
+                <w:szCs w:val="20"/>
+              </w:rPr>
+              <w:t xml:space="preserve">Tidak Ada di Production</w:t>
+            </w:r>
+          </w:p>
+        </w:tc>
+      </w:tr>
+      <w:tr>
+        <w:tc>
+          <w:tcPr>
+            <w:tcW w:type="dxa" w:w="4513"/>
+            <w:tcBorders>
+              <w:top w:val="single" w:color="CCCCCC" w:sz="4"/>
+              <w:left w:val="single" w:color="CCCCCC" w:sz="4"/>
+              <w:bottom w:val="single" w:color="CCCCCC" w:sz="4"/>
+              <w:right w:val="single" w:color="CCCCCC" w:sz="4"/>
+            </w:tcBorders>
+            <w:tcMar>
+              <w:top w:type="dxa" w:w="100"/>
+              <w:left w:type="dxa" w:w="140"/>
+              <w:bottom w:type="dxa" w:w="100"/>
+              <w:right w:type="dxa" w:w="140"/>
+            </w:tcMar>
+          </w:tcPr>
+          <w:p>
+            <w:r>
+              <w:rPr>
+                <w:sz w:val="20"/>
+                <w:szCs w:val="20"/>
+              </w:rPr>
+              <w:t xml:space="preserve">[Interface] (posisi 1)
+PrivateKey (posisi ~37)
+Address
+DNS
+[Peer]
+PublicKey
+Endpoint
+AllowedIPs</w:t>
+            </w:r>
+          </w:p>
+        </w:tc>
+        <w:tc>
+          <w:tcPr>
+            <w:tcW w:type="dxa" w:w="4513"/>
+            <w:tcBorders>
+              <w:top w:val="single" w:color="CCCCCC" w:sz="4"/>
+              <w:left w:val="single" w:color="CCCCCC" w:sz="4"/>
+              <w:bottom w:val="single" w:color="CCCCCC" w:sz="4"/>
+              <w:right w:val="single" w:color="CCCCCC" w:sz="4"/>
+            </w:tcBorders>
+            <w:tcMar>
+              <w:top w:type="dxa" w:w="100"/>
+              <w:left w:type="dxa" w:w="140"/>
+              <w:bottom w:type="dxa" w:w="100"/>
+              <w:right w:type="dxa" w:w="140"/>
+            </w:tcMar>
+          </w:tcPr>
+          <w:p>
+            <w:r>
+              <w:rPr>
+                <w:sz w:val="20"/>
+                <w:szCs w:val="20"/>
+              </w:rPr>
+              <w:t xml:space="preserve">PresharedKey
+MTU
+PersistentKeepalive</w:t>
+            </w:r>
+          </w:p>
+        </w:tc>
+      </w:tr>
+    </w:tbl>
+    <w:p>
+      <w:pPr>
+        <w:spacing w:after="120" w:before="0"/>
+      </w:pPr>
+      <w:r>
+        <w:t xml:space="preserve">Konsekuensi: implementasi client tidak boleh mengasumsikan adanya PSK, MTU custom, atau keepalive. Kalau ke depan administrator menambahkan elemen tersebut di configuration, client otomatis akan ikut menerapkannya karena sifatnya passthrough INI ke Helper.</w:t>
+      </w:r>
+    </w:p>
+    <w:p>
+      <w:pPr>
+        <w:pStyle w:val="Heading2"/>
+        <w:spacing w:after="160" w:before="280"/>
+      </w:pPr>
+      <w:r>
+        <w:t xml:space="preserve">4.5. Row Level Security &amp; Trigger</w:t>
+      </w:r>
+    </w:p>
+    <w:p>
+      <w:pPr>
+        <w:spacing w:after="120" w:before="0"/>
+      </w:pPr>
+      <w:r>
+        <w:t xml:space="preserve">RLS aktif di user_data dengan satu policy yang sudah cukup, tanpa trigger custom apa pun:</w:t>
+      </w:r>
+    </w:p>
+    <w:p>
+      <w:pPr>
+        <w:shd w:fill="F4F4F4" w:val="clear"/>
+        <w:spacing w:after="120"/>
+      </w:pPr>
+      <w:r>
+        <w:rPr>
+          <w:rFonts w:ascii="Consolas" w:cs="Consolas" w:eastAsia="Consolas" w:hAnsi="Consolas"/>
+          <w:sz w:val="20"/>
+          <w:szCs w:val="20"/>
+        </w:rPr>
+        <w:t xml:space="preserve">Tabel:    user_data
+RLS:      enabled = true, forced = false
+Policy:   "Allow all usage"
+  - cmd       : * (semua perintah)
+  - using     : (uid() = uid)
+  - with_check: (uid() = uid)
+Trigger:  tidak ada custom trigger</w:t>
+      </w:r>
+    </w:p>
+    <w:p>
+      <w:pPr>
+        <w:spacing w:after="120" w:before="0"/>
+      </w:pPr>
+      <w:r>
+        <w:t xml:space="preserve">Fungsi uid() adalah helper auth Supabase yang mengembalikan UUID pengguna dari klaim JWT. Implikasinya, query SELECT * FROM user_data akan otomatis difilter ke baris milik pengguna yang login.</w:t>
+      </w:r>
+    </w:p>
+    <w:p>
+      <w:r>
+        <w:br w:type="page"/>
+      </w:r>
+    </w:p>
+    <w:p>
+      <w:pPr>
+        <w:pStyle w:val="Heading1"/>
+        <w:spacing w:after="200" w:before="360"/>
+      </w:pPr>
+      <w:r>
+        <w:t xml:space="preserve">5. Asumsi yang Gugur vs Realitas Production</w:t>
+      </w:r>
+    </w:p>
+    <w:p>
+      <w:pPr>
+        <w:spacing w:after="120" w:before="0"/>
+      </w:pPr>
+      <w:r>
+        <w:t xml:space="preserve">Tabel berikut konsolidasi seluruh asumsi yang dihapus dari dokumentasi v1.0 dan v1.1, beserta realitanya di production:</w:t>
+      </w:r>
+    </w:p>
+    <w:tbl>
+      <w:tblPr>
+        <w:tblW w:type="dxa" w:w="9026"/>
+        <w:tblBorders>
+          <w:top w:val="single" w:color="auto" w:sz="4"/>
+          <w:left w:val="single" w:color="auto" w:sz="4"/>
+          <w:bottom w:val="single" w:color="auto" w:sz="4"/>
+          <w:right w:val="single" w:color="auto" w:sz="4"/>
+          <w:insideH w:val="single" w:color="auto" w:sz="4"/>
+          <w:insideV w:val="single" w:color="auto" w:sz="4"/>
+        </w:tblBorders>
+      </w:tblPr>
+      <w:tblGrid>
+        <w:gridCol w:w="4513"/>
+        <w:gridCol w:w="4513"/>
+      </w:tblGrid>
+      <w:tr>
+        <w:tc>
+          <w:tcPr>
+            <w:tcW w:type="dxa" w:w="4513"/>
+            <w:tcBorders>
+              <w:top w:val="single" w:color="CCCCCC" w:sz="4"/>
+              <w:left w:val="single" w:color="CCCCCC" w:sz="4"/>
+              <w:bottom w:val="single" w:color="CCCCCC" w:sz="4"/>
+              <w:right w:val="single" w:color="CCCCCC" w:sz="4"/>
+            </w:tcBorders>
+            <w:shd w:fill="FFE699" w:val="clear"/>
+            <w:tcMar>
+              <w:top w:type="dxa" w:w="100"/>
+              <w:left w:type="dxa" w:w="140"/>
+              <w:bottom w:type="dxa" w:w="100"/>
+              <w:right w:type="dxa" w:w="140"/>
+            </w:tcMar>
+          </w:tcPr>
+          <w:p>
+            <w:r>
+              <w:rPr>
+                <w:b/>
+                <w:bCs/>
+                <w:sz w:val="20"/>
+                <w:szCs w:val="20"/>
+              </w:rPr>
+              <w:t xml:space="preserve">Asumsi Sebelumnya</w:t>
+            </w:r>
+          </w:p>
+        </w:tc>
+        <w:tc>
+          <w:tcPr>
+            <w:tcW w:type="dxa" w:w="4513"/>
+            <w:tcBorders>
+              <w:top w:val="single" w:color="CCCCCC" w:sz="4"/>
+              <w:left w:val="single" w:color="CCCCCC" w:sz="4"/>
+              <w:bottom w:val="single" w:color="CCCCCC" w:sz="4"/>
+              <w:right w:val="single" w:color="CCCCCC" w:sz="4"/>
+            </w:tcBorders>
+            <w:shd w:fill="C6EFCE" w:val="clear"/>
+            <w:tcMar>
+              <w:top w:type="dxa" w:w="100"/>
+              <w:left w:type="dxa" w:w="140"/>
+              <w:bottom w:type="dxa" w:w="100"/>
+              <w:right w:type="dxa" w:w="140"/>
+            </w:tcMar>
+          </w:tcPr>
+          <w:p>
+            <w:r>
+              <w:rPr>
+                <w:b/>
+                <w:bCs/>
+                <w:sz w:val="20"/>
+                <w:szCs w:val="20"/>
+              </w:rPr>
+              <w:t xml:space="preserve">Realitas Production (Verified)</w:t>
+            </w:r>
+          </w:p>
+        </w:tc>
+      </w:tr>
+      <w:tr>
+        <w:tc>
+          <w:tcPr>
+            <w:tcW w:type="dxa" w:w="4513"/>
+            <w:tcBorders>
+              <w:top w:val="single" w:color="CCCCCC" w:sz="4"/>
+              <w:left w:val="single" w:color="CCCCCC" w:sz="4"/>
+              <w:bottom w:val="single" w:color="CCCCCC" w:sz="4"/>
+              <w:right w:val="single" w:color="CCCCCC" w:sz="4"/>
+            </w:tcBorders>
+            <w:tcMar>
+              <w:top w:type="dxa" w:w="100"/>
+              <w:left w:type="dxa" w:w="140"/>
+              <w:bottom w:type="dxa" w:w="100"/>
+              <w:right w:type="dxa" w:w="140"/>
+            </w:tcMar>
+          </w:tcPr>
+          <w:p>
+            <w:r>
+              <w:rPr>
+                <w:sz w:val="20"/>
+                <w:szCs w:val="20"/>
+              </w:rPr>
+              <w:t xml:space="preserve">Pakai Edge Function untuk operasi privileged</w:t>
+            </w:r>
+          </w:p>
+        </w:tc>
+        <w:tc>
+          <w:tcPr>
+            <w:tcW w:type="dxa" w:w="4513"/>
+            <w:tcBorders>
+              <w:top w:val="single" w:color="CCCCCC" w:sz="4"/>
+              <w:left w:val="single" w:color="CCCCCC" w:sz="4"/>
+              <w:bottom w:val="single" w:color="CCCCCC" w:sz="4"/>
+              <w:right w:val="single" w:color="CCCCCC" w:sz="4"/>
+            </w:tcBorders>
+            <w:tcMar>
+              <w:top w:type="dxa" w:w="100"/>
+              <w:left w:type="dxa" w:w="140"/>
+              <w:bottom w:type="dxa" w:w="100"/>
+              <w:right w:type="dxa" w:w="140"/>
+            </w:tcMar>
+          </w:tcPr>
+          <w:p>
+            <w:r>
+              <w:rPr>
+                <w:sz w:val="20"/>
+                <w:szCs w:val="20"/>
+              </w:rPr>
+              <w:t xml:space="preserve">Self-hosted Supabase tidak punya Edge Function. Pakai PostgREST + RLS direct.</w:t>
+            </w:r>
+          </w:p>
+        </w:tc>
+      </w:tr>
+      <w:tr>
+        <w:tc>
+          <w:tcPr>
+            <w:tcW w:type="dxa" w:w="4513"/>
+            <w:tcBorders>
+              <w:top w:val="single" w:color="CCCCCC" w:sz="4"/>
+              <w:left w:val="single" w:color="CCCCCC" w:sz="4"/>
+              <w:bottom w:val="single" w:color="CCCCCC" w:sz="4"/>
+              <w:right w:val="single" w:color="CCCCCC" w:sz="4"/>
+            </w:tcBorders>
+            <w:shd w:fill="F8F9FA" w:val="clear"/>
+            <w:tcMar>
+              <w:top w:type="dxa" w:w="100"/>
+              <w:left w:type="dxa" w:w="140"/>
+              <w:bottom w:type="dxa" w:w="100"/>
+              <w:right w:type="dxa" w:w="140"/>
+            </w:tcMar>
+          </w:tcPr>
+          <w:p>
+            <w:r>
+              <w:rPr>
+                <w:sz w:val="20"/>
+                <w:szCs w:val="20"/>
+              </w:rPr>
+              <w:t xml:space="preserve">UI app jalan as admin / minta UAC tiap operasi</w:t>
+            </w:r>
+          </w:p>
+        </w:tc>
+        <w:tc>
+          <w:tcPr>
+            <w:tcW w:type="dxa" w:w="4513"/>
+            <w:tcBorders>
+              <w:top w:val="single" w:color="CCCCCC" w:sz="4"/>
+              <w:left w:val="single" w:color="CCCCCC" w:sz="4"/>
+              <w:bottom w:val="single" w:color="CCCCCC" w:sz="4"/>
+              <w:right w:val="single" w:color="CCCCCC" w:sz="4"/>
+            </w:tcBorders>
+            <w:shd w:fill="F8F9FA" w:val="clear"/>
+            <w:tcMar>
+              <w:top w:type="dxa" w:w="100"/>
+              <w:left w:type="dxa" w:w="140"/>
+              <w:bottom w:type="dxa" w:w="100"/>
+              <w:right w:type="dxa" w:w="140"/>
+            </w:tcMar>
+          </w:tcPr>
+          <w:p>
+            <w:r>
+              <w:rPr>
+                <w:sz w:val="20"/>
+                <w:szCs w:val="20"/>
+              </w:rPr>
+              <w:t xml:space="preserve">UI as user. Operasi privileged via HermesHelperSvc (Windows Service LocalSystem / macOS LaunchDaemon root).</w:t>
+            </w:r>
+          </w:p>
+        </w:tc>
+      </w:tr>
+      <w:tr>
+        <w:tc>
+          <w:tcPr>
+            <w:tcW w:type="dxa" w:w="4513"/>
+            <w:tcBorders>
+              <w:top w:val="single" w:color="CCCCCC" w:sz="4"/>
+              <w:left w:val="single" w:color="CCCCCC" w:sz="4"/>
+              <w:bottom w:val="single" w:color="CCCCCC" w:sz="4"/>
+              <w:right w:val="single" w:color="CCCCCC" w:sz="4"/>
+            </w:tcBorders>
+            <w:tcMar>
+              <w:top w:type="dxa" w:w="100"/>
+              <w:left w:type="dxa" w:w="140"/>
+              <w:bottom w:type="dxa" w:w="100"/>
+              <w:right w:type="dxa" w:w="140"/>
+            </w:tcMar>
+          </w:tcPr>
+          <w:p>
+            <w:r>
+              <w:rPr>
+                <w:sz w:val="20"/>
+                <w:szCs w:val="20"/>
+              </w:rPr>
+              <w:t xml:space="preserve">Gateway SASE terpusat (n1.ndr24.com)</w:t>
+            </w:r>
+          </w:p>
+        </w:tc>
+        <w:tc>
+          <w:tcPr>
+            <w:tcW w:type="dxa" w:w="4513"/>
+            <w:tcBorders>
+              <w:top w:val="single" w:color="CCCCCC" w:sz="4"/>
+              <w:left w:val="single" w:color="CCCCCC" w:sz="4"/>
+              <w:bottom w:val="single" w:color="CCCCCC" w:sz="4"/>
+              <w:right w:val="single" w:color="CCCCCC" w:sz="4"/>
+            </w:tcBorders>
+            <w:tcMar>
+              <w:top w:type="dxa" w:w="100"/>
+              <w:left w:type="dxa" w:w="140"/>
+              <w:bottom w:type="dxa" w:w="100"/>
+              <w:right w:type="dxa" w:w="140"/>
+            </w:tcMar>
+          </w:tcPr>
+          <w:p>
+            <w:r>
+              <w:rPr>
+                <w:sz w:val="20"/>
+                <w:szCs w:val="20"/>
+              </w:rPr>
+              <w:t xml:space="preserve">Tidak ada gateway hardcoded. Per-user config di user_data.configuration.</w:t>
+            </w:r>
+          </w:p>
+        </w:tc>
+      </w:tr>
+      <w:tr>
+        <w:tc>
+          <w:tcPr>
+            <w:tcW w:type="dxa" w:w="4513"/>
+            <w:tcBorders>
+              <w:top w:val="single" w:color="CCCCCC" w:sz="4"/>
+              <w:left w:val="single" w:color="CCCCCC" w:sz="4"/>
+              <w:bottom w:val="single" w:color="CCCCCC" w:sz="4"/>
+              <w:right w:val="single" w:color="CCCCCC" w:sz="4"/>
+            </w:tcBorders>
+            <w:shd w:fill="F8F9FA" w:val="clear"/>
+            <w:tcMar>
+              <w:top w:type="dxa" w:w="100"/>
+              <w:left w:type="dxa" w:w="140"/>
+              <w:bottom w:type="dxa" w:w="100"/>
+              <w:right w:type="dxa" w:w="140"/>
+            </w:tcMar>
+          </w:tcPr>
+          <w:p>
+            <w:r>
+              <w:rPr>
+                <w:sz w:val="20"/>
+                <w:szCs w:val="20"/>
+              </w:rPr>
+              <w:t xml:space="preserve">Akan menambah kolom wg_config, wg_public_key, wg_status, wg_last_handshake</w:t>
+            </w:r>
+          </w:p>
+        </w:tc>
+        <w:tc>
+          <w:tcPr>
+            <w:tcW w:type="dxa" w:w="4513"/>
+            <w:tcBorders>
+              <w:top w:val="single" w:color="CCCCCC" w:sz="4"/>
+              <w:left w:val="single" w:color="CCCCCC" w:sz="4"/>
+              <w:bottom w:val="single" w:color="CCCCCC" w:sz="4"/>
+              <w:right w:val="single" w:color="CCCCCC" w:sz="4"/>
+            </w:tcBorders>
+            <w:shd w:fill="F8F9FA" w:val="clear"/>
+            <w:tcMar>
+              <w:top w:type="dxa" w:w="100"/>
+              <w:left w:type="dxa" w:w="140"/>
+              <w:bottom w:type="dxa" w:w="100"/>
+              <w:right w:type="dxa" w:w="140"/>
+            </w:tcMar>
+          </w:tcPr>
+          <w:p>
+            <w:r>
+              <w:rPr>
+                <w:sz w:val="20"/>
+                <w:szCs w:val="20"/>
+              </w:rPr>
+              <w:t xml:space="preserve">Tidak boleh menambah kolom. Pakai kolom configuration yang sudah ada.</w:t>
+            </w:r>
+          </w:p>
+        </w:tc>
+      </w:tr>
+      <w:tr>
+        <w:tc>
+          <w:tcPr>
+            <w:tcW w:type="dxa" w:w="4513"/>
+            <w:tcBorders>
+              <w:top w:val="single" w:color="CCCCCC" w:sz="4"/>
+              <w:left w:val="single" w:color="CCCCCC" w:sz="4"/>
+              <w:bottom w:val="single" w:color="CCCCCC" w:sz="4"/>
+              <w:right w:val="single" w:color="CCCCCC" w:sz="4"/>
+            </w:tcBorders>
+            <w:tcMar>
+              <w:top w:type="dxa" w:w="100"/>
+              <w:left w:type="dxa" w:w="140"/>
+              <w:bottom w:type="dxa" w:w="100"/>
+              <w:right w:type="dxa" w:w="140"/>
+            </w:tcMar>
+          </w:tcPr>
+          <w:p>
+            <w:r>
+              <w:rPr>
+                <w:sz w:val="20"/>
+                <w:szCs w:val="20"/>
+              </w:rPr>
+              <w:t xml:space="preserve">Akan membuat trigger protect_wg_config</w:t>
+            </w:r>
+          </w:p>
+        </w:tc>
+        <w:tc>
+          <w:tcPr>
+            <w:tcW w:type="dxa" w:w="4513"/>
+            <w:tcBorders>
+              <w:top w:val="single" w:color="CCCCCC" w:sz="4"/>
+              <w:left w:val="single" w:color="CCCCCC" w:sz="4"/>
+              <w:bottom w:val="single" w:color="CCCCCC" w:sz="4"/>
+              <w:right w:val="single" w:color="CCCCCC" w:sz="4"/>
+            </w:tcBorders>
+            <w:tcMar>
+              <w:top w:type="dxa" w:w="100"/>
+              <w:left w:type="dxa" w:w="140"/>
+              <w:bottom w:type="dxa" w:w="100"/>
+              <w:right w:type="dxa" w:w="140"/>
+            </w:tcMar>
+          </w:tcPr>
+          <w:p>
+            <w:r>
+              <w:rPr>
+                <w:sz w:val="20"/>
+                <w:szCs w:val="20"/>
+              </w:rPr>
+              <w:t xml:space="preserve">Tidak ada trigger custom. Disiplin di kode (client tidak UPDATE configuration).</w:t>
+            </w:r>
+          </w:p>
+        </w:tc>
+      </w:tr>
+      <w:tr>
+        <w:tc>
+          <w:tcPr>
+            <w:tcW w:type="dxa" w:w="4513"/>
+            <w:tcBorders>
+              <w:top w:val="single" w:color="CCCCCC" w:sz="4"/>
+              <w:left w:val="single" w:color="CCCCCC" w:sz="4"/>
+              <w:bottom w:val="single" w:color="CCCCCC" w:sz="4"/>
+              <w:right w:val="single" w:color="CCCCCC" w:sz="4"/>
+            </w:tcBorders>
+            <w:shd w:fill="F8F9FA" w:val="clear"/>
+            <w:tcMar>
+              <w:top w:type="dxa" w:w="100"/>
+              <w:left w:type="dxa" w:w="140"/>
+              <w:bottom w:type="dxa" w:w="100"/>
+              <w:right w:type="dxa" w:w="140"/>
+            </w:tcMar>
+          </w:tcPr>
+          <w:p>
+            <w:r>
+              <w:rPr>
+                <w:sz w:val="20"/>
+                <w:szCs w:val="20"/>
+              </w:rPr>
+              <w:t xml:space="preserve">Akan membuat tabel sase_peer dan sase_audit_log</w:t>
+            </w:r>
+          </w:p>
+        </w:tc>
+        <w:tc>
+          <w:tcPr>
+            <w:tcW w:type="dxa" w:w="4513"/>
+            <w:tcBorders>
+              <w:top w:val="single" w:color="CCCCCC" w:sz="4"/>
+              <w:left w:val="single" w:color="CCCCCC" w:sz="4"/>
+              <w:bottom w:val="single" w:color="CCCCCC" w:sz="4"/>
+              <w:right w:val="single" w:color="CCCCCC" w:sz="4"/>
+            </w:tcBorders>
+            <w:shd w:fill="F8F9FA" w:val="clear"/>
+            <w:tcMar>
+              <w:top w:type="dxa" w:w="100"/>
+              <w:left w:type="dxa" w:w="140"/>
+              <w:bottom w:type="dxa" w:w="100"/>
+              <w:right w:type="dxa" w:w="140"/>
+            </w:tcMar>
+          </w:tcPr>
+          <w:p>
+            <w:r>
+              <w:rPr>
+                <w:sz w:val="20"/>
+                <w:szCs w:val="20"/>
+              </w:rPr>
+              <w:t xml:space="preserve">Tidak boleh tabel baru. Audit di app log lokal + LogReportService Hermes existing.</w:t>
+            </w:r>
+          </w:p>
+        </w:tc>
+      </w:tr>
+      <w:tr>
+        <w:tc>
+          <w:tcPr>
+            <w:tcW w:type="dxa" w:w="4513"/>
+            <w:tcBorders>
+              <w:top w:val="single" w:color="CCCCCC" w:sz="4"/>
+              <w:left w:val="single" w:color="CCCCCC" w:sz="4"/>
+              <w:bottom w:val="single" w:color="CCCCCC" w:sz="4"/>
+              <w:right w:val="single" w:color="CCCCCC" w:sz="4"/>
+            </w:tcBorders>
+            <w:tcMar>
+              <w:top w:type="dxa" w:w="100"/>
+              <w:left w:type="dxa" w:w="140"/>
+              <w:bottom w:type="dxa" w:w="100"/>
+              <w:right w:type="dxa" w:w="140"/>
+            </w:tcMar>
+          </w:tcPr>
+          <w:p>
+            <w:r>
+              <w:rPr>
+                <w:sz w:val="20"/>
+                <w:szCs w:val="20"/>
+              </w:rPr>
+              <w:t xml:space="preserve">Client generate keypair lokal, publish PublicKey</w:t>
+            </w:r>
+          </w:p>
+        </w:tc>
+        <w:tc>
+          <w:tcPr>
+            <w:tcW w:type="dxa" w:w="4513"/>
+            <w:tcBorders>
+              <w:top w:val="single" w:color="CCCCCC" w:sz="4"/>
+              <w:left w:val="single" w:color="CCCCCC" w:sz="4"/>
+              <w:bottom w:val="single" w:color="CCCCCC" w:sz="4"/>
+              <w:right w:val="single" w:color="CCCCCC" w:sz="4"/>
+            </w:tcBorders>
+            <w:tcMar>
+              <w:top w:type="dxa" w:w="100"/>
+              <w:left w:type="dxa" w:w="140"/>
+              <w:bottom w:type="dxa" w:w="100"/>
+              <w:right w:type="dxa" w:w="140"/>
+            </w:tcMar>
+          </w:tcPr>
+          <w:p>
+            <w:r>
+              <w:rPr>
+                <w:sz w:val="20"/>
+                <w:szCs w:val="20"/>
+              </w:rPr>
+              <w:t xml:space="preserve">Admin tooling generate keypair. PrivateKey ada di configuration. Client passthrough.</w:t>
+            </w:r>
+          </w:p>
+        </w:tc>
+      </w:tr>
+      <w:tr>
+        <w:tc>
+          <w:tcPr>
+            <w:tcW w:type="dxa" w:w="4513"/>
+            <w:tcBorders>
+              <w:top w:val="single" w:color="CCCCCC" w:sz="4"/>
+              <w:left w:val="single" w:color="CCCCCC" w:sz="4"/>
+              <w:bottom w:val="single" w:color="CCCCCC" w:sz="4"/>
+              <w:right w:val="single" w:color="CCCCCC" w:sz="4"/>
+            </w:tcBorders>
+            <w:shd w:fill="F8F9FA" w:val="clear"/>
+            <w:tcMar>
+              <w:top w:type="dxa" w:w="100"/>
+              <w:left w:type="dxa" w:w="140"/>
+              <w:bottom w:type="dxa" w:w="100"/>
+              <w:right w:type="dxa" w:w="140"/>
+            </w:tcMar>
+          </w:tcPr>
+          <w:p>
+            <w:r>
+              <w:rPr>
+                <w:sz w:val="20"/>
+                <w:szCs w:val="20"/>
+              </w:rPr>
+              <w:t xml:space="preserve">Pakai PSK, MTU eksplisit, PersistentKeepalive</w:t>
+            </w:r>
+          </w:p>
+        </w:tc>
+        <w:tc>
+          <w:tcPr>
+            <w:tcW w:type="dxa" w:w="4513"/>
+            <w:tcBorders>
+              <w:top w:val="single" w:color="CCCCCC" w:sz="4"/>
+              <w:left w:val="single" w:color="CCCCCC" w:sz="4"/>
+              <w:bottom w:val="single" w:color="CCCCCC" w:sz="4"/>
+              <w:right w:val="single" w:color="CCCCCC" w:sz="4"/>
+            </w:tcBorders>
+            <w:shd w:fill="F8F9FA" w:val="clear"/>
+            <w:tcMar>
+              <w:top w:type="dxa" w:w="100"/>
+              <w:left w:type="dxa" w:w="140"/>
+              <w:bottom w:type="dxa" w:w="100"/>
+              <w:right w:type="dxa" w:w="140"/>
+            </w:tcMar>
+          </w:tcPr>
+          <w:p>
+            <w:r>
+              <w:rPr>
+                <w:sz w:val="20"/>
+                <w:szCs w:val="20"/>
+              </w:rPr>
+              <w:t xml:space="preserve">Production tidak memakai ketiganya. Kalau admin tambahkan, client auto-support.</w:t>
+            </w:r>
+          </w:p>
+        </w:tc>
+      </w:tr>
+      <w:tr>
+        <w:tc>
+          <w:tcPr>
+            <w:tcW w:type="dxa" w:w="4513"/>
+            <w:tcBorders>
+              <w:top w:val="single" w:color="CCCCCC" w:sz="4"/>
+              <w:left w:val="single" w:color="CCCCCC" w:sz="4"/>
+              <w:bottom w:val="single" w:color="CCCCCC" w:sz="4"/>
+              <w:right w:val="single" w:color="CCCCCC" w:sz="4"/>
+            </w:tcBorders>
+            <w:tcMar>
+              <w:top w:type="dxa" w:w="100"/>
+              <w:left w:type="dxa" w:w="140"/>
+              <w:bottom w:type="dxa" w:w="100"/>
+              <w:right w:type="dxa" w:w="140"/>
+            </w:tcMar>
+          </w:tcPr>
+          <w:p>
+            <w:r>
+              <w:rPr>
+                <w:sz w:val="20"/>
+                <w:szCs w:val="20"/>
+              </w:rPr>
+              <w:t xml:space="preserve">Subscribe Realtime untuk push update</w:t>
+            </w:r>
+          </w:p>
+        </w:tc>
+        <w:tc>
+          <w:tcPr>
+            <w:tcW w:type="dxa" w:w="4513"/>
+            <w:tcBorders>
+              <w:top w:val="single" w:color="CCCCCC" w:sz="4"/>
+              <w:left w:val="single" w:color="CCCCCC" w:sz="4"/>
+              <w:bottom w:val="single" w:color="CCCCCC" w:sz="4"/>
+              <w:right w:val="single" w:color="CCCCCC" w:sz="4"/>
+            </w:tcBorders>
+            <w:tcMar>
+              <w:top w:type="dxa" w:w="100"/>
+              <w:left w:type="dxa" w:w="140"/>
+              <w:bottom w:type="dxa" w:w="100"/>
+              <w:right w:type="dxa" w:w="140"/>
+            </w:tcMar>
+          </w:tcPr>
+          <w:p>
+            <w:r>
+              <w:rPr>
+                <w:sz w:val="20"/>
+                <w:szCs w:val="20"/>
+              </w:rPr>
+              <w:t xml:space="preserve">Realtime tidak aktif. Polling 5 menit + SHA-256 hash compare.</w:t>
+            </w:r>
+          </w:p>
+        </w:tc>
+      </w:tr>
+      <w:tr>
+        <w:tc>
+          <w:tcPr>
+            <w:tcW w:type="dxa" w:w="4513"/>
+            <w:tcBorders>
+              <w:top w:val="single" w:color="CCCCCC" w:sz="4"/>
+              <w:left w:val="single" w:color="CCCCCC" w:sz="4"/>
+              <w:bottom w:val="single" w:color="CCCCCC" w:sz="4"/>
+              <w:right w:val="single" w:color="CCCCCC" w:sz="4"/>
+            </w:tcBorders>
+            <w:shd w:fill="F8F9FA" w:val="clear"/>
+            <w:tcMar>
+              <w:top w:type="dxa" w:w="100"/>
+              <w:left w:type="dxa" w:w="140"/>
+              <w:bottom w:type="dxa" w:w="100"/>
+              <w:right w:type="dxa" w:w="140"/>
+            </w:tcMar>
+          </w:tcPr>
+          <w:p>
+            <w:r>
+              <w:rPr>
+                <w:sz w:val="20"/>
+                <w:szCs w:val="20"/>
+              </w:rPr>
+              <w:t xml:space="preserve">Policy contoh: auth.uid() = id</w:t>
+            </w:r>
+          </w:p>
+        </w:tc>
+        <w:tc>
+          <w:tcPr>
+            <w:tcW w:type="dxa" w:w="4513"/>
+            <w:tcBorders>
+              <w:top w:val="single" w:color="CCCCCC" w:sz="4"/>
+              <w:left w:val="single" w:color="CCCCCC" w:sz="4"/>
+              <w:bottom w:val="single" w:color="CCCCCC" w:sz="4"/>
+              <w:right w:val="single" w:color="CCCCCC" w:sz="4"/>
+            </w:tcBorders>
+            <w:shd w:fill="F8F9FA" w:val="clear"/>
+            <w:tcMar>
+              <w:top w:type="dxa" w:w="100"/>
+              <w:left w:type="dxa" w:w="140"/>
+              <w:bottom w:type="dxa" w:w="100"/>
+              <w:right w:type="dxa" w:w="140"/>
+            </w:tcMar>
+          </w:tcPr>
+          <w:p>
+            <w:r>
+              <w:rPr>
+                <w:sz w:val="20"/>
+                <w:szCs w:val="20"/>
+              </w:rPr>
+              <w:t xml:space="preserve">Policy aktual: uid() = uid (kolom uid uuid, bukan id integer).</w:t>
+            </w:r>
+          </w:p>
+        </w:tc>
+      </w:tr>
+    </w:tbl>
+    <w:p>
+      <w:pPr>
+        <w:pStyle w:val="Heading1"/>
+        <w:spacing w:after="200" w:before="360"/>
+      </w:pPr>
+      <w:r>
+        <w:t xml:space="preserve">6. Arsitektur Akhir</w:t>
+      </w:r>
+    </w:p>
+    <w:p>
+      <w:pPr>
+        <w:spacing w:after="120" w:before="0"/>
+      </w:pPr>
+      <w:r>
+        <w:t xml:space="preserve">Setelah dua iterasi revisi, arsitektur final terdiri dari empat komponen yang bekerja bersama:</w:t>
+      </w:r>
+    </w:p>
+    <w:p>
+      <w:pPr>
+        <w:pStyle w:val="Heading2"/>
+        <w:spacing w:after="160" w:before="280"/>
+      </w:pPr>
+      <w:r>
+        <w:t xml:space="preserve">6.1. Empat Komponen</w:t>
+      </w:r>
+    </w:p>
+    <w:tbl>
+      <w:tblPr>
+        <w:tblW w:type="dxa" w:w="9026"/>
+        <w:tblBorders>
+          <w:top w:val="single" w:color="auto" w:sz="4"/>
+          <w:left w:val="single" w:color="auto" w:sz="4"/>
+          <w:bottom w:val="single" w:color="auto" w:sz="4"/>
+          <w:right w:val="single" w:color="auto" w:sz="4"/>
+          <w:insideH w:val="single" w:color="auto" w:sz="4"/>
+          <w:insideV w:val="single" w:color="auto" w:sz="4"/>
+        </w:tblBorders>
+      </w:tblPr>
+      <w:tblGrid>
+        <w:gridCol w:w="3000"/>
+        <w:gridCol w:w="1800"/>
+        <w:gridCol w:w="4226"/>
+      </w:tblGrid>
+      <w:tr>
+        <w:tc>
+          <w:tcPr>
+            <w:tcW w:type="dxa" w:w="3000"/>
+            <w:tcBorders>
+              <w:top w:val="single" w:color="CCCCCC" w:sz="4"/>
+              <w:left w:val="single" w:color="CCCCCC" w:sz="4"/>
+              <w:bottom w:val="single" w:color="CCCCCC" w:sz="4"/>
+              <w:right w:val="single" w:color="CCCCCC" w:sz="4"/>
+            </w:tcBorders>
+            <w:shd w:fill="1F4E79" w:val="clear"/>
+            <w:tcMar>
+              <w:top w:type="dxa" w:w="100"/>
+              <w:left w:type="dxa" w:w="140"/>
+              <w:bottom w:type="dxa" w:w="100"/>
+              <w:right w:type="dxa" w:w="140"/>
+            </w:tcMar>
+          </w:tcPr>
+          <w:p>
+            <w:r>
+              <w:rPr>
+                <w:b/>
+                <w:bCs/>
+                <w:color w:val="FFFFFF"/>
+                <w:sz w:val="20"/>
+                <w:szCs w:val="20"/>
+              </w:rPr>
+              <w:t xml:space="preserve">Komponen</w:t>
+            </w:r>
+          </w:p>
+        </w:tc>
+        <w:tc>
+          <w:tcPr>
+            <w:tcW w:type="dxa" w:w="1800"/>
+            <w:tcBorders>
+              <w:top w:val="single" w:color="CCCCCC" w:sz="4"/>
+              <w:left w:val="single" w:color="CCCCCC" w:sz="4"/>
+              <w:bottom w:val="single" w:color="CCCCCC" w:sz="4"/>
+              <w:right w:val="single" w:color="CCCCCC" w:sz="4"/>
+            </w:tcBorders>
+            <w:shd w:fill="1F4E79" w:val="clear"/>
+            <w:tcMar>
+              <w:top w:type="dxa" w:w="100"/>
+              <w:left w:type="dxa" w:w="140"/>
+              <w:bottom w:type="dxa" w:w="100"/>
+              <w:right w:type="dxa" w:w="140"/>
+            </w:tcMar>
+          </w:tcPr>
+          <w:p>
+            <w:r>
+              <w:rPr>
+                <w:b/>
+                <w:bCs/>
+                <w:color w:val="FFFFFF"/>
+                <w:sz w:val="20"/>
+                <w:szCs w:val="20"/>
+              </w:rPr>
+              <w:t xml:space="preserve">Run As</w:t>
+            </w:r>
+          </w:p>
+        </w:tc>
+        <w:tc>
+          <w:tcPr>
+            <w:tcW w:type="dxa" w:w="4226"/>
+            <w:tcBorders>
+              <w:top w:val="single" w:color="CCCCCC" w:sz="4"/>
+              <w:left w:val="single" w:color="CCCCCC" w:sz="4"/>
+              <w:bottom w:val="single" w:color="CCCCCC" w:sz="4"/>
+              <w:right w:val="single" w:color="CCCCCC" w:sz="4"/>
+            </w:tcBorders>
+            <w:shd w:fill="1F4E79" w:val="clear"/>
+            <w:tcMar>
+              <w:top w:type="dxa" w:w="100"/>
+              <w:left w:type="dxa" w:w="140"/>
+              <w:bottom w:type="dxa" w:w="100"/>
+              <w:right w:type="dxa" w:w="140"/>
+            </w:tcMar>
+          </w:tcPr>
+          <w:p>
+            <w:r>
+              <w:rPr>
+                <w:b/>
+                <w:bCs/>
+                <w:color w:val="FFFFFF"/>
+                <w:sz w:val="20"/>
+                <w:szCs w:val="20"/>
+              </w:rPr>
+              <w:t xml:space="preserve">Tanggung Jawab</w:t>
+            </w:r>
+          </w:p>
+        </w:tc>
+      </w:tr>
+      <w:tr>
+        <w:tc>
+          <w:tcPr>
+            <w:tcW w:type="dxa" w:w="3000"/>
+            <w:tcBorders>
+              <w:top w:val="single" w:color="CCCCCC" w:sz="4"/>
+              <w:left w:val="single" w:color="CCCCCC" w:sz="4"/>
+              <w:bottom w:val="single" w:color="CCCCCC" w:sz="4"/>
+              <w:right w:val="single" w:color="CCCCCC" w:sz="4"/>
+            </w:tcBorders>
+            <w:tcMar>
+              <w:top w:type="dxa" w:w="100"/>
+              <w:left w:type="dxa" w:w="140"/>
+              <w:bottom w:type="dxa" w:w="100"/>
+              <w:right w:type="dxa" w:w="140"/>
+            </w:tcMar>
+          </w:tcPr>
+          <w:p>
+            <w:r>
+              <w:rPr>
+                <w:sz w:val="20"/>
+                <w:szCs w:val="20"/>
+              </w:rPr>
+              <w:t xml:space="preserve">HermesNetwork360Guard.exe (UI Avalonia)</w:t>
+            </w:r>
+          </w:p>
+        </w:tc>
+        <w:tc>
+          <w:tcPr>
+            <w:tcW w:type="dxa" w:w="1800"/>
+            <w:tcBorders>
+              <w:top w:val="single" w:color="CCCCCC" w:sz="4"/>
+              <w:left w:val="single" w:color="CCCCCC" w:sz="4"/>
+              <w:bottom w:val="single" w:color="CCCCCC" w:sz="4"/>
+              <w:right w:val="single" w:color="CCCCCC" w:sz="4"/>
+            </w:tcBorders>
+            <w:tcMar>
+              <w:top w:type="dxa" w:w="100"/>
+              <w:left w:type="dxa" w:w="140"/>
+              <w:bottom w:type="dxa" w:w="100"/>
+              <w:right w:type="dxa" w:w="140"/>
+            </w:tcMar>
+          </w:tcPr>
+          <w:p>
+            <w:r>
+              <w:rPr>
+                <w:sz w:val="20"/>
+                <w:szCs w:val="20"/>
+              </w:rPr>
+              <w:t xml:space="preserve">User mode</w:t>
+            </w:r>
+          </w:p>
+        </w:tc>
+        <w:tc>
+          <w:tcPr>
+            <w:tcW w:type="dxa" w:w="4226"/>
+            <w:tcBorders>
+              <w:top w:val="single" w:color="CCCCCC" w:sz="4"/>
+              <w:left w:val="single" w:color="CCCCCC" w:sz="4"/>
+              <w:bottom w:val="single" w:color="CCCCCC" w:sz="4"/>
+              <w:right w:val="single" w:color="CCCCCC" w:sz="4"/>
+            </w:tcBorders>
+            <w:tcMar>
+              <w:top w:type="dxa" w:w="100"/>
+              <w:left w:type="dxa" w:w="140"/>
+              <w:bottom w:type="dxa" w:w="100"/>
+              <w:right w:type="dxa" w:w="140"/>
+            </w:tcMar>
+          </w:tcPr>
+          <w:p>
+            <w:r>
+              <w:rPr>
+                <w:sz w:val="20"/>
+                <w:szCs w:val="20"/>
+              </w:rPr>
+              <w:t xml:space="preserve">Login Supabase, baca user_data.configuration via PostgREST + JWT (RLS auto-filter), request operasi privileged ke Helper.</w:t>
+            </w:r>
+          </w:p>
+        </w:tc>
+      </w:tr>
+      <w:tr>
+        <w:tc>
+          <w:tcPr>
+            <w:tcW w:type="dxa" w:w="3000"/>
+            <w:tcBorders>
+              <w:top w:val="single" w:color="CCCCCC" w:sz="4"/>
+              <w:left w:val="single" w:color="CCCCCC" w:sz="4"/>
+              <w:bottom w:val="single" w:color="CCCCCC" w:sz="4"/>
+              <w:right w:val="single" w:color="CCCCCC" w:sz="4"/>
+            </w:tcBorders>
+            <w:shd w:fill="F8F9FA" w:val="clear"/>
+            <w:tcMar>
+              <w:top w:type="dxa" w:w="100"/>
+              <w:left w:type="dxa" w:w="140"/>
+              <w:bottom w:type="dxa" w:w="100"/>
+              <w:right w:type="dxa" w:w="140"/>
+            </w:tcMar>
+          </w:tcPr>
+          <w:p>
+            <w:r>
+              <w:rPr>
+                <w:sz w:val="20"/>
+                <w:szCs w:val="20"/>
+              </w:rPr>
+              <w:t xml:space="preserve">HermesHelperSvc</w:t>
+            </w:r>
+          </w:p>
+        </w:tc>
+        <w:tc>
+          <w:tcPr>
+            <w:tcW w:type="dxa" w:w="1800"/>
+            <w:tcBorders>
+              <w:top w:val="single" w:color="CCCCCC" w:sz="4"/>
+              <w:left w:val="single" w:color="CCCCCC" w:sz="4"/>
+              <w:bottom w:val="single" w:color="CCCCCC" w:sz="4"/>
+              <w:right w:val="single" w:color="CCCCCC" w:sz="4"/>
+            </w:tcBorders>
+            <w:shd w:fill="F8F9FA" w:val="clear"/>
+            <w:tcMar>
+              <w:top w:type="dxa" w:w="100"/>
+              <w:left w:type="dxa" w:w="140"/>
+              <w:bottom w:type="dxa" w:w="100"/>
+              <w:right w:type="dxa" w:w="140"/>
+            </w:tcMar>
+          </w:tcPr>
+          <w:p>
+            <w:r>
+              <w:rPr>
+                <w:sz w:val="20"/>
+                <w:szCs w:val="20"/>
+              </w:rPr>
+              <w:t xml:space="preserve">LocalSystem (Win) / root (Mac)</w:t>
+            </w:r>
+          </w:p>
+        </w:tc>
+        <w:tc>
+          <w:tcPr>
+            <w:tcW w:type="dxa" w:w="4226"/>
+            <w:tcBorders>
+              <w:top w:val="single" w:color="CCCCCC" w:sz="4"/>
+              <w:left w:val="single" w:color="CCCCCC" w:sz="4"/>
+              <w:bottom w:val="single" w:color="CCCCCC" w:sz="4"/>
+              <w:right w:val="single" w:color="CCCCCC" w:sz="4"/>
+            </w:tcBorders>
+            <w:shd w:fill="F8F9FA" w:val="clear"/>
+            <w:tcMar>
+              <w:top w:type="dxa" w:w="100"/>
+              <w:left w:type="dxa" w:w="140"/>
+              <w:bottom w:type="dxa" w:w="100"/>
+              <w:right w:type="dxa" w:w="140"/>
+            </w:tcMar>
+          </w:tcPr>
+          <w:p>
+            <w:r>
+              <w:rPr>
+                <w:sz w:val="20"/>
+                <w:szCs w:val="20"/>
+              </w:rPr>
+              <w:t xml:space="preserve">Eksekusi operasi privileged WireGuard via wireguard.exe / wg-quick. Stateless, whitelist verb, validasi input.</w:t>
+            </w:r>
+          </w:p>
+        </w:tc>
+      </w:tr>
+      <w:tr>
+        <w:tc>
+          <w:tcPr>
+            <w:tcW w:type="dxa" w:w="3000"/>
+            <w:tcBorders>
+              <w:top w:val="single" w:color="CCCCCC" w:sz="4"/>
+              <w:left w:val="single" w:color="CCCCCC" w:sz="4"/>
+              <w:bottom w:val="single" w:color="CCCCCC" w:sz="4"/>
+              <w:right w:val="single" w:color="CCCCCC" w:sz="4"/>
+            </w:tcBorders>
+            <w:tcMar>
+              <w:top w:type="dxa" w:w="100"/>
+              <w:left w:type="dxa" w:w="140"/>
+              <w:bottom w:type="dxa" w:w="100"/>
+              <w:right w:type="dxa" w:w="140"/>
+            </w:tcMar>
+          </w:tcPr>
+          <w:p>
+            <w:r>
+              <w:rPr>
+                <w:sz w:val="20"/>
+                <w:szCs w:val="20"/>
+              </w:rPr>
+              <w:t xml:space="preserve">Supabase user_data</w:t>
+            </w:r>
+          </w:p>
+        </w:tc>
+        <w:tc>
+          <w:tcPr>
+            <w:tcW w:type="dxa" w:w="1800"/>
+            <w:tcBorders>
+              <w:top w:val="single" w:color="CCCCCC" w:sz="4"/>
+              <w:left w:val="single" w:color="CCCCCC" w:sz="4"/>
+              <w:bottom w:val="single" w:color="CCCCCC" w:sz="4"/>
+              <w:right w:val="single" w:color="CCCCCC" w:sz="4"/>
+            </w:tcBorders>
+            <w:tcMar>
+              <w:top w:type="dxa" w:w="100"/>
+              <w:left w:type="dxa" w:w="140"/>
+              <w:bottom w:type="dxa" w:w="100"/>
+              <w:right w:type="dxa" w:w="140"/>
+            </w:tcMar>
+          </w:tcPr>
+          <w:p>
+            <w:r>
+              <w:rPr>
+                <w:sz w:val="20"/>
+                <w:szCs w:val="20"/>
+              </w:rPr>
+              <w:t xml:space="preserve">PostgREST + RLS</w:t>
+            </w:r>
+          </w:p>
+        </w:tc>
+        <w:tc>
+          <w:tcPr>
+            <w:tcW w:type="dxa" w:w="4226"/>
+            <w:tcBorders>
+              <w:top w:val="single" w:color="CCCCCC" w:sz="4"/>
+              <w:left w:val="single" w:color="CCCCCC" w:sz="4"/>
+              <w:bottom w:val="single" w:color="CCCCCC" w:sz="4"/>
+              <w:right w:val="single" w:color="CCCCCC" w:sz="4"/>
+            </w:tcBorders>
+            <w:tcMar>
+              <w:top w:type="dxa" w:w="100"/>
+              <w:left w:type="dxa" w:w="140"/>
+              <w:bottom w:type="dxa" w:w="100"/>
+              <w:right w:type="dxa" w:w="140"/>
+            </w:tcMar>
+          </w:tcPr>
+          <w:p>
+            <w:r>
+              <w:rPr>
+                <w:sz w:val="20"/>
+                <w:szCs w:val="20"/>
+              </w:rPr>
+              <w:t xml:space="preserve">Source of truth per-user configuration. Schema TIDAK diubah. RLS yang sudah aktif (uid() = uid) auto-filter ke baris user.</w:t>
+            </w:r>
+          </w:p>
+        </w:tc>
+      </w:tr>
+      <w:tr>
+        <w:tc>
+          <w:tcPr>
+            <w:tcW w:type="dxa" w:w="3000"/>
+            <w:tcBorders>
+              <w:top w:val="single" w:color="CCCCCC" w:sz="4"/>
+              <w:left w:val="single" w:color="CCCCCC" w:sz="4"/>
+              <w:bottom w:val="single" w:color="CCCCCC" w:sz="4"/>
+              <w:right w:val="single" w:color="CCCCCC" w:sz="4"/>
+            </w:tcBorders>
+            <w:shd w:fill="F8F9FA" w:val="clear"/>
+            <w:tcMar>
+              <w:top w:type="dxa" w:w="100"/>
+              <w:left w:type="dxa" w:w="140"/>
+              <w:bottom w:type="dxa" w:w="100"/>
+              <w:right w:type="dxa" w:w="140"/>
+            </w:tcMar>
+          </w:tcPr>
+          <w:p>
+            <w:r>
+              <w:rPr>
+                <w:sz w:val="20"/>
+                <w:szCs w:val="20"/>
+              </w:rPr>
+              <w:t xml:space="preserve">WireGuard Service</w:t>
+            </w:r>
+          </w:p>
+        </w:tc>
+        <w:tc>
+          <w:tcPr>
+            <w:tcW w:type="dxa" w:w="1800"/>
+            <w:tcBorders>
+              <w:top w:val="single" w:color="CCCCCC" w:sz="4"/>
+              <w:left w:val="single" w:color="CCCCCC" w:sz="4"/>
+              <w:bottom w:val="single" w:color="CCCCCC" w:sz="4"/>
+              <w:right w:val="single" w:color="CCCCCC" w:sz="4"/>
+            </w:tcBorders>
+            <w:shd w:fill="F8F9FA" w:val="clear"/>
+            <w:tcMar>
+              <w:top w:type="dxa" w:w="100"/>
+              <w:left w:type="dxa" w:w="140"/>
+              <w:bottom w:type="dxa" w:w="100"/>
+              <w:right w:type="dxa" w:w="140"/>
+            </w:tcMar>
+          </w:tcPr>
+          <w:p>
+            <w:r>
+              <w:rPr>
+                <w:sz w:val="20"/>
+                <w:szCs w:val="20"/>
+              </w:rPr>
+              <w:t xml:space="preserve">Kernel / OS service</w:t>
+            </w:r>
+          </w:p>
+        </w:tc>
+        <w:tc>
+          <w:tcPr>
+            <w:tcW w:type="dxa" w:w="4226"/>
+            <w:tcBorders>
+              <w:top w:val="single" w:color="CCCCCC" w:sz="4"/>
+              <w:left w:val="single" w:color="CCCCCC" w:sz="4"/>
+              <w:bottom w:val="single" w:color="CCCCCC" w:sz="4"/>
+              <w:right w:val="single" w:color="CCCCCC" w:sz="4"/>
+            </w:tcBorders>
+            <w:shd w:fill="F8F9FA" w:val="clear"/>
+            <w:tcMar>
+              <w:top w:type="dxa" w:w="100"/>
+              <w:left w:type="dxa" w:w="140"/>
+              <w:bottom w:type="dxa" w:w="100"/>
+              <w:right w:type="dxa" w:w="140"/>
+            </w:tcMar>
+          </w:tcPr>
+          <w:p>
+            <w:r>
+              <w:rPr>
+                <w:sz w:val="20"/>
+                <w:szCs w:val="20"/>
+              </w:rPr>
+              <w:t xml:space="preserve">Data plane WireGuard. Dikelola Helper via ServiceController (Win) atau launchctl (Mac).</w:t>
+            </w:r>
+          </w:p>
+        </w:tc>
+      </w:tr>
+    </w:tbl>
+    <w:p>
+      <w:pPr>
+        <w:pStyle w:val="Heading2"/>
+        <w:spacing w:after="160" w:before="280"/>
+      </w:pPr>
+      <w:r>
+        <w:t xml:space="preserve">6.2. Verb yang Didukung Helper Service</w:t>
+      </w:r>
+    </w:p>
+    <w:tbl>
+      <w:tblPr>
+        <w:tblW w:type="dxa" w:w="9026"/>
         <w:tblBorders>
           <w:top w:val="single" w:color="auto" w:sz="4"/>
           <w:left w:val="single" w:color="auto" w:sz="4"/>
@@ -1328,7 +3715,7 @@
       </w:tblPr>
       <w:tblGrid>
         <w:gridCol w:w="2400"/>
-        <w:gridCol w:w="6960"/>
+        <w:gridCol w:w="6626"/>
       </w:tblGrid>
       <w:tr>
         <w:tc>
@@ -1353,6 +3740,7 @@
               <w:rPr>
                 <w:b/>
                 <w:bCs/>
+                <w:color w:val="FFFFFF"/>
                 <w:sz w:val="20"/>
                 <w:szCs w:val="20"/>
               </w:rPr>
@@ -1362,7 +3750,7 @@
         </w:tc>
         <w:tc>
           <w:tcPr>
-            <w:tcW w:type="dxa" w:w="6960"/>
+            <w:tcW w:type="dxa" w:w="6626"/>
             <w:tcBorders>
               <w:top w:val="single" w:color="CCCCCC" w:sz="4"/>
               <w:left w:val="single" w:color="CCCCCC" w:sz="4"/>
@@ -1382,6 +3770,7 @@
               <w:rPr>
                 <w:b/>
                 <w:bCs/>
+                <w:color w:val="FFFFFF"/>
                 <w:sz w:val="20"/>
                 <w:szCs w:val="20"/>
               </w:rPr>
@@ -1420,7 +3809,7 @@
         </w:tc>
         <w:tc>
           <w:tcPr>
-            <w:tcW w:type="dxa" w:w="6960"/>
+            <w:tcW w:type="dxa" w:w="6626"/>
             <w:tcBorders>
               <w:top w:val="single" w:color="CCCCCC" w:sz="4"/>
               <w:left w:val="single" w:color="CCCCCC" w:sz="4"/>
@@ -1476,7 +3865,7 @@
         </w:tc>
         <w:tc>
           <w:tcPr>
-            <w:tcW w:type="dxa" w:w="6960"/>
+            <w:tcW w:type="dxa" w:w="6626"/>
             <w:tcBorders>
               <w:top w:val="single" w:color="CCCCCC" w:sz="4"/>
               <w:left w:val="single" w:color="CCCCCC" w:sz="4"/>
@@ -1532,7 +3921,7 @@
         </w:tc>
         <w:tc>
           <w:tcPr>
-            <w:tcW w:type="dxa" w:w="6960"/>
+            <w:tcW w:type="dxa" w:w="6626"/>
             <w:tcBorders>
               <w:top w:val="single" w:color="CCCCCC" w:sz="4"/>
               <w:left w:val="single" w:color="CCCCCC" w:sz="4"/>
@@ -1588,7 +3977,7 @@
         </w:tc>
         <w:tc>
           <w:tcPr>
-            <w:tcW w:type="dxa" w:w="6960"/>
+            <w:tcW w:type="dxa" w:w="6626"/>
             <w:tcBorders>
               <w:top w:val="single" w:color="CCCCCC" w:sz="4"/>
               <w:left w:val="single" w:color="CCCCCC" w:sz="4"/>
@@ -1644,7 +4033,7 @@
         </w:tc>
         <w:tc>
           <w:tcPr>
-            <w:tcW w:type="dxa" w:w="6960"/>
+            <w:tcW w:type="dxa" w:w="6626"/>
             <w:tcBorders>
               <w:top w:val="single" w:color="CCCCCC" w:sz="4"/>
               <w:left w:val="single" w:color="CCCCCC" w:sz="4"/>
@@ -1700,7 +4089,7 @@
         </w:tc>
         <w:tc>
           <w:tcPr>
-            <w:tcW w:type="dxa" w:w="6960"/>
+            <w:tcW w:type="dxa" w:w="6626"/>
             <w:tcBorders>
               <w:top w:val="single" w:color="CCCCCC" w:sz="4"/>
               <w:left w:val="single" w:color="CCCCCC" w:sz="4"/>
@@ -1756,27 +4145,27 @@
         </w:tc>
         <w:tc>
           <w:tcPr>
-            <w:tcW w:type="dxa" w:w="6960"/>
-            <w:tcBorders>
-              <w:top w:val="single" w:color="CCCCCC" w:sz="4"/>
-              <w:left w:val="single" w:color="CCCCCC" w:sz="4"/>
-              <w:bottom w:val="single" w:color="CCCCCC" w:sz="4"/>
-              <w:right w:val="single" w:color="CCCCCC" w:sz="4"/>
-            </w:tcBorders>
-            <w:tcMar>
-              <w:top w:type="dxa" w:w="100"/>
-              <w:left w:type="dxa" w:w="140"/>
-              <w:bottom w:type="dxa" w:w="100"/>
-              <w:right w:type="dxa" w:w="140"/>
-            </w:tcMar>
-          </w:tcPr>
-          <w:p>
-            <w:r>
-              <w:rPr>
-                <w:sz w:val="20"/>
-                <w:szCs w:val="20"/>
-              </w:rPr>
-              <w:t xml:space="preserve">Kembalikan status tunnel: state, last handshake, byte transfer, jumlah peer.</w:t>
+            <w:tcW w:type="dxa" w:w="6626"/>
+            <w:tcBorders>
+              <w:top w:val="single" w:color="CCCCCC" w:sz="4"/>
+              <w:left w:val="single" w:color="CCCCCC" w:sz="4"/>
+              <w:bottom w:val="single" w:color="CCCCCC" w:sz="4"/>
+              <w:right w:val="single" w:color="CCCCCC" w:sz="4"/>
+            </w:tcBorders>
+            <w:tcMar>
+              <w:top w:type="dxa" w:w="100"/>
+              <w:left w:type="dxa" w:w="140"/>
+              <w:bottom w:type="dxa" w:w="100"/>
+              <w:right w:type="dxa" w:w="140"/>
+            </w:tcMar>
+          </w:tcPr>
+          <w:p>
+            <w:r>
+              <w:rPr>
+                <w:sz w:val="20"/>
+                <w:szCs w:val="20"/>
+              </w:rPr>
+              <w:t xml:space="preserve">Kembalikan status: state, last handshake, byte transfer, jumlah peer.</w:t>
             </w:r>
           </w:p>
         </w:tc>
@@ -1784,11 +4173,11 @@
     </w:tbl>
     <w:p>
       <w:pPr>
-        <w:pStyle w:val="Heading1"/>
-        <w:spacing w:after="200" w:before="360"/>
-      </w:pPr>
-      <w:r>
-        <w:t xml:space="preserve">5. Struktur File pada Repositori Implementasi</w:t>
+        <w:pStyle w:val="Heading2"/>
+        <w:spacing w:after="160" w:before="280"/>
+      </w:pPr>
+      <w:r>
+        <w:t xml:space="preserve">6.3. Struktur File Implementasi</w:t>
       </w:r>
     </w:p>
     <w:p>
@@ -1796,7 +4185,7 @@
         <w:spacing w:after="120" w:before="0"/>
       </w:pPr>
       <w:r>
-        <w:t xml:space="preserve">Refactor menambahkan satu project baru pada solution HermesNetwork360-Avalonia.sln, plus tiga namespace baru di project UI yang ada:</w:t>
+        <w:t xml:space="preserve">Refactor menambahkan satu project baru pada solution HermesNetwork360-Avalonia.sln, plus dua namespace baru di project UI:</w:t>
       </w:r>
     </w:p>
     <w:p>
@@ -1818,8 +4207,7 @@
 |       |   \-- HelperServiceClient.cs
 |       +-- Config/                         [BARU] Reader user_data
 |       |   +-- ISaseConfigClient.cs
-|       |   +-- SaseConfigClient.cs
-|       |   +-- KeyStore.cs
+|       |   +-- SaseConfigClient.cs         (passthrough INI dari user_data.configuration)
 |       |   \-- Models/SaseConfigDto.cs
 |       \-- SaseConnectionService.cs        Orchestrator state machine
 |
@@ -1836,12 +4224,20 @@
         <w:spacing w:after="200" w:before="360"/>
       </w:pPr>
       <w:r>
-        <w:t xml:space="preserve">6. Statistik Perubahan Dokumentasi</w:t>
+        <w:t xml:space="preserve">7. Statistik Kumulatif</w:t>
+      </w:r>
+    </w:p>
+    <w:p>
+      <w:pPr>
+        <w:spacing w:after="120" w:before="0"/>
+      </w:pPr>
+      <w:r>
+        <w:t xml:space="preserve">Total perubahan dari v1.0 ke v1.2 dijumlahkan dari kedua iterasi:</w:t>
       </w:r>
     </w:p>
     <w:tbl>
       <w:tblPr>
-        <w:tblW w:type="dxa" w:w="9360"/>
+        <w:tblW w:type="dxa" w:w="9026"/>
         <w:tblBorders>
           <w:top w:val="single" w:color="auto" w:sz="4"/>
           <w:left w:val="single" w:color="auto" w:sz="4"/>
@@ -1852,20 +4248,20 @@
         </w:tblBorders>
       </w:tblPr>
       <w:tblGrid>
-        <w:gridCol w:w="4680"/>
-        <w:gridCol w:w="4680"/>
+        <w:gridCol w:w="3500"/>
+        <w:gridCol w:w="5526"/>
       </w:tblGrid>
       <w:tr>
         <w:tc>
           <w:tcPr>
-            <w:tcW w:type="dxa" w:w="4680"/>
-            <w:tcBorders>
-              <w:top w:val="single" w:color="CCCCCC" w:sz="4"/>
-              <w:left w:val="single" w:color="CCCCCC" w:sz="4"/>
-              <w:bottom w:val="single" w:color="CCCCCC" w:sz="4"/>
-              <w:right w:val="single" w:color="CCCCCC" w:sz="4"/>
-            </w:tcBorders>
-            <w:shd w:fill="D9E2F3" w:val="clear"/>
+            <w:tcW w:type="dxa" w:w="3500"/>
+            <w:tcBorders>
+              <w:top w:val="single" w:color="CCCCCC" w:sz="4"/>
+              <w:left w:val="single" w:color="CCCCCC" w:sz="4"/>
+              <w:bottom w:val="single" w:color="CCCCCC" w:sz="4"/>
+              <w:right w:val="single" w:color="CCCCCC" w:sz="4"/>
+            </w:tcBorders>
+            <w:shd w:fill="1F4E79" w:val="clear"/>
             <w:tcMar>
               <w:top w:type="dxa" w:w="100"/>
               <w:left w:type="dxa" w:w="140"/>
@@ -1878,51 +4274,24 @@
               <w:rPr>
                 <w:b/>
                 <w:bCs/>
-                <w:sz w:val="20"/>
-                <w:szCs w:val="20"/>
-              </w:rPr>
-              <w:t xml:space="preserve">Bab di-update</w:t>
-            </w:r>
-          </w:p>
-        </w:tc>
-        <w:tc>
-          <w:tcPr>
-            <w:tcW w:type="dxa" w:w="4680"/>
-            <w:tcBorders>
-              <w:top w:val="single" w:color="CCCCCC" w:sz="4"/>
-              <w:left w:val="single" w:color="CCCCCC" w:sz="4"/>
-              <w:bottom w:val="single" w:color="CCCCCC" w:sz="4"/>
-              <w:right w:val="single" w:color="CCCCCC" w:sz="4"/>
-            </w:tcBorders>
-            <w:tcMar>
-              <w:top w:type="dxa" w:w="100"/>
-              <w:left w:type="dxa" w:w="140"/>
-              <w:bottom w:type="dxa" w:w="100"/>
-              <w:right w:type="dxa" w:w="140"/>
-            </w:tcMar>
-          </w:tcPr>
-          <w:p>
-            <w:r>
-              <w:rPr>
-                <w:sz w:val="20"/>
-                <w:szCs w:val="20"/>
-              </w:rPr>
-              <w:t xml:space="preserve">12 dari 13 (semua kecuali Bab 09 CLI Reference)</w:t>
-            </w:r>
-          </w:p>
-        </w:tc>
-      </w:tr>
-      <w:tr>
-        <w:tc>
-          <w:tcPr>
-            <w:tcW w:type="dxa" w:w="4680"/>
-            <w:tcBorders>
-              <w:top w:val="single" w:color="CCCCCC" w:sz="4"/>
-              <w:left w:val="single" w:color="CCCCCC" w:sz="4"/>
-              <w:bottom w:val="single" w:color="CCCCCC" w:sz="4"/>
-              <w:right w:val="single" w:color="CCCCCC" w:sz="4"/>
-            </w:tcBorders>
-            <w:shd w:fill="D9E2F3" w:val="clear"/>
+                <w:color w:val="FFFFFF"/>
+                <w:sz w:val="20"/>
+                <w:szCs w:val="20"/>
+              </w:rPr>
+              <w:t xml:space="preserve">Iterasi v1.1 (3 koreksi)</w:t>
+            </w:r>
+          </w:p>
+        </w:tc>
+        <w:tc>
+          <w:tcPr>
+            <w:tcW w:type="dxa" w:w="5526"/>
+            <w:tcBorders>
+              <w:top w:val="single" w:color="CCCCCC" w:sz="4"/>
+              <w:left w:val="single" w:color="CCCCCC" w:sz="4"/>
+              <w:bottom w:val="single" w:color="CCCCCC" w:sz="4"/>
+              <w:right w:val="single" w:color="CCCCCC" w:sz="4"/>
+            </w:tcBorders>
+            <w:shd w:fill="1F4E79" w:val="clear"/>
             <w:tcMar>
               <w:top w:type="dxa" w:w="100"/>
               <w:left w:type="dxa" w:w="140"/>
@@ -1935,51 +4304,246 @@
               <w:rPr>
                 <w:b/>
                 <w:bCs/>
-                <w:sz w:val="20"/>
-                <w:szCs w:val="20"/>
-              </w:rPr>
-              <w:t xml:space="preserve">Total insertions</w:t>
-            </w:r>
-          </w:p>
-        </w:tc>
-        <w:tc>
-          <w:tcPr>
-            <w:tcW w:type="dxa" w:w="4680"/>
-            <w:tcBorders>
-              <w:top w:val="single" w:color="CCCCCC" w:sz="4"/>
-              <w:left w:val="single" w:color="CCCCCC" w:sz="4"/>
-              <w:bottom w:val="single" w:color="CCCCCC" w:sz="4"/>
-              <w:right w:val="single" w:color="CCCCCC" w:sz="4"/>
-            </w:tcBorders>
-            <w:tcMar>
-              <w:top w:type="dxa" w:w="100"/>
-              <w:left w:type="dxa" w:w="140"/>
-              <w:bottom w:type="dxa" w:w="100"/>
-              <w:right w:type="dxa" w:w="140"/>
-            </w:tcMar>
-          </w:tcPr>
-          <w:p>
-            <w:r>
-              <w:rPr>
-                <w:sz w:val="20"/>
-                <w:szCs w:val="20"/>
-              </w:rPr>
-              <w:t xml:space="preserve">2.764 baris</w:t>
-            </w:r>
-          </w:p>
-        </w:tc>
-      </w:tr>
-      <w:tr>
-        <w:tc>
-          <w:tcPr>
-            <w:tcW w:type="dxa" w:w="4680"/>
-            <w:tcBorders>
-              <w:top w:val="single" w:color="CCCCCC" w:sz="4"/>
-              <w:left w:val="single" w:color="CCCCCC" w:sz="4"/>
-              <w:bottom w:val="single" w:color="CCCCCC" w:sz="4"/>
-              <w:right w:val="single" w:color="CCCCCC" w:sz="4"/>
-            </w:tcBorders>
-            <w:shd w:fill="D9E2F3" w:val="clear"/>
+                <w:color w:val="FFFFFF"/>
+                <w:sz w:val="20"/>
+                <w:szCs w:val="20"/>
+              </w:rPr>
+              <w:t xml:space="preserve">Statistik</w:t>
+            </w:r>
+          </w:p>
+        </w:tc>
+      </w:tr>
+      <w:tr>
+        <w:tc>
+          <w:tcPr>
+            <w:tcW w:type="dxa" w:w="3500"/>
+            <w:tcBorders>
+              <w:top w:val="single" w:color="CCCCCC" w:sz="4"/>
+              <w:left w:val="single" w:color="CCCCCC" w:sz="4"/>
+              <w:bottom w:val="single" w:color="CCCCCC" w:sz="4"/>
+              <w:right w:val="single" w:color="CCCCCC" w:sz="4"/>
+            </w:tcBorders>
+            <w:tcMar>
+              <w:top w:type="dxa" w:w="100"/>
+              <w:left w:type="dxa" w:w="140"/>
+              <w:bottom w:type="dxa" w:w="100"/>
+              <w:right w:type="dxa" w:w="140"/>
+            </w:tcMar>
+          </w:tcPr>
+          <w:p>
+            <w:r>
+              <w:rPr>
+                <w:sz w:val="20"/>
+                <w:szCs w:val="20"/>
+              </w:rPr>
+              <w:t xml:space="preserve">Bab di-update</w:t>
+            </w:r>
+          </w:p>
+        </w:tc>
+        <w:tc>
+          <w:tcPr>
+            <w:tcW w:type="dxa" w:w="5526"/>
+            <w:tcBorders>
+              <w:top w:val="single" w:color="CCCCCC" w:sz="4"/>
+              <w:left w:val="single" w:color="CCCCCC" w:sz="4"/>
+              <w:bottom w:val="single" w:color="CCCCCC" w:sz="4"/>
+              <w:right w:val="single" w:color="CCCCCC" w:sz="4"/>
+            </w:tcBorders>
+            <w:tcMar>
+              <w:top w:type="dxa" w:w="100"/>
+              <w:left w:type="dxa" w:w="140"/>
+              <w:bottom w:type="dxa" w:w="100"/>
+              <w:right w:type="dxa" w:w="140"/>
+            </w:tcMar>
+          </w:tcPr>
+          <w:p>
+            <w:r>
+              <w:rPr>
+                <w:sz w:val="20"/>
+                <w:szCs w:val="20"/>
+              </w:rPr>
+              <w:t xml:space="preserve">12 dari 13 (Bab 09 CLI Reference tidak terdampak)</w:t>
+            </w:r>
+          </w:p>
+        </w:tc>
+      </w:tr>
+      <w:tr>
+        <w:tc>
+          <w:tcPr>
+            <w:tcW w:type="dxa" w:w="3500"/>
+            <w:tcBorders>
+              <w:top w:val="single" w:color="CCCCCC" w:sz="4"/>
+              <w:left w:val="single" w:color="CCCCCC" w:sz="4"/>
+              <w:bottom w:val="single" w:color="CCCCCC" w:sz="4"/>
+              <w:right w:val="single" w:color="CCCCCC" w:sz="4"/>
+            </w:tcBorders>
+            <w:shd w:fill="F8F9FA" w:val="clear"/>
+            <w:tcMar>
+              <w:top w:type="dxa" w:w="100"/>
+              <w:left w:type="dxa" w:w="140"/>
+              <w:bottom w:type="dxa" w:w="100"/>
+              <w:right w:type="dxa" w:w="140"/>
+            </w:tcMar>
+          </w:tcPr>
+          <w:p>
+            <w:r>
+              <w:rPr>
+                <w:sz w:val="20"/>
+                <w:szCs w:val="20"/>
+              </w:rPr>
+              <w:t xml:space="preserve">Sisipan baris</w:t>
+            </w:r>
+          </w:p>
+        </w:tc>
+        <w:tc>
+          <w:tcPr>
+            <w:tcW w:type="dxa" w:w="5526"/>
+            <w:tcBorders>
+              <w:top w:val="single" w:color="CCCCCC" w:sz="4"/>
+              <w:left w:val="single" w:color="CCCCCC" w:sz="4"/>
+              <w:bottom w:val="single" w:color="CCCCCC" w:sz="4"/>
+              <w:right w:val="single" w:color="CCCCCC" w:sz="4"/>
+            </w:tcBorders>
+            <w:shd w:fill="F8F9FA" w:val="clear"/>
+            <w:tcMar>
+              <w:top w:type="dxa" w:w="100"/>
+              <w:left w:type="dxa" w:w="140"/>
+              <w:bottom w:type="dxa" w:w="100"/>
+              <w:right w:type="dxa" w:w="140"/>
+            </w:tcMar>
+          </w:tcPr>
+          <w:p>
+            <w:r>
+              <w:rPr>
+                <w:sz w:val="20"/>
+                <w:szCs w:val="20"/>
+              </w:rPr>
+              <w:t xml:space="preserve">2.764</w:t>
+            </w:r>
+          </w:p>
+        </w:tc>
+      </w:tr>
+      <w:tr>
+        <w:tc>
+          <w:tcPr>
+            <w:tcW w:type="dxa" w:w="3500"/>
+            <w:tcBorders>
+              <w:top w:val="single" w:color="CCCCCC" w:sz="4"/>
+              <w:left w:val="single" w:color="CCCCCC" w:sz="4"/>
+              <w:bottom w:val="single" w:color="CCCCCC" w:sz="4"/>
+              <w:right w:val="single" w:color="CCCCCC" w:sz="4"/>
+            </w:tcBorders>
+            <w:tcMar>
+              <w:top w:type="dxa" w:w="100"/>
+              <w:left w:type="dxa" w:w="140"/>
+              <w:bottom w:type="dxa" w:w="100"/>
+              <w:right w:type="dxa" w:w="140"/>
+            </w:tcMar>
+          </w:tcPr>
+          <w:p>
+            <w:r>
+              <w:rPr>
+                <w:sz w:val="20"/>
+                <w:szCs w:val="20"/>
+              </w:rPr>
+              <w:t xml:space="preserve">Penghapusan baris</w:t>
+            </w:r>
+          </w:p>
+        </w:tc>
+        <w:tc>
+          <w:tcPr>
+            <w:tcW w:type="dxa" w:w="5526"/>
+            <w:tcBorders>
+              <w:top w:val="single" w:color="CCCCCC" w:sz="4"/>
+              <w:left w:val="single" w:color="CCCCCC" w:sz="4"/>
+              <w:bottom w:val="single" w:color="CCCCCC" w:sz="4"/>
+              <w:right w:val="single" w:color="CCCCCC" w:sz="4"/>
+            </w:tcBorders>
+            <w:tcMar>
+              <w:top w:type="dxa" w:w="100"/>
+              <w:left w:type="dxa" w:w="140"/>
+              <w:bottom w:type="dxa" w:w="100"/>
+              <w:right w:type="dxa" w:w="140"/>
+            </w:tcMar>
+          </w:tcPr>
+          <w:p>
+            <w:r>
+              <w:rPr>
+                <w:sz w:val="20"/>
+                <w:szCs w:val="20"/>
+              </w:rPr>
+              <w:t xml:space="preserve">2.556</w:t>
+            </w:r>
+          </w:p>
+        </w:tc>
+      </w:tr>
+      <w:tr>
+        <w:tc>
+          <w:tcPr>
+            <w:tcW w:type="dxa" w:w="3500"/>
+            <w:tcBorders>
+              <w:top w:val="single" w:color="CCCCCC" w:sz="4"/>
+              <w:left w:val="single" w:color="CCCCCC" w:sz="4"/>
+              <w:bottom w:val="single" w:color="CCCCCC" w:sz="4"/>
+              <w:right w:val="single" w:color="CCCCCC" w:sz="4"/>
+            </w:tcBorders>
+            <w:shd w:fill="F8F9FA" w:val="clear"/>
+            <w:tcMar>
+              <w:top w:type="dxa" w:w="100"/>
+              <w:left w:type="dxa" w:w="140"/>
+              <w:bottom w:type="dxa" w:w="100"/>
+              <w:right w:type="dxa" w:w="140"/>
+            </w:tcMar>
+          </w:tcPr>
+          <w:p>
+            <w:r>
+              <w:rPr>
+                <w:sz w:val="20"/>
+                <w:szCs w:val="20"/>
+              </w:rPr>
+              <w:t xml:space="preserve">Net change</w:t>
+            </w:r>
+          </w:p>
+        </w:tc>
+        <w:tc>
+          <w:tcPr>
+            <w:tcW w:type="dxa" w:w="5526"/>
+            <w:tcBorders>
+              <w:top w:val="single" w:color="CCCCCC" w:sz="4"/>
+              <w:left w:val="single" w:color="CCCCCC" w:sz="4"/>
+              <w:bottom w:val="single" w:color="CCCCCC" w:sz="4"/>
+              <w:right w:val="single" w:color="CCCCCC" w:sz="4"/>
+            </w:tcBorders>
+            <w:shd w:fill="F8F9FA" w:val="clear"/>
+            <w:tcMar>
+              <w:top w:type="dxa" w:w="100"/>
+              <w:left w:type="dxa" w:w="140"/>
+              <w:bottom w:type="dxa" w:w="100"/>
+              <w:right w:type="dxa" w:w="140"/>
+            </w:tcMar>
+          </w:tcPr>
+          <w:p>
+            <w:r>
+              <w:rPr>
+                <w:sz w:val="20"/>
+                <w:szCs w:val="20"/>
+              </w:rPr>
+              <w:t xml:space="preserve">+208 baris</w:t>
+            </w:r>
+          </w:p>
+        </w:tc>
+      </w:tr>
+      <w:tr>
+        <w:tc>
+          <w:tcPr>
+            <w:tcW w:type="dxa" w:w="3500"/>
+            <w:tcBorders>
+              <w:top w:val="single" w:color="CCCCCC" w:sz="4"/>
+              <w:left w:val="single" w:color="CCCCCC" w:sz="4"/>
+              <w:bottom w:val="single" w:color="CCCCCC" w:sz="4"/>
+              <w:right w:val="single" w:color="CCCCCC" w:sz="4"/>
+            </w:tcBorders>
+            <w:shd w:fill="1F4E79" w:val="clear"/>
             <w:tcMar>
               <w:top w:type="dxa" w:w="100"/>
               <w:left w:type="dxa" w:w="140"/>
@@ -1992,51 +4556,24 @@
               <w:rPr>
                 <w:b/>
                 <w:bCs/>
-                <w:sz w:val="20"/>
-                <w:szCs w:val="20"/>
-              </w:rPr>
-              <w:t xml:space="preserve">Total deletions</w:t>
-            </w:r>
-          </w:p>
-        </w:tc>
-        <w:tc>
-          <w:tcPr>
-            <w:tcW w:type="dxa" w:w="4680"/>
-            <w:tcBorders>
-              <w:top w:val="single" w:color="CCCCCC" w:sz="4"/>
-              <w:left w:val="single" w:color="CCCCCC" w:sz="4"/>
-              <w:bottom w:val="single" w:color="CCCCCC" w:sz="4"/>
-              <w:right w:val="single" w:color="CCCCCC" w:sz="4"/>
-            </w:tcBorders>
-            <w:tcMar>
-              <w:top w:type="dxa" w:w="100"/>
-              <w:left w:type="dxa" w:w="140"/>
-              <w:bottom w:type="dxa" w:w="100"/>
-              <w:right w:type="dxa" w:w="140"/>
-            </w:tcMar>
-          </w:tcPr>
-          <w:p>
-            <w:r>
-              <w:rPr>
-                <w:sz w:val="20"/>
-                <w:szCs w:val="20"/>
-              </w:rPr>
-              <w:t xml:space="preserve">2.556 baris</w:t>
-            </w:r>
-          </w:p>
-        </w:tc>
-      </w:tr>
-      <w:tr>
-        <w:tc>
-          <w:tcPr>
-            <w:tcW w:type="dxa" w:w="4680"/>
-            <w:tcBorders>
-              <w:top w:val="single" w:color="CCCCCC" w:sz="4"/>
-              <w:left w:val="single" w:color="CCCCCC" w:sz="4"/>
-              <w:bottom w:val="single" w:color="CCCCCC" w:sz="4"/>
-              <w:right w:val="single" w:color="CCCCCC" w:sz="4"/>
-            </w:tcBorders>
-            <w:shd w:fill="D9E2F3" w:val="clear"/>
+                <w:color w:val="FFFFFF"/>
+                <w:sz w:val="20"/>
+                <w:szCs w:val="20"/>
+              </w:rPr>
+              <w:t xml:space="preserve">Iterasi v1.2 (schema alignment)</w:t>
+            </w:r>
+          </w:p>
+        </w:tc>
+        <w:tc>
+          <w:tcPr>
+            <w:tcW w:type="dxa" w:w="5526"/>
+            <w:tcBorders>
+              <w:top w:val="single" w:color="CCCCCC" w:sz="4"/>
+              <w:left w:val="single" w:color="CCCCCC" w:sz="4"/>
+              <w:bottom w:val="single" w:color="CCCCCC" w:sz="4"/>
+              <w:right w:val="single" w:color="CCCCCC" w:sz="4"/>
+            </w:tcBorders>
+            <w:shd w:fill="1F4E79" w:val="clear"/>
             <w:tcMar>
               <w:top w:type="dxa" w:w="100"/>
               <w:left w:type="dxa" w:w="140"/>
@@ -2049,51 +4586,246 @@
               <w:rPr>
                 <w:b/>
                 <w:bCs/>
-                <w:sz w:val="20"/>
-                <w:szCs w:val="20"/>
-              </w:rPr>
-              <w:t xml:space="preserve">Bab dengan rewrite total</w:t>
-            </w:r>
-          </w:p>
-        </w:tc>
-        <w:tc>
-          <w:tcPr>
-            <w:tcW w:type="dxa" w:w="4680"/>
-            <w:tcBorders>
-              <w:top w:val="single" w:color="CCCCCC" w:sz="4"/>
-              <w:left w:val="single" w:color="CCCCCC" w:sz="4"/>
-              <w:bottom w:val="single" w:color="CCCCCC" w:sz="4"/>
-              <w:right w:val="single" w:color="CCCCCC" w:sz="4"/>
-            </w:tcBorders>
-            <w:tcMar>
-              <w:top w:type="dxa" w:w="100"/>
-              <w:left w:type="dxa" w:w="140"/>
-              <w:bottom w:type="dxa" w:w="100"/>
-              <w:right w:type="dxa" w:w="140"/>
-            </w:tcMar>
-          </w:tcPr>
-          <w:p>
-            <w:r>
-              <w:rPr>
-                <w:sz w:val="20"/>
-                <w:szCs w:val="20"/>
-              </w:rPr>
-              <w:t xml:space="preserve">Bab 04 (Helper Service) dan Bab 05 (Config Service)</w:t>
-            </w:r>
-          </w:p>
-        </w:tc>
-      </w:tr>
-      <w:tr>
-        <w:tc>
-          <w:tcPr>
-            <w:tcW w:type="dxa" w:w="4680"/>
-            <w:tcBorders>
-              <w:top w:val="single" w:color="CCCCCC" w:sz="4"/>
-              <w:left w:val="single" w:color="CCCCCC" w:sz="4"/>
-              <w:bottom w:val="single" w:color="CCCCCC" w:sz="4"/>
-              <w:right w:val="single" w:color="CCCCCC" w:sz="4"/>
-            </w:tcBorders>
-            <w:shd w:fill="D9E2F3" w:val="clear"/>
+                <w:color w:val="FFFFFF"/>
+                <w:sz w:val="20"/>
+                <w:szCs w:val="20"/>
+              </w:rPr>
+              <w:t xml:space="preserve">Statistik</w:t>
+            </w:r>
+          </w:p>
+        </w:tc>
+      </w:tr>
+      <w:tr>
+        <w:tc>
+          <w:tcPr>
+            <w:tcW w:type="dxa" w:w="3500"/>
+            <w:tcBorders>
+              <w:top w:val="single" w:color="CCCCCC" w:sz="4"/>
+              <w:left w:val="single" w:color="CCCCCC" w:sz="4"/>
+              <w:bottom w:val="single" w:color="CCCCCC" w:sz="4"/>
+              <w:right w:val="single" w:color="CCCCCC" w:sz="4"/>
+            </w:tcBorders>
+            <w:tcMar>
+              <w:top w:type="dxa" w:w="100"/>
+              <w:left w:type="dxa" w:w="140"/>
+              <w:bottom w:type="dxa" w:w="100"/>
+              <w:right w:type="dxa" w:w="140"/>
+            </w:tcMar>
+          </w:tcPr>
+          <w:p>
+            <w:r>
+              <w:rPr>
+                <w:sz w:val="20"/>
+                <w:szCs w:val="20"/>
+              </w:rPr>
+              <w:t xml:space="preserve">Bab di-update</w:t>
+            </w:r>
+          </w:p>
+        </w:tc>
+        <w:tc>
+          <w:tcPr>
+            <w:tcW w:type="dxa" w:w="5526"/>
+            <w:tcBorders>
+              <w:top w:val="single" w:color="CCCCCC" w:sz="4"/>
+              <w:left w:val="single" w:color="CCCCCC" w:sz="4"/>
+              <w:bottom w:val="single" w:color="CCCCCC" w:sz="4"/>
+              <w:right w:val="single" w:color="CCCCCC" w:sz="4"/>
+            </w:tcBorders>
+            <w:tcMar>
+              <w:top w:type="dxa" w:w="100"/>
+              <w:left w:type="dxa" w:w="140"/>
+              <w:bottom w:type="dxa" w:w="100"/>
+              <w:right w:type="dxa" w:w="140"/>
+            </w:tcMar>
+          </w:tcPr>
+          <w:p>
+            <w:r>
+              <w:rPr>
+                <w:sz w:val="20"/>
+                <w:szCs w:val="20"/>
+              </w:rPr>
+              <w:t xml:space="preserve">9 markdown file (01, 02, 03, 05, 06, 07, 10, 11, 12)</w:t>
+            </w:r>
+          </w:p>
+        </w:tc>
+      </w:tr>
+      <w:tr>
+        <w:tc>
+          <w:tcPr>
+            <w:tcW w:type="dxa" w:w="3500"/>
+            <w:tcBorders>
+              <w:top w:val="single" w:color="CCCCCC" w:sz="4"/>
+              <w:left w:val="single" w:color="CCCCCC" w:sz="4"/>
+              <w:bottom w:val="single" w:color="CCCCCC" w:sz="4"/>
+              <w:right w:val="single" w:color="CCCCCC" w:sz="4"/>
+            </w:tcBorders>
+            <w:shd w:fill="F8F9FA" w:val="clear"/>
+            <w:tcMar>
+              <w:top w:type="dxa" w:w="100"/>
+              <w:left w:type="dxa" w:w="140"/>
+              <w:bottom w:type="dxa" w:w="100"/>
+              <w:right w:type="dxa" w:w="140"/>
+            </w:tcMar>
+          </w:tcPr>
+          <w:p>
+            <w:r>
+              <w:rPr>
+                <w:sz w:val="20"/>
+                <w:szCs w:val="20"/>
+              </w:rPr>
+              <w:t xml:space="preserve">Sisipan baris</w:t>
+            </w:r>
+          </w:p>
+        </w:tc>
+        <w:tc>
+          <w:tcPr>
+            <w:tcW w:type="dxa" w:w="5526"/>
+            <w:tcBorders>
+              <w:top w:val="single" w:color="CCCCCC" w:sz="4"/>
+              <w:left w:val="single" w:color="CCCCCC" w:sz="4"/>
+              <w:bottom w:val="single" w:color="CCCCCC" w:sz="4"/>
+              <w:right w:val="single" w:color="CCCCCC" w:sz="4"/>
+            </w:tcBorders>
+            <w:shd w:fill="F8F9FA" w:val="clear"/>
+            <w:tcMar>
+              <w:top w:type="dxa" w:w="100"/>
+              <w:left w:type="dxa" w:w="140"/>
+              <w:bottom w:type="dxa" w:w="100"/>
+              <w:right w:type="dxa" w:w="140"/>
+            </w:tcMar>
+          </w:tcPr>
+          <w:p>
+            <w:r>
+              <w:rPr>
+                <w:sz w:val="20"/>
+                <w:szCs w:val="20"/>
+              </w:rPr>
+              <w:t xml:space="preserve">519</w:t>
+            </w:r>
+          </w:p>
+        </w:tc>
+      </w:tr>
+      <w:tr>
+        <w:tc>
+          <w:tcPr>
+            <w:tcW w:type="dxa" w:w="3500"/>
+            <w:tcBorders>
+              <w:top w:val="single" w:color="CCCCCC" w:sz="4"/>
+              <w:left w:val="single" w:color="CCCCCC" w:sz="4"/>
+              <w:bottom w:val="single" w:color="CCCCCC" w:sz="4"/>
+              <w:right w:val="single" w:color="CCCCCC" w:sz="4"/>
+            </w:tcBorders>
+            <w:tcMar>
+              <w:top w:type="dxa" w:w="100"/>
+              <w:left w:type="dxa" w:w="140"/>
+              <w:bottom w:type="dxa" w:w="100"/>
+              <w:right w:type="dxa" w:w="140"/>
+            </w:tcMar>
+          </w:tcPr>
+          <w:p>
+            <w:r>
+              <w:rPr>
+                <w:sz w:val="20"/>
+                <w:szCs w:val="20"/>
+              </w:rPr>
+              <w:t xml:space="preserve">Penghapusan baris</w:t>
+            </w:r>
+          </w:p>
+        </w:tc>
+        <w:tc>
+          <w:tcPr>
+            <w:tcW w:type="dxa" w:w="5526"/>
+            <w:tcBorders>
+              <w:top w:val="single" w:color="CCCCCC" w:sz="4"/>
+              <w:left w:val="single" w:color="CCCCCC" w:sz="4"/>
+              <w:bottom w:val="single" w:color="CCCCCC" w:sz="4"/>
+              <w:right w:val="single" w:color="CCCCCC" w:sz="4"/>
+            </w:tcBorders>
+            <w:tcMar>
+              <w:top w:type="dxa" w:w="100"/>
+              <w:left w:type="dxa" w:w="140"/>
+              <w:bottom w:type="dxa" w:w="100"/>
+              <w:right w:type="dxa" w:w="140"/>
+            </w:tcMar>
+          </w:tcPr>
+          <w:p>
+            <w:r>
+              <w:rPr>
+                <w:sz w:val="20"/>
+                <w:szCs w:val="20"/>
+              </w:rPr>
+              <w:t xml:space="preserve">771</w:t>
+            </w:r>
+          </w:p>
+        </w:tc>
+      </w:tr>
+      <w:tr>
+        <w:tc>
+          <w:tcPr>
+            <w:tcW w:type="dxa" w:w="3500"/>
+            <w:tcBorders>
+              <w:top w:val="single" w:color="CCCCCC" w:sz="4"/>
+              <w:left w:val="single" w:color="CCCCCC" w:sz="4"/>
+              <w:bottom w:val="single" w:color="CCCCCC" w:sz="4"/>
+              <w:right w:val="single" w:color="CCCCCC" w:sz="4"/>
+            </w:tcBorders>
+            <w:shd w:fill="F8F9FA" w:val="clear"/>
+            <w:tcMar>
+              <w:top w:type="dxa" w:w="100"/>
+              <w:left w:type="dxa" w:w="140"/>
+              <w:bottom w:type="dxa" w:w="100"/>
+              <w:right w:type="dxa" w:w="140"/>
+            </w:tcMar>
+          </w:tcPr>
+          <w:p>
+            <w:r>
+              <w:rPr>
+                <w:sz w:val="20"/>
+                <w:szCs w:val="20"/>
+              </w:rPr>
+              <w:t xml:space="preserve">Net change</w:t>
+            </w:r>
+          </w:p>
+        </w:tc>
+        <w:tc>
+          <w:tcPr>
+            <w:tcW w:type="dxa" w:w="5526"/>
+            <w:tcBorders>
+              <w:top w:val="single" w:color="CCCCCC" w:sz="4"/>
+              <w:left w:val="single" w:color="CCCCCC" w:sz="4"/>
+              <w:bottom w:val="single" w:color="CCCCCC" w:sz="4"/>
+              <w:right w:val="single" w:color="CCCCCC" w:sz="4"/>
+            </w:tcBorders>
+            <w:shd w:fill="F8F9FA" w:val="clear"/>
+            <w:tcMar>
+              <w:top w:type="dxa" w:w="100"/>
+              <w:left w:type="dxa" w:w="140"/>
+              <w:bottom w:type="dxa" w:w="100"/>
+              <w:right w:type="dxa" w:w="140"/>
+            </w:tcMar>
+          </w:tcPr>
+          <w:p>
+            <w:r>
+              <w:rPr>
+                <w:sz w:val="20"/>
+                <w:szCs w:val="20"/>
+              </w:rPr>
+              <w:t xml:space="preserve">-252 baris (lebih ramping)</w:t>
+            </w:r>
+          </w:p>
+        </w:tc>
+      </w:tr>
+      <w:tr>
+        <w:tc>
+          <w:tcPr>
+            <w:tcW w:type="dxa" w:w="3500"/>
+            <w:tcBorders>
+              <w:top w:val="single" w:color="CCCCCC" w:sz="4"/>
+              <w:left w:val="single" w:color="CCCCCC" w:sz="4"/>
+              <w:bottom w:val="single" w:color="CCCCCC" w:sz="4"/>
+              <w:right w:val="single" w:color="CCCCCC" w:sz="4"/>
+            </w:tcBorders>
+            <w:shd w:fill="1F4E79" w:val="clear"/>
             <w:tcMar>
               <w:top w:type="dxa" w:w="100"/>
               <w:left w:type="dxa" w:w="140"/>
@@ -2106,51 +4838,24 @@
               <w:rPr>
                 <w:b/>
                 <w:bCs/>
-                <w:sz w:val="20"/>
-                <w:szCs w:val="20"/>
-              </w:rPr>
-              <w:t xml:space="preserve">Durasi build GitHub Pages</w:t>
-            </w:r>
-          </w:p>
-        </w:tc>
-        <w:tc>
-          <w:tcPr>
-            <w:tcW w:type="dxa" w:w="4680"/>
-            <w:tcBorders>
-              <w:top w:val="single" w:color="CCCCCC" w:sz="4"/>
-              <w:left w:val="single" w:color="CCCCCC" w:sz="4"/>
-              <w:bottom w:val="single" w:color="CCCCCC" w:sz="4"/>
-              <w:right w:val="single" w:color="CCCCCC" w:sz="4"/>
-            </w:tcBorders>
-            <w:tcMar>
-              <w:top w:type="dxa" w:w="100"/>
-              <w:left w:type="dxa" w:w="140"/>
-              <w:bottom w:type="dxa" w:w="100"/>
-              <w:right w:type="dxa" w:w="140"/>
-            </w:tcMar>
-          </w:tcPr>
-          <w:p>
-            <w:r>
-              <w:rPr>
-                <w:sz w:val="20"/>
-                <w:szCs w:val="20"/>
-              </w:rPr>
-              <w:t xml:space="preserve">50 detik</w:t>
-            </w:r>
-          </w:p>
-        </w:tc>
-      </w:tr>
-      <w:tr>
-        <w:tc>
-          <w:tcPr>
-            <w:tcW w:type="dxa" w:w="4680"/>
-            <w:tcBorders>
-              <w:top w:val="single" w:color="CCCCCC" w:sz="4"/>
-              <w:left w:val="single" w:color="CCCCCC" w:sz="4"/>
-              <w:bottom w:val="single" w:color="CCCCCC" w:sz="4"/>
-              <w:right w:val="single" w:color="CCCCCC" w:sz="4"/>
-            </w:tcBorders>
-            <w:shd w:fill="D9E2F3" w:val="clear"/>
+                <w:color w:val="FFFFFF"/>
+                <w:sz w:val="20"/>
+                <w:szCs w:val="20"/>
+              </w:rPr>
+              <w:t xml:space="preserve">Total v1.0 → v1.2</w:t>
+            </w:r>
+          </w:p>
+        </w:tc>
+        <w:tc>
+          <w:tcPr>
+            <w:tcW w:type="dxa" w:w="5526"/>
+            <w:tcBorders>
+              <w:top w:val="single" w:color="CCCCCC" w:sz="4"/>
+              <w:left w:val="single" w:color="CCCCCC" w:sz="4"/>
+              <w:bottom w:val="single" w:color="CCCCCC" w:sz="4"/>
+              <w:right w:val="single" w:color="CCCCCC" w:sz="4"/>
+            </w:tcBorders>
+            <w:shd w:fill="1F4E79" w:val="clear"/>
             <w:tcMar>
               <w:top w:type="dxa" w:w="100"/>
               <w:left w:type="dxa" w:w="140"/>
@@ -2163,36 +4868,305 @@
               <w:rPr>
                 <w:b/>
                 <w:bCs/>
-                <w:sz w:val="20"/>
-                <w:szCs w:val="20"/>
-              </w:rPr>
-              <w:t xml:space="preserve">Verifikasi URL HTTP</w:t>
-            </w:r>
-          </w:p>
-        </w:tc>
-        <w:tc>
-          <w:tcPr>
-            <w:tcW w:type="dxa" w:w="4680"/>
-            <w:tcBorders>
-              <w:top w:val="single" w:color="CCCCCC" w:sz="4"/>
-              <w:left w:val="single" w:color="CCCCCC" w:sz="4"/>
-              <w:bottom w:val="single" w:color="CCCCCC" w:sz="4"/>
-              <w:right w:val="single" w:color="CCCCCC" w:sz="4"/>
-            </w:tcBorders>
-            <w:tcMar>
-              <w:top w:type="dxa" w:w="100"/>
-              <w:left w:type="dxa" w:w="140"/>
-              <w:bottom w:type="dxa" w:w="100"/>
-              <w:right w:type="dxa" w:w="140"/>
-            </w:tcMar>
-          </w:tcPr>
-          <w:p>
-            <w:r>
-              <w:rPr>
-                <w:sz w:val="20"/>
-                <w:szCs w:val="20"/>
-              </w:rPr>
-              <w:t xml:space="preserve">Semua endpoint utama HTTP 200</w:t>
+                <w:color w:val="FFFFFF"/>
+                <w:sz w:val="20"/>
+                <w:szCs w:val="20"/>
+              </w:rPr>
+              <w:t xml:space="preserve">Statistik Akhir</w:t>
+            </w:r>
+          </w:p>
+        </w:tc>
+      </w:tr>
+      <w:tr>
+        <w:tc>
+          <w:tcPr>
+            <w:tcW w:type="dxa" w:w="3500"/>
+            <w:tcBorders>
+              <w:top w:val="single" w:color="CCCCCC" w:sz="4"/>
+              <w:left w:val="single" w:color="CCCCCC" w:sz="4"/>
+              <w:bottom w:val="single" w:color="CCCCCC" w:sz="4"/>
+              <w:right w:val="single" w:color="CCCCCC" w:sz="4"/>
+            </w:tcBorders>
+            <w:tcMar>
+              <w:top w:type="dxa" w:w="100"/>
+              <w:left w:type="dxa" w:w="140"/>
+              <w:bottom w:type="dxa" w:w="100"/>
+              <w:right w:type="dxa" w:w="140"/>
+            </w:tcMar>
+          </w:tcPr>
+          <w:p>
+            <w:r>
+              <w:rPr>
+                <w:b/>
+                <w:bCs/>
+                <w:sz w:val="20"/>
+                <w:szCs w:val="20"/>
+              </w:rPr>
+              <w:t xml:space="preserve">File berubah</w:t>
+            </w:r>
+          </w:p>
+        </w:tc>
+        <w:tc>
+          <w:tcPr>
+            <w:tcW w:type="dxa" w:w="5526"/>
+            <w:tcBorders>
+              <w:top w:val="single" w:color="CCCCCC" w:sz="4"/>
+              <w:left w:val="single" w:color="CCCCCC" w:sz="4"/>
+              <w:bottom w:val="single" w:color="CCCCCC" w:sz="4"/>
+              <w:right w:val="single" w:color="CCCCCC" w:sz="4"/>
+            </w:tcBorders>
+            <w:tcMar>
+              <w:top w:type="dxa" w:w="100"/>
+              <w:left w:type="dxa" w:w="140"/>
+              <w:bottom w:type="dxa" w:w="100"/>
+              <w:right w:type="dxa" w:w="140"/>
+            </w:tcMar>
+          </w:tcPr>
+          <w:p>
+            <w:r>
+              <w:rPr>
+                <w:b/>
+                <w:bCs/>
+                <w:sz w:val="20"/>
+                <w:szCs w:val="20"/>
+              </w:rPr>
+              <w:t xml:space="preserve">12 dari 13 markdown (semua kecuali 09 CLI Reference)</w:t>
+            </w:r>
+          </w:p>
+        </w:tc>
+      </w:tr>
+      <w:tr>
+        <w:tc>
+          <w:tcPr>
+            <w:tcW w:type="dxa" w:w="3500"/>
+            <w:tcBorders>
+              <w:top w:val="single" w:color="CCCCCC" w:sz="4"/>
+              <w:left w:val="single" w:color="CCCCCC" w:sz="4"/>
+              <w:bottom w:val="single" w:color="CCCCCC" w:sz="4"/>
+              <w:right w:val="single" w:color="CCCCCC" w:sz="4"/>
+            </w:tcBorders>
+            <w:shd w:fill="F8F9FA" w:val="clear"/>
+            <w:tcMar>
+              <w:top w:type="dxa" w:w="100"/>
+              <w:left w:type="dxa" w:w="140"/>
+              <w:bottom w:type="dxa" w:w="100"/>
+              <w:right w:type="dxa" w:w="140"/>
+            </w:tcMar>
+          </w:tcPr>
+          <w:p>
+            <w:r>
+              <w:rPr>
+                <w:b/>
+                <w:bCs/>
+                <w:sz w:val="20"/>
+                <w:szCs w:val="20"/>
+              </w:rPr>
+              <w:t xml:space="preserve">Total sisipan</w:t>
+            </w:r>
+          </w:p>
+        </w:tc>
+        <w:tc>
+          <w:tcPr>
+            <w:tcW w:type="dxa" w:w="5526"/>
+            <w:tcBorders>
+              <w:top w:val="single" w:color="CCCCCC" w:sz="4"/>
+              <w:left w:val="single" w:color="CCCCCC" w:sz="4"/>
+              <w:bottom w:val="single" w:color="CCCCCC" w:sz="4"/>
+              <w:right w:val="single" w:color="CCCCCC" w:sz="4"/>
+            </w:tcBorders>
+            <w:shd w:fill="F8F9FA" w:val="clear"/>
+            <w:tcMar>
+              <w:top w:type="dxa" w:w="100"/>
+              <w:left w:type="dxa" w:w="140"/>
+              <w:bottom w:type="dxa" w:w="100"/>
+              <w:right w:type="dxa" w:w="140"/>
+            </w:tcMar>
+          </w:tcPr>
+          <w:p>
+            <w:r>
+              <w:rPr>
+                <w:b/>
+                <w:bCs/>
+                <w:sz w:val="20"/>
+                <w:szCs w:val="20"/>
+              </w:rPr>
+              <w:t xml:space="preserve">3.283 baris</w:t>
+            </w:r>
+          </w:p>
+        </w:tc>
+      </w:tr>
+      <w:tr>
+        <w:tc>
+          <w:tcPr>
+            <w:tcW w:type="dxa" w:w="3500"/>
+            <w:tcBorders>
+              <w:top w:val="single" w:color="CCCCCC" w:sz="4"/>
+              <w:left w:val="single" w:color="CCCCCC" w:sz="4"/>
+              <w:bottom w:val="single" w:color="CCCCCC" w:sz="4"/>
+              <w:right w:val="single" w:color="CCCCCC" w:sz="4"/>
+            </w:tcBorders>
+            <w:tcMar>
+              <w:top w:type="dxa" w:w="100"/>
+              <w:left w:type="dxa" w:w="140"/>
+              <w:bottom w:type="dxa" w:w="100"/>
+              <w:right w:type="dxa" w:w="140"/>
+            </w:tcMar>
+          </w:tcPr>
+          <w:p>
+            <w:r>
+              <w:rPr>
+                <w:b/>
+                <w:bCs/>
+                <w:sz w:val="20"/>
+                <w:szCs w:val="20"/>
+              </w:rPr>
+              <w:t xml:space="preserve">Total penghapusan</w:t>
+            </w:r>
+          </w:p>
+        </w:tc>
+        <w:tc>
+          <w:tcPr>
+            <w:tcW w:type="dxa" w:w="5526"/>
+            <w:tcBorders>
+              <w:top w:val="single" w:color="CCCCCC" w:sz="4"/>
+              <w:left w:val="single" w:color="CCCCCC" w:sz="4"/>
+              <w:bottom w:val="single" w:color="CCCCCC" w:sz="4"/>
+              <w:right w:val="single" w:color="CCCCCC" w:sz="4"/>
+            </w:tcBorders>
+            <w:tcMar>
+              <w:top w:type="dxa" w:w="100"/>
+              <w:left w:type="dxa" w:w="140"/>
+              <w:bottom w:type="dxa" w:w="100"/>
+              <w:right w:type="dxa" w:w="140"/>
+            </w:tcMar>
+          </w:tcPr>
+          <w:p>
+            <w:r>
+              <w:rPr>
+                <w:b/>
+                <w:bCs/>
+                <w:sz w:val="20"/>
+                <w:szCs w:val="20"/>
+              </w:rPr>
+              <w:t xml:space="preserve">3.327 baris</w:t>
+            </w:r>
+          </w:p>
+        </w:tc>
+      </w:tr>
+      <w:tr>
+        <w:tc>
+          <w:tcPr>
+            <w:tcW w:type="dxa" w:w="3500"/>
+            <w:tcBorders>
+              <w:top w:val="single" w:color="CCCCCC" w:sz="4"/>
+              <w:left w:val="single" w:color="CCCCCC" w:sz="4"/>
+              <w:bottom w:val="single" w:color="CCCCCC" w:sz="4"/>
+              <w:right w:val="single" w:color="CCCCCC" w:sz="4"/>
+            </w:tcBorders>
+            <w:shd w:fill="F8F9FA" w:val="clear"/>
+            <w:tcMar>
+              <w:top w:type="dxa" w:w="100"/>
+              <w:left w:type="dxa" w:w="140"/>
+              <w:bottom w:type="dxa" w:w="100"/>
+              <w:right w:type="dxa" w:w="140"/>
+            </w:tcMar>
+          </w:tcPr>
+          <w:p>
+            <w:r>
+              <w:rPr>
+                <w:b/>
+                <w:bCs/>
+                <w:sz w:val="20"/>
+                <w:szCs w:val="20"/>
+              </w:rPr>
+              <w:t xml:space="preserve">Build GitHub Pages terakhir</w:t>
+            </w:r>
+          </w:p>
+        </w:tc>
+        <w:tc>
+          <w:tcPr>
+            <w:tcW w:type="dxa" w:w="5526"/>
+            <w:tcBorders>
+              <w:top w:val="single" w:color="CCCCCC" w:sz="4"/>
+              <w:left w:val="single" w:color="CCCCCC" w:sz="4"/>
+              <w:bottom w:val="single" w:color="CCCCCC" w:sz="4"/>
+              <w:right w:val="single" w:color="CCCCCC" w:sz="4"/>
+            </w:tcBorders>
+            <w:shd w:fill="F8F9FA" w:val="clear"/>
+            <w:tcMar>
+              <w:top w:type="dxa" w:w="100"/>
+              <w:left w:type="dxa" w:w="140"/>
+              <w:bottom w:type="dxa" w:w="100"/>
+              <w:right w:type="dxa" w:w="140"/>
+            </w:tcMar>
+          </w:tcPr>
+          <w:p>
+            <w:r>
+              <w:rPr>
+                <w:b/>
+                <w:bCs/>
+                <w:sz w:val="20"/>
+                <w:szCs w:val="20"/>
+              </w:rPr>
+              <w:t xml:space="preserve">Sukses dalam 45 detik</w:t>
+            </w:r>
+          </w:p>
+        </w:tc>
+      </w:tr>
+      <w:tr>
+        <w:tc>
+          <w:tcPr>
+            <w:tcW w:type="dxa" w:w="3500"/>
+            <w:tcBorders>
+              <w:top w:val="single" w:color="CCCCCC" w:sz="4"/>
+              <w:left w:val="single" w:color="CCCCCC" w:sz="4"/>
+              <w:bottom w:val="single" w:color="CCCCCC" w:sz="4"/>
+              <w:right w:val="single" w:color="CCCCCC" w:sz="4"/>
+            </w:tcBorders>
+            <w:tcMar>
+              <w:top w:type="dxa" w:w="100"/>
+              <w:left w:type="dxa" w:w="140"/>
+              <w:bottom w:type="dxa" w:w="100"/>
+              <w:right w:type="dxa" w:w="140"/>
+            </w:tcMar>
+          </w:tcPr>
+          <w:p>
+            <w:r>
+              <w:rPr>
+                <w:b/>
+                <w:bCs/>
+                <w:sz w:val="20"/>
+                <w:szCs w:val="20"/>
+              </w:rPr>
+              <w:t xml:space="preserve">Verifikasi URL</w:t>
+            </w:r>
+          </w:p>
+        </w:tc>
+        <w:tc>
+          <w:tcPr>
+            <w:tcW w:type="dxa" w:w="5526"/>
+            <w:tcBorders>
+              <w:top w:val="single" w:color="CCCCCC" w:sz="4"/>
+              <w:left w:val="single" w:color="CCCCCC" w:sz="4"/>
+              <w:bottom w:val="single" w:color="CCCCCC" w:sz="4"/>
+              <w:right w:val="single" w:color="CCCCCC" w:sz="4"/>
+            </w:tcBorders>
+            <w:tcMar>
+              <w:top w:type="dxa" w:w="100"/>
+              <w:left w:type="dxa" w:w="140"/>
+              <w:bottom w:type="dxa" w:w="100"/>
+              <w:right w:type="dxa" w:w="140"/>
+            </w:tcMar>
+          </w:tcPr>
+          <w:p>
+            <w:r>
+              <w:rPr>
+                <w:b/>
+                <w:bCs/>
+                <w:sz w:val="20"/>
+                <w:szCs w:val="20"/>
+              </w:rPr>
+              <w:t xml:space="preserve">8 endpoint utama HTTP 200</w:t>
             </w:r>
           </w:p>
         </w:tc>
@@ -2204,7 +5178,7 @@
         <w:spacing w:after="200" w:before="360"/>
       </w:pPr>
       <w:r>
-        <w:t xml:space="preserve">7. Tindak Lanjut</w:t>
+        <w:t xml:space="preserve">8. Komitmen Tidak Ubah Supabase</w:t>
       </w:r>
     </w:p>
     <w:p>
@@ -2212,7 +5186,7 @@
         <w:spacing w:after="120" w:before="0"/>
       </w:pPr>
       <w:r>
-        <w:t xml:space="preserve">Setelah dokumentasi sejajar dengan konteks deployment, langkah berikutnya yang direkomendasikan adalah:</w:t>
+        <w:t xml:space="preserve">Dokumentasi v1.2 yang dipublikasikan memenuhi syarat berikut, sesuai instruksi pemilik produk:</w:t>
       </w:r>
     </w:p>
     <w:p>
@@ -2225,7 +5199,7 @@
         <w:spacing w:after="80"/>
       </w:pPr>
       <w:r>
-        <w:t xml:space="preserve">Tim ops melakukan review schema user_data pada Supabase produksi untuk memastikan kolom wg_config, wg_public_key, wg_last_handshake, dan wg_status sudah tersedia atau ditambahkan via migration.</w:t>
+        <w:t xml:space="preserve">Tidak ada perintah ALTER TABLE pada user_data atau tabel mana pun.</w:t>
       </w:r>
     </w:p>
     <w:p>
@@ -2238,7 +5212,7 @@
         <w:spacing w:after="80"/>
       </w:pPr>
       <w:r>
-        <w:t xml:space="preserve">Tim engineering mulai implementasi project HermesHelperSvc sesuai spesifikasi pada Bab 04, termasuk JsonRpcServer, IOsBackend untuk Windows dan macOS, serta CallerAuthenticator.</w:t>
+        <w:t xml:space="preserve">Tidak ada CREATE TABLE atau pembuatan tabel baru (sase_peer, sase_audit_log, dst.).</w:t>
       </w:r>
     </w:p>
     <w:p>
@@ -2251,7 +5225,7 @@
         <w:spacing w:after="80"/>
       </w:pPr>
       <w:r>
-        <w:t xml:space="preserve">Tim backend memastikan trigger protect_wg_config aktif pada tabel user_data sehingga klien tidak dapat memodifikasi konfigurasi yang dikelola administrator.</w:t>
+        <w:t xml:space="preserve">Tidak ada CREATE POLICY atau DROP POLICY. Policy 'Allow all usage' yang sudah ada tetap dipakai apa adanya.</w:t>
       </w:r>
     </w:p>
     <w:p>
@@ -2264,7 +5238,7 @@
         <w:spacing w:after="80"/>
       </w:pPr>
       <w:r>
-        <w:t xml:space="preserve">Tim DevOps menyiapkan signing certificate (Authenticode untuk Windows, Apple Developer ID untuk macOS) sebelum distribusi Helper Service ke pengguna akhir.</w:t>
+        <w:t xml:space="preserve">Tidak ada CREATE TRIGGER atau function PL/pgSQL baru. Disiplin 'client tidak UPDATE configuration' diterapkan di kode klien, bukan di database.</w:t>
       </w:r>
     </w:p>
     <w:p>
@@ -2277,7 +5251,28 @@
         <w:spacing w:after="80"/>
       </w:pPr>
       <w:r>
-        <w:t xml:space="preserve">Setelah implementasi siap, eksekusi Phase 0 dari Rencana Migrasi (Bab 10): audit code SASE existing dan dokumentasi format wg_config aktual yang dipakai produksi.</w:t>
+        <w:t xml:space="preserve">Tidak ada tambahan ekstensi atau secret di sisi Supabase.</w:t>
+      </w:r>
+    </w:p>
+    <w:p>
+      <w:pPr>
+        <w:pStyle w:val="ListParagraph"/>
+        <w:numPr>
+          <w:ilvl w:val="0"/>
+          <w:numId w:val="2"/>
+        </w:numPr>
+        <w:spacing w:after="80"/>
+      </w:pPr>
+      <w:r>
+        <w:t xml:space="preserve">Konsumsi data hanya melalui PostgREST + JWT user, dengan filter otomatis oleh RLS.</w:t>
+      </w:r>
+    </w:p>
+    <w:p>
+      <w:pPr>
+        <w:spacing w:after="120" w:before="0"/>
+      </w:pPr>
+      <w:r>
+        <w:t xml:space="preserve">Implementator yang mengikuti dokumentasi v1.2 tidak akan pernah berinteraksi dengan Supabase admin atau service_role. Cukup pakai endpoint PostgREST publik dengan JWT user yang sudah login.</w:t>
       </w:r>
     </w:p>
     <w:p>
@@ -2286,7 +5281,81 @@
         <w:spacing w:after="200" w:before="360"/>
       </w:pPr>
       <w:r>
-        <w:t xml:space="preserve">8. Penutup</w:t>
+        <w:t xml:space="preserve">9. Tindak Lanjut</w:t>
+      </w:r>
+    </w:p>
+    <w:p>
+      <w:pPr>
+        <w:pStyle w:val="ListParagraph"/>
+        <w:numPr>
+          <w:ilvl w:val="0"/>
+          <w:numId w:val="2"/>
+        </w:numPr>
+        <w:spacing w:after="80"/>
+      </w:pPr>
+      <w:r>
+        <w:t xml:space="preserve">Tim engineering memulai implementasi project HermesHelperSvc dan namespace HermesNetwork.Sase.Helper plus HermesNetwork.Sase.Config sesuai Bab 4 dan Bab 5.</w:t>
+      </w:r>
+    </w:p>
+    <w:p>
+      <w:pPr>
+        <w:pStyle w:val="ListParagraph"/>
+        <w:numPr>
+          <w:ilvl w:val="0"/>
+          <w:numId w:val="2"/>
+        </w:numPr>
+        <w:spacing w:after="80"/>
+      </w:pPr>
+      <w:r>
+        <w:t xml:space="preserve">Tim ops melakukan sign-off bahwa format configuration yang sekarang ada di production akan tetap konsisten. Kalau ada rencana ubah format (mis. JSON), eskalasi sebelum implementasi diteruskan.</w:t>
+      </w:r>
+    </w:p>
+    <w:p>
+      <w:pPr>
+        <w:pStyle w:val="ListParagraph"/>
+        <w:numPr>
+          <w:ilvl w:val="0"/>
+          <w:numId w:val="2"/>
+        </w:numPr>
+        <w:spacing w:after="80"/>
+      </w:pPr>
+      <w:r>
+        <w:t xml:space="preserve">Tim DevOps menyiapkan signing certificate (Authenticode untuk Windows, Apple Developer ID untuk macOS) untuk Helper Service.</w:t>
+      </w:r>
+    </w:p>
+    <w:p>
+      <w:pPr>
+        <w:pStyle w:val="ListParagraph"/>
+        <w:numPr>
+          <w:ilvl w:val="0"/>
+          <w:numId w:val="2"/>
+        </w:numPr>
+        <w:spacing w:after="80"/>
+      </w:pPr>
+      <w:r>
+        <w:t xml:space="preserve">Phase 0 (Audit) dapat segera dijalankan: pemetaan call site IPC SASE existing ke verb HelperServiceClient yang baru.</w:t>
+      </w:r>
+    </w:p>
+    <w:p>
+      <w:pPr>
+        <w:pStyle w:val="ListParagraph"/>
+        <w:numPr>
+          <w:ilvl w:val="0"/>
+          <w:numId w:val="2"/>
+        </w:numPr>
+        <w:spacing w:after="80"/>
+      </w:pPr>
+      <w:r>
+        <w:t xml:space="preserve">Setelah Phase 0 selesai, Phase 1 (Helper Service) bisa berjalan paralel dengan Phase 2 (client side) selama dua minggu pertama.</w:t>
+      </w:r>
+    </w:p>
+    <w:p>
+      <w:pPr>
+        <w:pStyle w:val="Heading1"/>
+        <w:spacing w:after="200" w:before="360"/>
+      </w:pPr>
+      <w:r>
+        <w:t xml:space="preserve">10. Penutup</w:t>
       </w:r>
     </w:p>
     <w:p>
@@ -2294,7 +5363,7 @@
         <w:spacing w:after="120" w:before="0"/>
       </w:pPr>
       <w:r>
-        <w:t xml:space="preserve">Tiga koreksi kontekstual dari tim Hermes Network telah diintegrasikan secara menyeluruh ke dalam dokumentasi refactor SASE. Versi v1.1 dokumentasi sekarang merefleksikan realita deployment: Supabase self-hosted tanpa Edge Function, aplikasi UI yang berjalan tanpa privilege administrator, dan konfigurasi WireGuard per-pengguna yang sudah tersimpan di user_data.</w:t>
+        <w:t xml:space="preserve">Trajectory revisi dokumentasi SASE menunjukkan nilai dari iterasi berbasis feedback: dokumen yang awalnya mengusulkan migrasi schema penuh diubah menjadi dokumen yang sama sekali tidak menyentuh database. Ini hanya mungkin karena tim Hermes Network konsisten memberikan koreksi kontekstual yang spesifik dan permintaan validasi yang konkrit.</w:t>
       </w:r>
     </w:p>
     <w:p>
@@ -2302,7 +5371,7 @@
         <w:spacing w:after="120" w:before="0"/>
       </w:pPr>
       <w:r>
-        <w:t xml:space="preserve">Pendekatan tiga-lapis tetap dipertahankan, hanya komponen-komponen di tiap lapis yang disesuaikan. Implementator dapat membaca dokumentasi secara berurutan dari Bab 1 hingga Bab 12, atau langsung ke bab teknis (Bab 4 untuk Helper, Bab 5 untuk Config Service, Bab 6 untuk orchestrator) untuk panduan implementasi yang lebih spesifik.</w:t>
+        <w:t xml:space="preserve">Dokumentasi v1.2 yang sekarang live di https://ardika.github.io/hermes-sase-docs/ adalah artefak yang siap dipakai. Tidak ada tindakan operasional yang dibebankan ke ops Supabase. Implementasi client dapat berjalan sebagai fitur tertutup yang hanya membaca data yang sudah ada.</w:t>
       </w:r>
     </w:p>
     <w:p>
@@ -2310,7 +5379,7 @@
         <w:spacing w:after="120" w:before="0"/>
       </w:pPr>
       <w:r>
-        <w:t xml:space="preserve">Untuk pertanyaan atau masukan tambahan, lihat Bab 12 (FAQ) atau hubungi tim engineering melalui kanal Slack #engineering pada repositori Hermes-Network-Inc/HermesNetwork360Guard.</w:t>
+        <w:t xml:space="preserve">Untuk pertanyaan teknis lanjutan, lihat Bab 12 (FAQ) di site dokumentasi atau hubungi tim engineering melalui kanal komunikasi internal Hermes Network Inc.</w:t>
       </w:r>
     </w:p>
     <w:p>
@@ -2477,7 +5546,7 @@
         <w:sz w:val="18"/>
         <w:szCs w:val="18"/>
       </w:rPr>
-      <w:t xml:space="preserve">Hermes Network 360 Guard — Ringkasan Perubahan SASE Docs</w:t>
+      <w:t xml:space="preserve">Hermes Network 360 Guard — Ringkasan Perubahan Dokumentasi SASE</w:t>
     </w:r>
   </w:p>
 </w:hdr>
